--- a/courts/sixth-circuit/tennessee/federal/middle-district/motion-brief/usage/OUTPUT-motion-brief.docx
+++ b/courts/sixth-circuit/tennessee/federal/middle-district/motion-brief/usage/OUTPUT-motion-brief.docx
@@ -4,7 +4,9 @@
   <w:body>
     <w:p>
       <w:pPr>
-        <w:pStyle w:val="Centered"/>
+        <w:spacing w:before="0" w:after="0" w:line="276" w:lineRule="exact"/>
+        <w:ind w:left="0" w:firstLine="0"/>
+        <w:jc w:val="center"/>
       </w:pPr>
       <w:r>
         <w:t xml:space="preserve">IN THE UNITED STATES DISTRICT COURT</w:t>
@@ -12,7 +14,9 @@
     </w:p>
     <w:p>
       <w:pPr>
-        <w:pStyle w:val="Centered"/>
+        <w:spacing w:before="0" w:after="0" w:line="276" w:lineRule="exact"/>
+        <w:ind w:left="0" w:firstLine="0"/>
+        <w:jc w:val="center"/>
       </w:pPr>
       <w:r>
         <w:t xml:space="preserve">FOR THE MIDDLE DISTRICT OF TENNESSEE</w:t>
@@ -20,21 +24,23 @@
     </w:p>
     <w:p>
       <w:pPr>
-        <w:pStyle w:val="Centered"/>
-      </w:pPr>
-      <w:r>
-        <w:t xml:space="preserve">NASHVILLE DIVISION</w:t>
-      </w:r>
-    </w:p>
-    <w:p>
-      <w:pPr>
-        <w:pStyle w:val="GapDouble"/>
-      </w:pPr>
+        <w:spacing w:before="0" w:after="552" w:line="276" w:lineRule="exact"/>
+        <w:ind w:left="0" w:firstLine="0"/>
+        <w:jc w:val="center"/>
+      </w:pPr>
+      <w:r>
+        <w:t xml:space="preserve">NASHVILLE</w:t>
+      </w:r>
+      <w:r>
+        <w:t xml:space="preserve"> </w:t>
+      </w:r>
+      <w:r>
+        <w:t xml:space="preserve">DIVISION</w:t>
+      </w:r>
     </w:p>
     <w:tbl>
       <w:tblPr>
         <w:tblW w:w="9360" w:type="dxa"/>
-        <w:tblLayout w:type="fixed"/>
         <w:tblBorders>
           <w:top w:val="nil"/>
           <w:left w:val="nil"/>
@@ -43,11 +49,14 @@
           <w:insideH w:val="nil"/>
           <w:insideV w:val="nil"/>
         </w:tblBorders>
+        <w:tblLayout w:type="fixed"/>
         <w:tblCellMar>
+          <w:top w:w="0" w:type="dxa"/>
           <w:left w:w="0" w:type="dxa"/>
+          <w:bottom w:w="0" w:type="dxa"/>
           <w:right w:w="0" w:type="dxa"/>
         </w:tblCellMar>
-        <w:tblLook w:val="0000"/>
+        <w:tblLook w:val="0000" w:firstRow="0" w:lastRow="0" w:firstColumn="0" w:lastColumn="0" w:noHBand="0" w:noVBand="0"/>
       </w:tblPr>
       <w:tblGrid>
         <w:gridCol w:w="4752"/>
@@ -64,10 +73,48 @@
           </w:tcPr>
           <w:p>
             <w:pPr>
-              <w:pStyle w:val="Single"/>
+              <w:spacing w:before="0" w:after="0" w:line="276" w:lineRule="exact"/>
+              <w:ind w:left="0" w:firstLine="0"/>
+              <w:jc w:val="left"/>
             </w:pPr>
             <w:r>
-              <w:t xml:space="preserve">VERIS HOME TECHNOLOGY LLC d/b/a AXISS Audio,</w:t>
+              <w:t xml:space="preserve">VERIS</w:t>
+            </w:r>
+            <w:r>
+              <w:t xml:space="preserve"> </w:t>
+            </w:r>
+            <w:r>
+              <w:t xml:space="preserve">HOME</w:t>
+            </w:r>
+            <w:r>
+              <w:t xml:space="preserve"> </w:t>
+            </w:r>
+            <w:r>
+              <w:t xml:space="preserve">TECHNOLOGY</w:t>
+            </w:r>
+            <w:r>
+              <w:t xml:space="preserve"> </w:t>
+            </w:r>
+            <w:r>
+              <w:t xml:space="preserve">LLC</w:t>
+            </w:r>
+            <w:r>
+              <w:t xml:space="preserve"> </w:t>
+            </w:r>
+            <w:r>
+              <w:t xml:space="preserve">d/​​b/​​a</w:t>
+            </w:r>
+            <w:r>
+              <w:t xml:space="preserve"> </w:t>
+            </w:r>
+            <w:r>
+              <w:t xml:space="preserve">AXISS</w:t>
+            </w:r>
+            <w:r>
+              <w:t xml:space="preserve"> </w:t>
+            </w:r>
+            <w:r>
+              <w:t xml:space="preserve">Audio,</w:t>
             </w:r>
           </w:p>
         </w:tc>
@@ -77,14 +124,20 @@
           </w:tcPr>
           <w:p>
             <w:pPr>
-              <w:pStyle w:val="Single"/>
+              <w:spacing w:before="0" w:after="0" w:line="276" w:lineRule="exact"/>
+              <w:ind w:left="0" w:firstLine="0"/>
+              <w:jc w:val="left"/>
             </w:pPr>
             <w:r>
               <w:t xml:space="preserve">)</w:t>
             </w:r>
-            <w:r>
-              <w:br/>
-            </w:r>
+          </w:p>
+          <w:p>
+            <w:pPr>
+              <w:spacing w:before="0" w:after="0" w:line="276" w:lineRule="exact"/>
+              <w:ind w:left="0" w:firstLine="0"/>
+              <w:jc w:val="left"/>
+            </w:pPr>
             <w:r>
               <w:t xml:space="preserve">)</w:t>
             </w:r>
@@ -93,92 +146,12 @@
         <w:tc>
           <w:tcPr>
             <w:tcW w:w="4176" w:type="dxa"/>
-            <w:vMerge w:val="restart"/>
-            <w:vAlign w:val="center"/>
           </w:tcPr>
           <w:p>
             <w:pPr>
-              <w:pStyle w:val="Single"/>
-            </w:pPr>
-            <w:r>
-              <w:t xml:space="preserve">Case No. 3:26-cv-00918</w:t>
-            </w:r>
-          </w:p>
-          <w:p>
-            <w:pPr>
-              <w:pStyle w:val="Single"/>
-            </w:pPr>
-          </w:p>
-          <w:p>
-            <w:pPr>
-              <w:pStyle w:val="Single"/>
-            </w:pPr>
-            <w:r>
-              <w:t xml:space="preserve">JURY DEMAND</w:t>
-            </w:r>
-          </w:p>
-          <w:p>
-            <w:pPr>
-              <w:pStyle w:val="Single"/>
-            </w:pPr>
-          </w:p>
-          <w:p>
-            <w:pPr>
-              <w:pStyle w:val="Single"/>
-            </w:pPr>
-            <w:r>
-              <w:t xml:space="preserve">District Judge Waverly D. Crenshaw, Jr.</w:t>
-            </w:r>
-          </w:p>
-          <w:p>
-            <w:pPr>
-              <w:pStyle w:val="Single"/>
-            </w:pPr>
-            <w:r>
-              <w:t xml:space="preserve">Magistrate Judge Luke A. Evans</w:t>
-            </w:r>
-          </w:p>
-        </w:tc>
-      </w:tr>
-      <w:tr>
-        <w:trPr>
-          <w:cantSplit/>
-        </w:trPr>
-        <w:tc>
-          <w:tcPr>
-            <w:tcW w:w="4752" w:type="dxa"/>
-          </w:tcPr>
-          <w:p>
-            <w:pPr>
-              <w:pStyle w:val="Single"/>
-              <w:ind w:left="1440" w:firstLine="0"/>
-            </w:pPr>
-            <w:r>
-              <w:t xml:space="preserve">Plaintiff,</w:t>
-            </w:r>
-          </w:p>
-        </w:tc>
-        <w:tc>
-          <w:tcPr>
-            <w:tcW w:w="432" w:type="dxa"/>
-          </w:tcPr>
-          <w:p>
-            <w:pPr>
-              <w:pStyle w:val="Single"/>
-            </w:pPr>
-            <w:r>
-              <w:t xml:space="preserve">)</w:t>
-            </w:r>
-          </w:p>
-        </w:tc>
-        <w:tc>
-          <w:tcPr>
-            <w:tcW w:w="4176" w:type="dxa"/>
-            <w:vMerge/>
-          </w:tcPr>
-          <w:p>
-            <w:pPr>
-              <w:pStyle w:val="Single"/>
+              <w:spacing w:before="0" w:after="0" w:line="276" w:lineRule="exact"/>
+              <w:ind w:left="0" w:firstLine="0"/>
+              <w:jc w:val="left"/>
             </w:pPr>
           </w:p>
         </w:tc>
@@ -193,7 +166,9 @@
           </w:tcPr>
           <w:p>
             <w:pPr>
-              <w:pStyle w:val="Single"/>
+              <w:spacing w:before="0" w:after="0" w:line="276" w:lineRule="exact"/>
+              <w:ind w:left="0" w:firstLine="0"/>
+              <w:jc w:val="left"/>
             </w:pPr>
           </w:p>
         </w:tc>
@@ -203,7 +178,9 @@
           </w:tcPr>
           <w:p>
             <w:pPr>
-              <w:pStyle w:val="Single"/>
+              <w:spacing w:before="0" w:after="0" w:line="276" w:lineRule="exact"/>
+              <w:ind w:left="0" w:firstLine="0"/>
+              <w:jc w:val="left"/>
             </w:pPr>
             <w:r>
               <w:t xml:space="preserve">)</w:t>
@@ -213,11 +190,12 @@
         <w:tc>
           <w:tcPr>
             <w:tcW w:w="4176" w:type="dxa"/>
-            <w:vMerge/>
           </w:tcPr>
           <w:p>
             <w:pPr>
-              <w:pStyle w:val="Single"/>
+              <w:spacing w:before="0" w:after="0" w:line="276" w:lineRule="exact"/>
+              <w:ind w:left="0" w:firstLine="0"/>
+              <w:jc w:val="left"/>
             </w:pPr>
           </w:p>
         </w:tc>
@@ -232,11 +210,16 @@
           </w:tcPr>
           <w:p>
             <w:pPr>
-              <w:pStyle w:val="Single"/>
-              <w:ind w:left="1440" w:firstLine="0"/>
+              <w:spacing w:before="0" w:after="0" w:line="276" w:lineRule="exact"/>
+              <w:ind w:left="720" w:firstLine="0"/>
+              <w:jc w:val="left"/>
             </w:pPr>
             <w:r>
-              <w:t xml:space="preserve">v.</w:t>
+              <w:rPr>
+                <w:i/>
+                <w:iCs/>
+              </w:rPr>
+              <w:t xml:space="preserve">Plaintiff,</w:t>
             </w:r>
           </w:p>
         </w:tc>
@@ -246,7 +229,9 @@
           </w:tcPr>
           <w:p>
             <w:pPr>
-              <w:pStyle w:val="Single"/>
+              <w:spacing w:before="0" w:after="0" w:line="276" w:lineRule="exact"/>
+              <w:ind w:left="0" w:firstLine="0"/>
+              <w:jc w:val="left"/>
             </w:pPr>
             <w:r>
               <w:t xml:space="preserve">)</w:t>
@@ -256,11 +241,12 @@
         <w:tc>
           <w:tcPr>
             <w:tcW w:w="4176" w:type="dxa"/>
-            <w:vMerge/>
           </w:tcPr>
           <w:p>
             <w:pPr>
-              <w:pStyle w:val="Single"/>
+              <w:spacing w:before="0" w:after="0" w:line="276" w:lineRule="exact"/>
+              <w:ind w:left="0" w:firstLine="0"/>
+              <w:jc w:val="left"/>
             </w:pPr>
           </w:p>
         </w:tc>
@@ -275,7 +261,9 @@
           </w:tcPr>
           <w:p>
             <w:pPr>
-              <w:pStyle w:val="Single"/>
+              <w:spacing w:before="0" w:after="0" w:line="276" w:lineRule="exact"/>
+              <w:ind w:left="0" w:firstLine="0"/>
+              <w:jc w:val="left"/>
             </w:pPr>
           </w:p>
         </w:tc>
@@ -285,7 +273,9 @@
           </w:tcPr>
           <w:p>
             <w:pPr>
-              <w:pStyle w:val="Single"/>
+              <w:spacing w:before="0" w:after="0" w:line="276" w:lineRule="exact"/>
+              <w:ind w:left="0" w:firstLine="0"/>
+              <w:jc w:val="left"/>
             </w:pPr>
             <w:r>
               <w:t xml:space="preserve">)</w:t>
@@ -295,11 +285,12 @@
         <w:tc>
           <w:tcPr>
             <w:tcW w:w="4176" w:type="dxa"/>
-            <w:vMerge/>
           </w:tcPr>
           <w:p>
             <w:pPr>
-              <w:pStyle w:val="Single"/>
+              <w:spacing w:before="0" w:after="0" w:line="276" w:lineRule="exact"/>
+              <w:ind w:left="0" w:firstLine="0"/>
+              <w:jc w:val="left"/>
             </w:pPr>
           </w:p>
         </w:tc>
@@ -314,10 +305,12 @@
           </w:tcPr>
           <w:p>
             <w:pPr>
-              <w:pStyle w:val="Single"/>
+              <w:spacing w:before="0" w:after="0" w:line="276" w:lineRule="exact"/>
+              <w:ind w:left="0" w:firstLine="0"/>
+              <w:jc w:val="left"/>
             </w:pPr>
             <w:r>
-              <w:t xml:space="preserve">MICHAEL BOVAIRD, MICHAEL GEFTEAS, FLORIAN WIEGAND, SUNCOAST AUDIO LLC, LUXURY HI-FI DISTRIBUTION LLC, CLARISYS AUDIO GLOBAL DISTRIBUTION, LLC, and BESPOKE AUDIO SHOP,</w:t>
+              <w:t xml:space="preserve">v.</w:t>
             </w:r>
           </w:p>
         </w:tc>
@@ -327,38 +320,10 @@
           </w:tcPr>
           <w:p>
             <w:pPr>
-              <w:pStyle w:val="Single"/>
+              <w:spacing w:before="0" w:after="0" w:line="276" w:lineRule="exact"/>
+              <w:ind w:left="0" w:firstLine="0"/>
+              <w:jc w:val="left"/>
             </w:pPr>
-            <w:r>
-              <w:t xml:space="preserve">)</w:t>
-            </w:r>
-            <w:r>
-              <w:br/>
-            </w:r>
-            <w:r>
-              <w:t xml:space="preserve">)</w:t>
-            </w:r>
-            <w:r>
-              <w:br/>
-            </w:r>
-            <w:r>
-              <w:t xml:space="preserve">)</w:t>
-            </w:r>
-            <w:r>
-              <w:br/>
-            </w:r>
-            <w:r>
-              <w:t xml:space="preserve">)</w:t>
-            </w:r>
-            <w:r>
-              <w:br/>
-            </w:r>
-            <w:r>
-              <w:t xml:space="preserve">)</w:t>
-            </w:r>
-            <w:r>
-              <w:br/>
-            </w:r>
             <w:r>
               <w:t xml:space="preserve">)</w:t>
             </w:r>
@@ -367,11 +332,61 @@
         <w:tc>
           <w:tcPr>
             <w:tcW w:w="4176" w:type="dxa"/>
-            <w:vMerge/>
           </w:tcPr>
           <w:p>
             <w:pPr>
-              <w:pStyle w:val="Single"/>
+              <w:spacing w:before="0" w:after="0" w:line="276" w:lineRule="exact"/>
+              <w:ind w:left="0" w:firstLine="0"/>
+              <w:jc w:val="left"/>
+            </w:pPr>
+            <w:r>
+              <w:t xml:space="preserve">Case No. 3:26-cv</w:t>
+              <w:noBreakHyphen/>
+              <w:t xml:space="preserve">00918</w:t>
+            </w:r>
+          </w:p>
+        </w:tc>
+      </w:tr>
+      <w:tr>
+        <w:trPr>
+          <w:cantSplit/>
+        </w:trPr>
+        <w:tc>
+          <w:tcPr>
+            <w:tcW w:w="4752" w:type="dxa"/>
+          </w:tcPr>
+          <w:p>
+            <w:pPr>
+              <w:spacing w:before="0" w:after="0" w:line="276" w:lineRule="exact"/>
+              <w:ind w:left="0" w:firstLine="0"/>
+              <w:jc w:val="left"/>
+            </w:pPr>
+          </w:p>
+        </w:tc>
+        <w:tc>
+          <w:tcPr>
+            <w:tcW w:w="432" w:type="dxa"/>
+          </w:tcPr>
+          <w:p>
+            <w:pPr>
+              <w:spacing w:before="0" w:after="0" w:line="276" w:lineRule="exact"/>
+              <w:ind w:left="0" w:firstLine="0"/>
+              <w:jc w:val="left"/>
+            </w:pPr>
+            <w:r>
+              <w:t xml:space="preserve">)</w:t>
+            </w:r>
+          </w:p>
+        </w:tc>
+        <w:tc>
+          <w:tcPr>
+            <w:tcW w:w="4176" w:type="dxa"/>
+          </w:tcPr>
+          <w:p>
+            <w:pPr>
+              <w:spacing w:before="0" w:after="0" w:line="276" w:lineRule="exact"/>
+              <w:ind w:left="0" w:firstLine="0"/>
+              <w:jc w:val="left"/>
             </w:pPr>
           </w:p>
         </w:tc>
@@ -386,11 +401,138 @@
           </w:tcPr>
           <w:p>
             <w:pPr>
-              <w:pStyle w:val="Single"/>
-              <w:ind w:left="1440" w:firstLine="0"/>
+              <w:spacing w:before="0" w:after="0" w:line="276" w:lineRule="exact"/>
+              <w:ind w:left="0" w:firstLine="0"/>
+              <w:jc w:val="left"/>
             </w:pPr>
             <w:r>
-              <w:t xml:space="preserve">Defendants.</w:t>
+              <w:t xml:space="preserve">MICHAEL</w:t>
+            </w:r>
+            <w:r>
+              <w:t xml:space="preserve"> </w:t>
+            </w:r>
+            <w:r>
+              <w:t xml:space="preserve">BOVAIRD,</w:t>
+            </w:r>
+            <w:r>
+              <w:t xml:space="preserve"> </w:t>
+            </w:r>
+            <w:r>
+              <w:t xml:space="preserve">MICHAEL</w:t>
+            </w:r>
+            <w:r>
+              <w:t xml:space="preserve"> </w:t>
+            </w:r>
+            <w:r>
+              <w:t xml:space="preserve">GEFTEAS,</w:t>
+            </w:r>
+            <w:r>
+              <w:t xml:space="preserve"> </w:t>
+            </w:r>
+            <w:r>
+              <w:t xml:space="preserve">FLORIAN</w:t>
+            </w:r>
+            <w:r>
+              <w:t xml:space="preserve"> </w:t>
+            </w:r>
+            <w:r>
+              <w:t xml:space="preserve">WIEGAND,</w:t>
+            </w:r>
+            <w:r>
+              <w:t xml:space="preserve"> </w:t>
+            </w:r>
+            <w:r>
+              <w:t xml:space="preserve">SUNCOAST</w:t>
+            </w:r>
+            <w:r>
+              <w:t xml:space="preserve"> </w:t>
+            </w:r>
+            <w:r>
+              <w:t xml:space="preserve">AUDIO</w:t>
+            </w:r>
+            <w:r>
+              <w:t xml:space="preserve"> </w:t>
+            </w:r>
+            <w:r>
+              <w:t xml:space="preserve">LLC,</w:t>
+            </w:r>
+            <w:r>
+              <w:t xml:space="preserve"> </w:t>
+            </w:r>
+            <w:r>
+              <w:t xml:space="preserve">LUXURY</w:t>
+            </w:r>
+            <w:r>
+              <w:t xml:space="preserve"> </w:t>
+            </w:r>
+            <w:r>
+              <w:t xml:space="preserve">HI-FI</w:t>
+            </w:r>
+            <w:r>
+              <w:t xml:space="preserve"> </w:t>
+            </w:r>
+            <w:r>
+              <w:t xml:space="preserve">DISTRIBUTION</w:t>
+            </w:r>
+            <w:r>
+              <w:t xml:space="preserve"> </w:t>
+            </w:r>
+            <w:r>
+              <w:t xml:space="preserve">LLC,</w:t>
+            </w:r>
+            <w:r>
+              <w:t xml:space="preserve"> </w:t>
+            </w:r>
+            <w:r>
+              <w:t xml:space="preserve">CLARISYS</w:t>
+            </w:r>
+            <w:r>
+              <w:t xml:space="preserve"> </w:t>
+            </w:r>
+            <w:r>
+              <w:t xml:space="preserve">AUDIO</w:t>
+            </w:r>
+            <w:r>
+              <w:t xml:space="preserve"> </w:t>
+            </w:r>
+            <w:r>
+              <w:t xml:space="preserve">GLOBAL</w:t>
+            </w:r>
+            <w:r>
+              <w:t xml:space="preserve"> </w:t>
+            </w:r>
+            <w:r>
+              <w:t xml:space="preserve">DISTRIBUTION,</w:t>
+            </w:r>
+            <w:r>
+              <w:t xml:space="preserve"> </w:t>
+            </w:r>
+            <w:r>
+              <w:t xml:space="preserve">LLC,</w:t>
+            </w:r>
+            <w:r>
+              <w:t xml:space="preserve"> </w:t>
+            </w:r>
+            <w:r>
+              <w:t xml:space="preserve">and</w:t>
+            </w:r>
+            <w:r>
+              <w:t xml:space="preserve"> </w:t>
+            </w:r>
+            <w:r>
+              <w:t xml:space="preserve">BESPOKE</w:t>
+            </w:r>
+            <w:r>
+              <w:t xml:space="preserve"> </w:t>
+            </w:r>
+            <w:r>
+              <w:t xml:space="preserve">AUDIO</w:t>
+            </w:r>
+            <w:r>
+              <w:t xml:space="preserve"> </w:t>
+            </w:r>
+            <w:r>
+              <w:t xml:space="preserve">SHOP,</w:t>
             </w:r>
           </w:p>
         </w:tc>
@@ -400,7 +542,59 @@
           </w:tcPr>
           <w:p>
             <w:pPr>
-              <w:pStyle w:val="Single"/>
+              <w:spacing w:before="0" w:after="0" w:line="276" w:lineRule="exact"/>
+              <w:ind w:left="0" w:firstLine="0"/>
+              <w:jc w:val="left"/>
+            </w:pPr>
+            <w:r>
+              <w:t xml:space="preserve">)</w:t>
+            </w:r>
+          </w:p>
+          <w:p>
+            <w:pPr>
+              <w:spacing w:before="0" w:after="0" w:line="276" w:lineRule="exact"/>
+              <w:ind w:left="0" w:firstLine="0"/>
+              <w:jc w:val="left"/>
+            </w:pPr>
+            <w:r>
+              <w:t xml:space="preserve">)</w:t>
+            </w:r>
+          </w:p>
+          <w:p>
+            <w:pPr>
+              <w:spacing w:before="0" w:after="0" w:line="276" w:lineRule="exact"/>
+              <w:ind w:left="0" w:firstLine="0"/>
+              <w:jc w:val="left"/>
+            </w:pPr>
+            <w:r>
+              <w:t xml:space="preserve">)</w:t>
+            </w:r>
+          </w:p>
+          <w:p>
+            <w:pPr>
+              <w:spacing w:before="0" w:after="0" w:line="276" w:lineRule="exact"/>
+              <w:ind w:left="0" w:firstLine="0"/>
+              <w:jc w:val="left"/>
+            </w:pPr>
+            <w:r>
+              <w:t xml:space="preserve">)</w:t>
+            </w:r>
+          </w:p>
+          <w:p>
+            <w:pPr>
+              <w:spacing w:before="0" w:after="0" w:line="276" w:lineRule="exact"/>
+              <w:ind w:left="0" w:firstLine="0"/>
+              <w:jc w:val="left"/>
+            </w:pPr>
+            <w:r>
+              <w:t xml:space="preserve">)</w:t>
+            </w:r>
+          </w:p>
+          <w:p>
+            <w:pPr>
+              <w:spacing w:before="0" w:after="0" w:line="276" w:lineRule="exact"/>
+              <w:ind w:left="0" w:firstLine="0"/>
+              <w:jc w:val="left"/>
             </w:pPr>
             <w:r>
               <w:t xml:space="preserve">)</w:t>
@@ -410,11 +604,205 @@
         <w:tc>
           <w:tcPr>
             <w:tcW w:w="4176" w:type="dxa"/>
-            <w:vMerge/>
           </w:tcPr>
           <w:p>
             <w:pPr>
-              <w:pStyle w:val="Single"/>
+              <w:spacing w:before="0" w:after="0" w:line="276" w:lineRule="exact"/>
+              <w:ind w:left="0" w:firstLine="0"/>
+              <w:jc w:val="left"/>
+            </w:pPr>
+            <w:r>
+              <w:t xml:space="preserve">JURY DEMAND</w:t>
+            </w:r>
+          </w:p>
+          <w:p>
+            <w:pPr>
+              <w:spacing w:before="0" w:after="0" w:line="276" w:lineRule="exact"/>
+              <w:ind w:left="0" w:firstLine="0"/>
+              <w:jc w:val="left"/>
+            </w:pPr>
+          </w:p>
+          <w:p>
+            <w:pPr>
+              <w:spacing w:before="0" w:after="0" w:line="276" w:lineRule="exact"/>
+              <w:ind w:left="0" w:firstLine="0"/>
+              <w:jc w:val="left"/>
+            </w:pPr>
+            <w:r>
+              <w:t xml:space="preserve">District</w:t>
+            </w:r>
+            <w:r>
+              <w:t xml:space="preserve"> </w:t>
+            </w:r>
+            <w:r>
+              <w:t xml:space="preserve">Judge</w:t>
+            </w:r>
+            <w:r>
+              <w:t xml:space="preserve"> </w:t>
+            </w:r>
+            <w:r>
+              <w:t xml:space="preserve">Waverly</w:t>
+            </w:r>
+            <w:r>
+              <w:t xml:space="preserve"> </w:t>
+            </w:r>
+            <w:r>
+              <w:t xml:space="preserve">D.</w:t>
+            </w:r>
+            <w:r>
+              <w:t xml:space="preserve"> </w:t>
+            </w:r>
+            <w:r>
+              <w:t xml:space="preserve">Crenshaw,</w:t>
+            </w:r>
+            <w:r>
+              <w:t xml:space="preserve"> </w:t>
+            </w:r>
+            <w:r>
+              <w:t xml:space="preserve">Jr.</w:t>
+            </w:r>
+          </w:p>
+          <w:p>
+            <w:pPr>
+              <w:spacing w:before="0" w:after="0" w:line="276" w:lineRule="exact"/>
+              <w:ind w:left="0" w:firstLine="0"/>
+              <w:jc w:val="left"/>
+            </w:pPr>
+            <w:r>
+              <w:t xml:space="preserve">Magistrate</w:t>
+            </w:r>
+            <w:r>
+              <w:t xml:space="preserve"> </w:t>
+            </w:r>
+            <w:r>
+              <w:t xml:space="preserve">Judge</w:t>
+            </w:r>
+            <w:r>
+              <w:t xml:space="preserve"> </w:t>
+            </w:r>
+            <w:r>
+              <w:t xml:space="preserve">Luke</w:t>
+            </w:r>
+            <w:r>
+              <w:t xml:space="preserve"> </w:t>
+            </w:r>
+            <w:r>
+              <w:t xml:space="preserve">A.</w:t>
+            </w:r>
+            <w:r>
+              <w:t xml:space="preserve"> </w:t>
+            </w:r>
+            <w:r>
+              <w:t xml:space="preserve">Evans</w:t>
+            </w:r>
+          </w:p>
+          <w:p>
+            <w:pPr>
+              <w:spacing w:before="0" w:after="0" w:line="276" w:lineRule="exact"/>
+              <w:ind w:left="0" w:firstLine="0"/>
+              <w:jc w:val="left"/>
+            </w:pPr>
+          </w:p>
+          <w:p>
+            <w:pPr>
+              <w:spacing w:before="0" w:after="0" w:line="276" w:lineRule="exact"/>
+              <w:ind w:left="0" w:firstLine="0"/>
+              <w:jc w:val="left"/>
+            </w:pPr>
+          </w:p>
+        </w:tc>
+      </w:tr>
+      <w:tr>
+        <w:trPr>
+          <w:cantSplit/>
+        </w:trPr>
+        <w:tc>
+          <w:tcPr>
+            <w:tcW w:w="4752" w:type="dxa"/>
+          </w:tcPr>
+          <w:p>
+            <w:pPr>
+              <w:spacing w:before="0" w:after="0" w:line="276" w:lineRule="exact"/>
+              <w:ind w:left="0" w:firstLine="0"/>
+              <w:jc w:val="left"/>
+            </w:pPr>
+          </w:p>
+        </w:tc>
+        <w:tc>
+          <w:tcPr>
+            <w:tcW w:w="432" w:type="dxa"/>
+          </w:tcPr>
+          <w:p>
+            <w:pPr>
+              <w:spacing w:before="0" w:after="0" w:line="276" w:lineRule="exact"/>
+              <w:ind w:left="0" w:firstLine="0"/>
+              <w:jc w:val="left"/>
+            </w:pPr>
+            <w:r>
+              <w:t xml:space="preserve">)</w:t>
+            </w:r>
+          </w:p>
+        </w:tc>
+        <w:tc>
+          <w:tcPr>
+            <w:tcW w:w="4176" w:type="dxa"/>
+          </w:tcPr>
+          <w:p>
+            <w:pPr>
+              <w:spacing w:before="0" w:after="0" w:line="276" w:lineRule="exact"/>
+              <w:ind w:left="0" w:firstLine="0"/>
+              <w:jc w:val="left"/>
+            </w:pPr>
+          </w:p>
+        </w:tc>
+      </w:tr>
+      <w:tr>
+        <w:trPr>
+          <w:cantSplit/>
+        </w:trPr>
+        <w:tc>
+          <w:tcPr>
+            <w:tcW w:w="4752" w:type="dxa"/>
+          </w:tcPr>
+          <w:p>
+            <w:pPr>
+              <w:spacing w:before="0" w:after="0" w:line="276" w:lineRule="exact"/>
+              <w:ind w:left="720" w:firstLine="0"/>
+              <w:jc w:val="left"/>
+            </w:pPr>
+            <w:r>
+              <w:rPr>
+                <w:i/>
+                <w:iCs/>
+              </w:rPr>
+              <w:t xml:space="preserve">Defendants.</w:t>
+            </w:r>
+          </w:p>
+        </w:tc>
+        <w:tc>
+          <w:tcPr>
+            <w:tcW w:w="432" w:type="dxa"/>
+          </w:tcPr>
+          <w:p>
+            <w:pPr>
+              <w:spacing w:before="0" w:after="0" w:line="276" w:lineRule="exact"/>
+              <w:ind w:left="0" w:firstLine="0"/>
+              <w:jc w:val="left"/>
+            </w:pPr>
+            <w:r>
+              <w:t xml:space="preserve">)</w:t>
+            </w:r>
+          </w:p>
+        </w:tc>
+        <w:tc>
+          <w:tcPr>
+            <w:tcW w:w="4176" w:type="dxa"/>
+          </w:tcPr>
+          <w:p>
+            <w:pPr>
+              <w:spacing w:before="0" w:after="0" w:line="276" w:lineRule="exact"/>
+              <w:ind w:left="0" w:firstLine="0"/>
+              <w:jc w:val="left"/>
             </w:pPr>
           </w:p>
         </w:tc>
@@ -422,29 +810,513 @@
     </w:tbl>
     <w:p>
       <w:pPr>
-        <w:pStyle w:val="GapDouble"/>
-      </w:pPr>
-    </w:p>
-    <w:p>
-      <w:pPr>
-        <w:pStyle w:val="Centered"/>
-      </w:pPr>
-      <w:r>
-        <w:rPr>
-          <w:b/>
-          <w:bCs/>
-        </w:rPr>
-        <w:t xml:space="preserve">MEMORANDUM OF LAW IN SUPPORT OF DEFENDANT MICHAEL GEFTEAS’ AND BESPOKE AUDIO SHOP’S MOTION TO DISMISS FOR LACK OF SUBJECT-MATTER AND/OR PERSONAL JURISDICTION, OR IMPROPER VENUE, OR, IN THE ALTERNATIVE, FOR FAILURE TO STATE A CLAIM</w:t>
-      </w:r>
-    </w:p>
-    <w:p>
-      <w:pPr>
-        <w:pStyle w:val="Gap"/>
-      </w:pPr>
-    </w:p>
-    <w:p>
-      <w:pPr>
-        <w:pStyle w:val="FirstParagraph"/>
+        <w:keepNext/>
+        <w:keepLines/>
+        <w:spacing w:before="552" w:after="276" w:line="276" w:lineRule="exact"/>
+        <w:ind w:left="0" w:firstLine="0"/>
+        <w:jc w:val="center"/>
+      </w:pPr>
+      <w:r>
+        <w:rPr>
+          <w:b/>
+          <w:bCs/>
+        </w:rPr>
+        <w:t xml:space="preserve">MEMORANDUM</w:t>
+      </w:r>
+      <w:r>
+        <w:rPr>
+          <w:b/>
+          <w:bCs/>
+        </w:rPr>
+        <w:t xml:space="preserve"> </w:t>
+      </w:r>
+      <w:r>
+        <w:rPr>
+          <w:b/>
+          <w:bCs/>
+        </w:rPr>
+        <w:t xml:space="preserve">OF</w:t>
+      </w:r>
+      <w:r>
+        <w:rPr>
+          <w:b/>
+          <w:bCs/>
+        </w:rPr>
+        <w:t xml:space="preserve"> </w:t>
+      </w:r>
+      <w:r>
+        <w:rPr>
+          <w:b/>
+          <w:bCs/>
+        </w:rPr>
+        <w:t xml:space="preserve">LAW</w:t>
+      </w:r>
+      <w:r>
+        <w:rPr>
+          <w:b/>
+          <w:bCs/>
+        </w:rPr>
+        <w:t xml:space="preserve"> </w:t>
+      </w:r>
+      <w:r>
+        <w:rPr>
+          <w:b/>
+          <w:bCs/>
+        </w:rPr>
+        <w:t xml:space="preserve">IN</w:t>
+      </w:r>
+      <w:r>
+        <w:rPr>
+          <w:b/>
+          <w:bCs/>
+        </w:rPr>
+        <w:t xml:space="preserve"> </w:t>
+      </w:r>
+      <w:r>
+        <w:rPr>
+          <w:b/>
+          <w:bCs/>
+        </w:rPr>
+        <w:t xml:space="preserve">SUPPORT</w:t>
+      </w:r>
+      <w:r>
+        <w:rPr>
+          <w:b/>
+          <w:bCs/>
+        </w:rPr>
+        <w:t xml:space="preserve"> </w:t>
+      </w:r>
+      <w:r>
+        <w:rPr>
+          <w:b/>
+          <w:bCs/>
+        </w:rPr>
+        <w:t xml:space="preserve">OF</w:t>
+      </w:r>
+      <w:r>
+        <w:rPr>
+          <w:b/>
+          <w:bCs/>
+        </w:rPr>
+        <w:t xml:space="preserve"> </w:t>
+      </w:r>
+      <w:r>
+        <w:rPr>
+          <w:b/>
+          <w:bCs/>
+        </w:rPr>
+        <w:t xml:space="preserve">DEFENDANT</w:t>
+      </w:r>
+      <w:r>
+        <w:rPr>
+          <w:b/>
+          <w:bCs/>
+        </w:rPr>
+        <w:t xml:space="preserve"> </w:t>
+      </w:r>
+      <w:r>
+        <w:rPr>
+          <w:b/>
+          <w:bCs/>
+        </w:rPr>
+        <w:t xml:space="preserve">MICHAEL</w:t>
+      </w:r>
+      <w:r>
+        <w:rPr>
+          <w:b/>
+          <w:bCs/>
+        </w:rPr>
+        <w:t xml:space="preserve"> </w:t>
+      </w:r>
+      <w:r>
+        <w:rPr>
+          <w:b/>
+          <w:bCs/>
+        </w:rPr>
+        <w:t xml:space="preserve">GEFTEAS’</w:t>
+      </w:r>
+      <w:r>
+        <w:rPr>
+          <w:b/>
+          <w:bCs/>
+        </w:rPr>
+        <w:t xml:space="preserve"> </w:t>
+      </w:r>
+      <w:r>
+        <w:rPr>
+          <w:b/>
+          <w:bCs/>
+        </w:rPr>
+        <w:t xml:space="preserve">AND</w:t>
+      </w:r>
+      <w:r>
+        <w:rPr>
+          <w:b/>
+          <w:bCs/>
+        </w:rPr>
+        <w:t xml:space="preserve"> </w:t>
+      </w:r>
+      <w:r>
+        <w:rPr>
+          <w:b/>
+          <w:bCs/>
+        </w:rPr>
+        <w:t xml:space="preserve">BESPOKE</w:t>
+      </w:r>
+      <w:r>
+        <w:rPr>
+          <w:b/>
+          <w:bCs/>
+        </w:rPr>
+        <w:t xml:space="preserve"> </w:t>
+      </w:r>
+      <w:r>
+        <w:rPr>
+          <w:b/>
+          <w:bCs/>
+        </w:rPr>
+        <w:t xml:space="preserve">AUDIO</w:t>
+      </w:r>
+      <w:r>
+        <w:rPr>
+          <w:b/>
+          <w:bCs/>
+        </w:rPr>
+        <w:t xml:space="preserve"> </w:t>
+      </w:r>
+      <w:r>
+        <w:rPr>
+          <w:b/>
+          <w:bCs/>
+        </w:rPr>
+        <w:t xml:space="preserve">SHOP’S</w:t>
+      </w:r>
+      <w:r>
+        <w:rPr>
+          <w:b/>
+          <w:bCs/>
+        </w:rPr>
+        <w:t xml:space="preserve"> </w:t>
+      </w:r>
+      <w:r>
+        <w:rPr>
+          <w:b/>
+          <w:bCs/>
+        </w:rPr>
+        <w:t xml:space="preserve">MOTION</w:t>
+      </w:r>
+      <w:r>
+        <w:rPr>
+          <w:b/>
+          <w:bCs/>
+        </w:rPr>
+        <w:t xml:space="preserve"> </w:t>
+      </w:r>
+      <w:r>
+        <w:rPr>
+          <w:b/>
+          <w:bCs/>
+        </w:rPr>
+        <w:t xml:space="preserve">TO</w:t>
+      </w:r>
+      <w:r>
+        <w:rPr>
+          <w:b/>
+          <w:bCs/>
+        </w:rPr>
+        <w:t xml:space="preserve"> </w:t>
+      </w:r>
+      <w:r>
+        <w:rPr>
+          <w:b/>
+          <w:bCs/>
+        </w:rPr>
+        <w:t xml:space="preserve">DISMISS</w:t>
+      </w:r>
+      <w:r>
+        <w:rPr>
+          <w:b/>
+          <w:bCs/>
+        </w:rPr>
+        <w:t xml:space="preserve"> </w:t>
+      </w:r>
+      <w:r>
+        <w:rPr>
+          <w:b/>
+          <w:bCs/>
+        </w:rPr>
+        <w:t xml:space="preserve">FOR</w:t>
+      </w:r>
+      <w:r>
+        <w:rPr>
+          <w:b/>
+          <w:bCs/>
+        </w:rPr>
+        <w:t xml:space="preserve"> </w:t>
+      </w:r>
+      <w:r>
+        <w:rPr>
+          <w:b/>
+          <w:bCs/>
+        </w:rPr>
+        <w:t xml:space="preserve">LACK</w:t>
+      </w:r>
+      <w:r>
+        <w:rPr>
+          <w:b/>
+          <w:bCs/>
+        </w:rPr>
+        <w:t xml:space="preserve"> </w:t>
+      </w:r>
+      <w:r>
+        <w:rPr>
+          <w:b/>
+          <w:bCs/>
+        </w:rPr>
+        <w:t xml:space="preserve">OF</w:t>
+      </w:r>
+      <w:r>
+        <w:rPr>
+          <w:b/>
+          <w:bCs/>
+        </w:rPr>
+        <w:t xml:space="preserve"> </w:t>
+      </w:r>
+      <w:r>
+        <w:rPr>
+          <w:b/>
+          <w:bCs/>
+        </w:rPr>
+        <w:t xml:space="preserve">SUBJECT-MATTER</w:t>
+      </w:r>
+      <w:r>
+        <w:rPr>
+          <w:b/>
+          <w:bCs/>
+        </w:rPr>
+        <w:t xml:space="preserve"> </w:t>
+      </w:r>
+      <w:r>
+        <w:rPr>
+          <w:b/>
+          <w:bCs/>
+        </w:rPr>
+        <w:t xml:space="preserve">AND/​​OR</w:t>
+      </w:r>
+      <w:r>
+        <w:rPr>
+          <w:b/>
+          <w:bCs/>
+        </w:rPr>
+        <w:t xml:space="preserve"> </w:t>
+      </w:r>
+      <w:r>
+        <w:rPr>
+          <w:b/>
+          <w:bCs/>
+        </w:rPr>
+        <w:t xml:space="preserve">PERSONAL</w:t>
+      </w:r>
+      <w:r>
+        <w:rPr>
+          <w:b/>
+          <w:bCs/>
+        </w:rPr>
+        <w:t xml:space="preserve"> </w:t>
+      </w:r>
+      <w:r>
+        <w:rPr>
+          <w:b/>
+          <w:bCs/>
+        </w:rPr>
+        <w:t xml:space="preserve">JURISDICTION,</w:t>
+      </w:r>
+      <w:r>
+        <w:rPr>
+          <w:b/>
+          <w:bCs/>
+        </w:rPr>
+        <w:t xml:space="preserve"> </w:t>
+      </w:r>
+      <w:r>
+        <w:rPr>
+          <w:b/>
+          <w:bCs/>
+        </w:rPr>
+        <w:t xml:space="preserve">OR</w:t>
+      </w:r>
+      <w:r>
+        <w:rPr>
+          <w:b/>
+          <w:bCs/>
+        </w:rPr>
+        <w:t xml:space="preserve"> </w:t>
+      </w:r>
+      <w:r>
+        <w:rPr>
+          <w:b/>
+          <w:bCs/>
+        </w:rPr>
+        <w:t xml:space="preserve">IMPROPER</w:t>
+      </w:r>
+      <w:r>
+        <w:rPr>
+          <w:b/>
+          <w:bCs/>
+        </w:rPr>
+        <w:t xml:space="preserve"> </w:t>
+      </w:r>
+      <w:r>
+        <w:rPr>
+          <w:b/>
+          <w:bCs/>
+        </w:rPr>
+        <w:t xml:space="preserve">VENUE,</w:t>
+      </w:r>
+      <w:r>
+        <w:rPr>
+          <w:b/>
+          <w:bCs/>
+        </w:rPr>
+        <w:t xml:space="preserve"> </w:t>
+      </w:r>
+      <w:r>
+        <w:rPr>
+          <w:b/>
+          <w:bCs/>
+        </w:rPr>
+        <w:t xml:space="preserve">OR,</w:t>
+      </w:r>
+      <w:r>
+        <w:rPr>
+          <w:b/>
+          <w:bCs/>
+        </w:rPr>
+        <w:t xml:space="preserve"> </w:t>
+      </w:r>
+      <w:r>
+        <w:rPr>
+          <w:b/>
+          <w:bCs/>
+        </w:rPr>
+        <w:t xml:space="preserve">IN</w:t>
+      </w:r>
+      <w:r>
+        <w:rPr>
+          <w:b/>
+          <w:bCs/>
+        </w:rPr>
+        <w:t xml:space="preserve"> </w:t>
+      </w:r>
+      <w:r>
+        <w:rPr>
+          <w:b/>
+          <w:bCs/>
+        </w:rPr>
+        <w:t xml:space="preserve">THE</w:t>
+      </w:r>
+      <w:r>
+        <w:rPr>
+          <w:b/>
+          <w:bCs/>
+        </w:rPr>
+        <w:t xml:space="preserve"> </w:t>
+      </w:r>
+      <w:r>
+        <w:rPr>
+          <w:b/>
+          <w:bCs/>
+        </w:rPr>
+        <w:t xml:space="preserve">ALTERNATIVE,</w:t>
+      </w:r>
+      <w:r>
+        <w:rPr>
+          <w:b/>
+          <w:bCs/>
+        </w:rPr>
+        <w:t xml:space="preserve"> </w:t>
+      </w:r>
+      <w:r>
+        <w:rPr>
+          <w:b/>
+          <w:bCs/>
+        </w:rPr>
+        <w:t xml:space="preserve">FOR</w:t>
+      </w:r>
+      <w:r>
+        <w:rPr>
+          <w:b/>
+          <w:bCs/>
+        </w:rPr>
+        <w:t xml:space="preserve"> </w:t>
+      </w:r>
+      <w:r>
+        <w:rPr>
+          <w:b/>
+          <w:bCs/>
+        </w:rPr>
+        <w:t xml:space="preserve">FAILURE</w:t>
+      </w:r>
+      <w:r>
+        <w:rPr>
+          <w:b/>
+          <w:bCs/>
+        </w:rPr>
+        <w:t xml:space="preserve"> </w:t>
+      </w:r>
+      <w:r>
+        <w:rPr>
+          <w:b/>
+          <w:bCs/>
+        </w:rPr>
+        <w:t xml:space="preserve">TO</w:t>
+      </w:r>
+      <w:r>
+        <w:rPr>
+          <w:b/>
+          <w:bCs/>
+        </w:rPr>
+        <w:t xml:space="preserve"> </w:t>
+      </w:r>
+      <w:r>
+        <w:rPr>
+          <w:b/>
+          <w:bCs/>
+        </w:rPr>
+        <w:t xml:space="preserve">STATE</w:t>
+      </w:r>
+      <w:r>
+        <w:rPr>
+          <w:b/>
+          <w:bCs/>
+        </w:rPr>
+        <w:t xml:space="preserve"> </w:t>
+      </w:r>
+      <w:r>
+        <w:rPr>
+          <w:b/>
+          <w:bCs/>
+        </w:rPr>
+        <w:t xml:space="preserve">A</w:t>
+      </w:r>
+      <w:r>
+        <w:rPr>
+          <w:b/>
+          <w:bCs/>
+        </w:rPr>
+        <w:t xml:space="preserve"> </w:t>
+      </w:r>
+      <w:r>
+        <w:rPr>
+          <w:b/>
+          <w:bCs/>
+        </w:rPr>
+        <w:t xml:space="preserve">CLAIM</w:t>
+      </w:r>
+    </w:p>
+    <w:p>
+      <w:pPr>
+        <w:pStyle w:val="BodyText"/>
       </w:pPr>
       <w:r>
         <w:t xml:space="preserve">Defendants Michael Gefteas and sole proprietorship Bespoke Audio Shop (collectively, “Gefteas”),</w:t>
@@ -453,34 +1325,97 @@
         <w:rPr>
           <w:rStyle w:val="FootnoteReference"/>
         </w:rPr>
-        <w:footnoteReference w:id="109"/>
-      </w:r>
-      <w:r>
-        <w:t xml:space="preserve"> </w:t>
-      </w:r>
-      <w:r>
-        <w:t xml:space="preserve">by and through undersigned counsel, appearing specially to preserve all defenses under Federal Rule of Civil Procedure 12(b), submit this Memorandum of Law in support of Gefteas’ Motion to Dismiss this action for lack of subject-matter jurisdiction and/or personal jurisdiction. In the alternative, if, and only if, the Court concludes that it has jurisdiction, Gefteas moves to dismiss this action for improper venue. In the alternative, if, and only if, this Court determines that Gefteas is not entitled to dismissal or transfer on jurisdictional or venue grounds, and without any waiver of Gefteas’ denial that this judicial district has jurisdiction, Gefteas asks that this Court dismiss the Complaint for failure to state a claim upon which relief can be granted.</w:t>
+        <w:footnoteReference w:id="9"/>
+      </w:r>
+      <w:r>
+        <w:t xml:space="preserve"> </w:t>
+      </w:r>
+      <w:r>
+        <w:t xml:space="preserve">by and through undersigned counsel, appearing specially to preserve all defenses under Federal Rule of Civil Procedure 12(b), submit this Memorandum of Law in support of Gefteas’ Motion to Dismiss this action for lack of subject-matter jurisdiction and/​or personal jurisdiction. In the alternative, if, and only if, the Court concludes that it has jurisdiction, Gefteas moves to dismiss this action for improper venue. In the alternative, if, and only if, this Court determines that Gefteas is not entitled to dismissal or transfer on jurisdictional or venue grounds, and without any waiver of Gefteas’ denial that this judicial district has jurisdiction, Gefteas asks that this Court dismiss the Complaint for failure to state a claim upon which relief can be granted.</w:t>
       </w:r>
       <w:r>
         <w:rPr>
           <w:rStyle w:val="FootnoteReference"/>
         </w:rPr>
-        <w:footnoteReference w:id="110"/>
-      </w:r>
-    </w:p>
-    <w:p>
-      <w:pPr>
-        <w:pStyle w:val="Heading1"/>
-      </w:pPr>
-      <w:bookmarkStart w:id="111" w:name="_3e5e259e13782b554c5e526a13bcb54ac031fa2"/>
-      <w:r>
-        <w:t xml:space="preserve">BRIEF FACTUAL &amp; PROCEDURAL HISTORY</w:t>
-      </w:r>
-      <w:bookmarkEnd w:id="111"/>
-    </w:p>
-    <w:p>
-      <w:pPr>
-        <w:pStyle w:val="FirstParagraph"/>
+        <w:footnoteReference w:id="10"/>
+      </w:r>
+    </w:p>
+    <w:p>
+      <w:pPr>
+        <w:keepNext/>
+        <w:keepLines/>
+        <w:spacing w:before="276" w:after="138" w:line="276" w:lineRule="exact"/>
+        <w:ind w:left="0" w:firstLine="0"/>
+        <w:jc w:val="center"/>
+        <w:outlineLvl w:val="0"/>
+      </w:pPr>
+      <w:r>
+        <w:rPr>
+          <w:b/>
+          <w:bCs/>
+        </w:rPr>
+        <w:t xml:space="preserve">BRIEF</w:t>
+      </w:r>
+      <w:r>
+        <w:rPr>
+          <w:b/>
+          <w:bCs/>
+        </w:rPr>
+        <w:t xml:space="preserve"> </w:t>
+      </w:r>
+      <w:r>
+        <w:rPr>
+          <w:b/>
+          <w:bCs/>
+        </w:rPr>
+        <w:t xml:space="preserve">FACTUAL</w:t>
+      </w:r>
+      <w:r>
+        <w:rPr>
+          <w:b/>
+          <w:bCs/>
+        </w:rPr>
+        <w:t xml:space="preserve"> </w:t>
+      </w:r>
+      <w:r>
+        <w:rPr>
+          <w:b/>
+          <w:bCs/>
+        </w:rPr>
+        <w:t xml:space="preserve">&amp;</w:t>
+      </w:r>
+      <w:r>
+        <w:rPr>
+          <w:b/>
+          <w:bCs/>
+        </w:rPr>
+        <w:t xml:space="preserve"> </w:t>
+      </w:r>
+      <w:r>
+        <w:rPr>
+          <w:b/>
+          <w:bCs/>
+        </w:rPr>
+        <w:t xml:space="preserve">PROCEDURAL</w:t>
+      </w:r>
+      <w:r>
+        <w:rPr>
+          <w:b/>
+          <w:bCs/>
+        </w:rPr>
+        <w:t xml:space="preserve"> </w:t>
+      </w:r>
+      <w:r>
+        <w:rPr>
+          <w:b/>
+          <w:bCs/>
+        </w:rPr>
+        <w:t xml:space="preserve">HISTORY</w:t>
+      </w:r>
+    </w:p>
+    <w:p>
+      <w:pPr>
+        <w:pStyle w:val="BodyText"/>
       </w:pPr>
       <w:r>
         <w:t xml:space="preserve">Gefteas is a hobbyist audiophile who makes social media content about audio equipment and occasionally sells equipment online under the name Bespoke Audio Shop (“Bespoke”).</w:t>
@@ -499,7 +1434,7 @@
         <w:t xml:space="preserve"> </w:t>
       </w:r>
       <w:r>
-        <w:t xml:space="preserve">Doc. No. 1, ¶¶ 26, 84–85. In or around July and August 2025, Gefteas made social media posts opining on a recent dispute between a then-unidentified distributor, dealer, and customer after the customer’s recently purchased imported luxury amplifier failed and allegedly damaged his high-end speakers.</w:t>
+        <w:t xml:space="preserve">Doc. No. 1, ¶¶ 26, 84–85. In or around July and August 2025, Gefteas made social media posts opining on a recent dispute between a then-unidentified distributor, dealer, and customer after the customer’s recently purchased imported luxury amplifier failed and allegedly damaged his high-end speakers.</w:t>
       </w:r>
       <w:r>
         <w:t xml:space="preserve"> </w:t>
@@ -512,7 +1447,7 @@
         <w:t xml:space="preserve">Id.</w:t>
       </w:r>
       <w:r>
-        <w:t xml:space="preserve">, ¶ 141;</w:t>
+        <w:t xml:space="preserve">, ¶ 141;</w:t>
       </w:r>
       <w:r>
         <w:t xml:space="preserve"> </w:t>
@@ -528,7 +1463,25 @@
         <w:t xml:space="preserve"> </w:t>
       </w:r>
       <w:r>
-        <w:t xml:space="preserve">Doc. No. 1-4. On February 15, 2026, the customer—who was based in Malibu, California and went by the screenname “pk_LA”—posted about his experience with the Soulution-brand amplifier on an online forum. Doc. No. 1-9. A few days later, on February 17, the distributor, AXISS Audio, made its own update post about the amplifier in the same forum. Doc. No. 1-8. After these public discussions by AXISS and pk_LA, Gefteas began discussing the incident with more explicit references to the relevant players.</w:t>
+        <w:t xml:space="preserve">Doc. No. 1</w:t>
+      </w:r>
+      <w:r>
+        <w:noBreakHyphen/>
+      </w:r>
+      <w:r>
+        <w:t xml:space="preserve">4. On February 15, 2026, the customer—who was based in Malibu, California and went by the screenname “pk_LA”—posted about his experience with the Soulution-brand amplifier on an online forum. Doc. No. 1</w:t>
+      </w:r>
+      <w:r>
+        <w:noBreakHyphen/>
+      </w:r>
+      <w:r>
+        <w:t xml:space="preserve">9. A few days later, on February 17, the distributor, AXISS Audio, made its own update post about the amplifier in the same forum. Doc. No. 1</w:t>
+      </w:r>
+      <w:r>
+        <w:noBreakHyphen/>
+      </w:r>
+      <w:r>
+        <w:t xml:space="preserve">8. After these public discussions by AXISS and pk_LA, Gefteas began discussing the incident with more explicit references to the relevant players.</w:t>
       </w:r>
       <w:r>
         <w:t xml:space="preserve"> </w:t>
@@ -544,7 +1497,25 @@
         <w:t xml:space="preserve"> </w:t>
       </w:r>
       <w:r>
-        <w:t xml:space="preserve">Doc. Nos. 1-10, 1-11, 1-12.</w:t>
+        <w:t xml:space="preserve">Doc. Nos. 1</w:t>
+      </w:r>
+      <w:r>
+        <w:noBreakHyphen/>
+      </w:r>
+      <w:r>
+        <w:t xml:space="preserve">10, 1</w:t>
+      </w:r>
+      <w:r>
+        <w:noBreakHyphen/>
+      </w:r>
+      <w:r>
+        <w:t xml:space="preserve">11, 1</w:t>
+      </w:r>
+      <w:r>
+        <w:noBreakHyphen/>
+      </w:r>
+      <w:r>
+        <w:t xml:space="preserve">12.</w:t>
       </w:r>
     </w:p>
     <w:p>
@@ -552,35 +1523,224 @@
         <w:pStyle w:val="BodyText"/>
       </w:pPr>
       <w:r>
-        <w:t xml:space="preserve">On July 2, 2026, plaintiff Veris Home Technology LLC d/b/a AXISS Audio (“Veris”)—the holding company of AXISS Audio USA, LLC and AXISS Distribution Inc.—sued Gefteas and Bespoke alleging defamation (Count II) and intentional interference with business relationships (Count VI). Veris alleges that Gefteas’ posts published a false narrative regarding pk_LA’s request for a refund, whether the amplifier “blew up,” and whether any physical injuries resulted. Doc. No. 1, ¶ 286. Additionally, Veris further alleges a civil conspiracy between Gefteas, AXISS’s alleged competitors—Suncoast Audio LLC, Luxury Hi-Fi Distribution LLC, and Clarisys Audio Global Distribution, LLC—and their owners—Michael Bovaird and Florian Wiegand (Count VII).</w:t>
-      </w:r>
-    </w:p>
-    <w:p>
-      <w:pPr>
-        <w:pStyle w:val="Heading1"/>
-      </w:pPr>
-      <w:bookmarkStart w:id="112" w:name="_argument"/>
-      <w:r>
+        <w:t xml:space="preserve">On July 2, 2026, plaintiff Veris Home Technology LLC d/​b/​a AXISS Audio (“Veris”)—the holding company of AXISS Audio USA, LLC and AXISS Distribution Inc.—sued Gefteas and Bespoke alleging defamation (Count II) and intentional interference with business relationships (Count VI). Veris alleges that Gefteas’ posts published a false narrative regarding pk_LA’s request for a refund, whether the amplifier “blew up,” and whether any physical injuries resulted. Doc. No. 1, ¶ 286. Additionally, Veris further alleges a civil conspiracy between Gefteas, AXISS’s alleged competitors—Suncoast Audio LLC, Luxury Hi-Fi Distribution LLC, and Clarisys Audio Global Distribution, LLC—and their owners—Michael Bovaird and Florian Wiegand (Count VII).</w:t>
+      </w:r>
+    </w:p>
+    <w:p>
+      <w:pPr>
+        <w:keepNext/>
+        <w:keepLines/>
+        <w:spacing w:before="276" w:after="138" w:line="276" w:lineRule="exact"/>
+        <w:ind w:left="0" w:firstLine="0"/>
+        <w:jc w:val="center"/>
+        <w:outlineLvl w:val="0"/>
+      </w:pPr>
+      <w:r>
+        <w:rPr>
+          <w:b/>
+          <w:bCs/>
+        </w:rPr>
         <w:t xml:space="preserve">ARGUMENT</w:t>
       </w:r>
-      <w:bookmarkEnd w:id="112"/>
-    </w:p>
-    <w:p>
-      <w:pPr>
-        <w:pStyle w:val="Heading2"/>
-      </w:pPr>
-      <w:bookmarkStart w:id="113" w:name="_54436cabf862615f7af6c3e123a1c844e908082"/>
-      <w:r>
-        <w:t xml:space="preserve">I. The Court Should Dismiss the Complaint for Lack of Subject-Matter Jurisdiction.</w:t>
-      </w:r>
-      <w:bookmarkEnd w:id="113"/>
-    </w:p>
-    <w:p>
-      <w:pPr>
-        <w:pStyle w:val="FirstParagraph"/>
-      </w:pPr>
-      <w:r>
-        <w:t xml:space="preserve">Veris is a “holding company” with two subsidiaries: AXISS Audio USA, LLC (“AAU”) and AXISS Distribution Inc. (“ADI”). Doc. No. 1, ¶ 1. All three entities—Veris, AAU, and ADI—do business as “AXISS Audio.”</w:t>
+    </w:p>
+    <w:p>
+      <w:pPr>
+        <w:keepNext/>
+        <w:keepLines/>
+        <w:tabs>
+          <w:tab w:val="left" w:pos="720"/>
+        </w:tabs>
+        <w:spacing w:before="276" w:after="138" w:line="276" w:lineRule="exact"/>
+        <w:ind w:left="720" w:hanging="720"/>
+        <w:jc w:val="left"/>
+        <w:outlineLvl w:val="1"/>
+      </w:pPr>
+      <w:r>
+        <w:rPr>
+          <w:b/>
+          <w:bCs/>
+          <w:u w:val="single"/>
+        </w:rPr>
+        <w:t xml:space="preserve">I.</w:t>
+      </w:r>
+      <w:r>
+        <w:tab/>
+      </w:r>
+      <w:r>
+        <w:rPr>
+          <w:b/>
+          <w:bCs/>
+          <w:u w:val="single"/>
+        </w:rPr>
+        <w:t xml:space="preserve">The</w:t>
+      </w:r>
+      <w:r>
+        <w:rPr>
+          <w:b/>
+          <w:bCs/>
+          <w:u w:val="single"/>
+        </w:rPr>
+        <w:t xml:space="preserve"> </w:t>
+      </w:r>
+      <w:r>
+        <w:rPr>
+          <w:b/>
+          <w:bCs/>
+          <w:u w:val="single"/>
+        </w:rPr>
+        <w:t xml:space="preserve">Court</w:t>
+      </w:r>
+      <w:r>
+        <w:rPr>
+          <w:b/>
+          <w:bCs/>
+          <w:u w:val="single"/>
+        </w:rPr>
+        <w:t xml:space="preserve"> </w:t>
+      </w:r>
+      <w:r>
+        <w:rPr>
+          <w:b/>
+          <w:bCs/>
+          <w:u w:val="single"/>
+        </w:rPr>
+        <w:t xml:space="preserve">Should</w:t>
+      </w:r>
+      <w:r>
+        <w:rPr>
+          <w:b/>
+          <w:bCs/>
+          <w:u w:val="single"/>
+        </w:rPr>
+        <w:t xml:space="preserve"> </w:t>
+      </w:r>
+      <w:r>
+        <w:rPr>
+          <w:b/>
+          <w:bCs/>
+          <w:u w:val="single"/>
+        </w:rPr>
+        <w:t xml:space="preserve">Dismiss</w:t>
+      </w:r>
+      <w:r>
+        <w:rPr>
+          <w:b/>
+          <w:bCs/>
+          <w:u w:val="single"/>
+        </w:rPr>
+        <w:t xml:space="preserve"> </w:t>
+      </w:r>
+      <w:r>
+        <w:rPr>
+          <w:b/>
+          <w:bCs/>
+          <w:u w:val="single"/>
+        </w:rPr>
+        <w:t xml:space="preserve">the</w:t>
+      </w:r>
+      <w:r>
+        <w:rPr>
+          <w:b/>
+          <w:bCs/>
+          <w:u w:val="single"/>
+        </w:rPr>
+        <w:t xml:space="preserve"> </w:t>
+      </w:r>
+      <w:r>
+        <w:rPr>
+          <w:b/>
+          <w:bCs/>
+          <w:u w:val="single"/>
+        </w:rPr>
+        <w:t xml:space="preserve">Complaint</w:t>
+      </w:r>
+      <w:r>
+        <w:rPr>
+          <w:b/>
+          <w:bCs/>
+          <w:u w:val="single"/>
+        </w:rPr>
+        <w:t xml:space="preserve"> </w:t>
+      </w:r>
+      <w:r>
+        <w:rPr>
+          <w:b/>
+          <w:bCs/>
+          <w:u w:val="single"/>
+        </w:rPr>
+        <w:t xml:space="preserve">for</w:t>
+      </w:r>
+      <w:r>
+        <w:rPr>
+          <w:b/>
+          <w:bCs/>
+          <w:u w:val="single"/>
+        </w:rPr>
+        <w:t xml:space="preserve"> </w:t>
+      </w:r>
+      <w:r>
+        <w:rPr>
+          <w:b/>
+          <w:bCs/>
+          <w:u w:val="single"/>
+        </w:rPr>
+        <w:t xml:space="preserve">Lack</w:t>
+      </w:r>
+      <w:r>
+        <w:rPr>
+          <w:b/>
+          <w:bCs/>
+          <w:u w:val="single"/>
+        </w:rPr>
+        <w:t xml:space="preserve"> </w:t>
+      </w:r>
+      <w:r>
+        <w:rPr>
+          <w:b/>
+          <w:bCs/>
+          <w:u w:val="single"/>
+        </w:rPr>
+        <w:t xml:space="preserve">of</w:t>
+      </w:r>
+      <w:r>
+        <w:rPr>
+          <w:b/>
+          <w:bCs/>
+          <w:u w:val="single"/>
+        </w:rPr>
+        <w:t xml:space="preserve"> </w:t>
+      </w:r>
+      <w:r>
+        <w:rPr>
+          <w:b/>
+          <w:bCs/>
+          <w:u w:val="single"/>
+        </w:rPr>
+        <w:t xml:space="preserve">Subject-Matter</w:t>
+      </w:r>
+      <w:r>
+        <w:rPr>
+          <w:b/>
+          <w:bCs/>
+          <w:u w:val="single"/>
+        </w:rPr>
+        <w:t xml:space="preserve"> </w:t>
+      </w:r>
+      <w:r>
+        <w:rPr>
+          <w:b/>
+          <w:bCs/>
+          <w:u w:val="single"/>
+        </w:rPr>
+        <w:t xml:space="preserve">Jurisdiction.</w:t>
+      </w:r>
+    </w:p>
+    <w:p>
+      <w:pPr>
+        <w:pStyle w:val="BodyText"/>
+      </w:pPr>
+      <w:r>
+        <w:t xml:space="preserve">Veris is a “holding company” with two subsidiaries: AXISS Audio USA, LLC (“AAU”) and AXISS Distribution Inc. (“ADI”). Doc. No. 1, ¶ 1. All three entities—Veris, AAU, and ADI—do business as “AXISS Audio.”</w:t>
       </w:r>
       <w:r>
         <w:t xml:space="preserve"> </w:t>
@@ -601,17 +1761,77 @@
     </w:p>
     <w:p>
       <w:pPr>
-        <w:pStyle w:val="Heading3"/>
-      </w:pPr>
-      <w:bookmarkStart w:id="114" w:name="_419c11902fb5447226221de3d7111c55c8a5bf8"/>
-      <w:r>
-        <w:t xml:space="preserve">A. Standard of Law.</w:t>
-      </w:r>
-      <w:bookmarkEnd w:id="114"/>
-    </w:p>
-    <w:p>
-      <w:pPr>
-        <w:pStyle w:val="FirstParagraph"/>
+        <w:keepNext/>
+        <w:keepLines/>
+        <w:tabs>
+          <w:tab w:val="left" w:pos="1440"/>
+        </w:tabs>
+        <w:spacing w:before="276" w:after="138" w:line="276" w:lineRule="exact"/>
+        <w:ind w:left="1440" w:hanging="720"/>
+        <w:jc w:val="left"/>
+        <w:outlineLvl w:val="2"/>
+      </w:pPr>
+      <w:r>
+        <w:rPr>
+          <w:b/>
+          <w:bCs/>
+          <w:i/>
+          <w:iCs/>
+        </w:rPr>
+        <w:t xml:space="preserve">A.</w:t>
+      </w:r>
+      <w:r>
+        <w:tab/>
+      </w:r>
+      <w:r>
+        <w:rPr>
+          <w:b/>
+          <w:bCs/>
+          <w:i/>
+          <w:iCs/>
+        </w:rPr>
+        <w:t xml:space="preserve">Standard</w:t>
+      </w:r>
+      <w:r>
+        <w:rPr>
+          <w:b/>
+          <w:bCs/>
+          <w:i/>
+          <w:iCs/>
+        </w:rPr>
+        <w:t xml:space="preserve"> </w:t>
+      </w:r>
+      <w:r>
+        <w:rPr>
+          <w:b/>
+          <w:bCs/>
+          <w:i/>
+          <w:iCs/>
+        </w:rPr>
+        <w:t xml:space="preserve">of</w:t>
+      </w:r>
+      <w:r>
+        <w:rPr>
+          <w:b/>
+          <w:bCs/>
+          <w:i/>
+          <w:iCs/>
+        </w:rPr>
+        <w:t xml:space="preserve"> </w:t>
+      </w:r>
+      <w:r>
+        <w:rPr>
+          <w:b/>
+          <w:bCs/>
+          <w:i/>
+          <w:iCs/>
+        </w:rPr>
+        <w:t xml:space="preserve">Law.</w:t>
+      </w:r>
+    </w:p>
+    <w:p>
+      <w:pPr>
+        <w:pStyle w:val="BodyText"/>
       </w:pPr>
       <w:r>
         <w:t xml:space="preserve">Standing “is the threshold question in every federal case, determining the power of the court to entertain the suit.”</w:t>
@@ -627,17 +1847,17 @@
         <w:t xml:space="preserve">Warth v. Seldin</w:t>
       </w:r>
       <w:r>
-        <w:t xml:space="preserve">, 422 U.S. 490, 498 (1975). “Article III standing is a question of subject matter jurisdiction properly decided under [Rule] 12(b)(1).”</w:t>
-      </w:r>
-      <w:r>
-        <w:t xml:space="preserve"> </w:t>
-      </w:r>
-      <w:r>
-        <w:rPr>
-          <w:i/>
-          <w:iCs/>
-        </w:rPr>
-        <w:t xml:space="preserve">Am. BioCare Inc. v. Howard &amp; Howard Att’ys Pllc</w:t>
+        <w:t xml:space="preserve">, 422 U.S. 490, 498 (1975). “Article III standing is a question of subject matter jurisdiction properly decided under [Rule] 12(b)⁠(1).”</w:t>
+      </w:r>
+      <w:r>
+        <w:t xml:space="preserve"> </w:t>
+      </w:r>
+      <w:r>
+        <w:rPr>
+          <w:i/>
+          <w:iCs/>
+        </w:rPr>
+        <w:t xml:space="preserve">Am. BioCare Inc. v. Howard &amp; Howard Att’ys Pllc</w:t>
       </w:r>
       <w:r>
         <w:t xml:space="preserve">, 702 F. App’x 416, 419 (6th Cir. 2017) (citations omitted). The plaintiff bears the burden of proving subject matter jurisdiction in response to a motion to dismiss.</w:t>
@@ -658,17 +1878,185 @@
     </w:p>
     <w:p>
       <w:pPr>
-        <w:pStyle w:val="Heading3"/>
-      </w:pPr>
-      <w:bookmarkStart w:id="115" w:name="_39c6a3475856ed6eca8a6ba919615c949574da9"/>
-      <w:r>
-        <w:t xml:space="preserve">B. Veris Pleads that the Defendants Injured Veris’ Non-Party Subsidiaries.</w:t>
-      </w:r>
-      <w:bookmarkEnd w:id="115"/>
-    </w:p>
-    <w:p>
-      <w:pPr>
-        <w:pStyle w:val="FirstParagraph"/>
+        <w:keepNext/>
+        <w:keepLines/>
+        <w:tabs>
+          <w:tab w:val="left" w:pos="1440"/>
+        </w:tabs>
+        <w:spacing w:before="276" w:after="138" w:line="276" w:lineRule="exact"/>
+        <w:ind w:left="1440" w:hanging="720"/>
+        <w:jc w:val="left"/>
+        <w:outlineLvl w:val="2"/>
+      </w:pPr>
+      <w:r>
+        <w:rPr>
+          <w:b/>
+          <w:bCs/>
+          <w:i/>
+          <w:iCs/>
+        </w:rPr>
+        <w:t xml:space="preserve">B.</w:t>
+      </w:r>
+      <w:r>
+        <w:tab/>
+      </w:r>
+      <w:r>
+        <w:rPr>
+          <w:b/>
+          <w:bCs/>
+          <w:i/>
+          <w:iCs/>
+        </w:rPr>
+        <w:t xml:space="preserve">Veris</w:t>
+      </w:r>
+      <w:r>
+        <w:rPr>
+          <w:b/>
+          <w:bCs/>
+          <w:i/>
+          <w:iCs/>
+        </w:rPr>
+        <w:t xml:space="preserve"> </w:t>
+      </w:r>
+      <w:r>
+        <w:rPr>
+          <w:b/>
+          <w:bCs/>
+          <w:i/>
+          <w:iCs/>
+        </w:rPr>
+        <w:t xml:space="preserve">Pleads</w:t>
+      </w:r>
+      <w:r>
+        <w:rPr>
+          <w:b/>
+          <w:bCs/>
+          <w:i/>
+          <w:iCs/>
+        </w:rPr>
+        <w:t xml:space="preserve"> </w:t>
+      </w:r>
+      <w:r>
+        <w:rPr>
+          <w:b/>
+          <w:bCs/>
+          <w:i/>
+          <w:iCs/>
+        </w:rPr>
+        <w:t xml:space="preserve">that</w:t>
+      </w:r>
+      <w:r>
+        <w:rPr>
+          <w:b/>
+          <w:bCs/>
+          <w:i/>
+          <w:iCs/>
+        </w:rPr>
+        <w:t xml:space="preserve"> </w:t>
+      </w:r>
+      <w:r>
+        <w:rPr>
+          <w:b/>
+          <w:bCs/>
+          <w:i/>
+          <w:iCs/>
+        </w:rPr>
+        <w:t xml:space="preserve">the</w:t>
+      </w:r>
+      <w:r>
+        <w:rPr>
+          <w:b/>
+          <w:bCs/>
+          <w:i/>
+          <w:iCs/>
+        </w:rPr>
+        <w:t xml:space="preserve"> </w:t>
+      </w:r>
+      <w:r>
+        <w:rPr>
+          <w:b/>
+          <w:bCs/>
+          <w:i/>
+          <w:iCs/>
+        </w:rPr>
+        <w:t xml:space="preserve">Defendants</w:t>
+      </w:r>
+      <w:r>
+        <w:rPr>
+          <w:b/>
+          <w:bCs/>
+          <w:i/>
+          <w:iCs/>
+        </w:rPr>
+        <w:t xml:space="preserve"> </w:t>
+      </w:r>
+      <w:r>
+        <w:rPr>
+          <w:b/>
+          <w:bCs/>
+          <w:i/>
+          <w:iCs/>
+        </w:rPr>
+        <w:t xml:space="preserve">Injured</w:t>
+      </w:r>
+      <w:r>
+        <w:rPr>
+          <w:b/>
+          <w:bCs/>
+          <w:i/>
+          <w:iCs/>
+        </w:rPr>
+        <w:t xml:space="preserve"> </w:t>
+      </w:r>
+      <w:r>
+        <w:rPr>
+          <w:b/>
+          <w:bCs/>
+          <w:i/>
+          <w:iCs/>
+        </w:rPr>
+        <w:t xml:space="preserve">Veris’</w:t>
+      </w:r>
+      <w:r>
+        <w:rPr>
+          <w:b/>
+          <w:bCs/>
+          <w:i/>
+          <w:iCs/>
+        </w:rPr>
+        <w:t xml:space="preserve"> </w:t>
+      </w:r>
+      <w:r>
+        <w:rPr>
+          <w:b/>
+          <w:bCs/>
+          <w:i/>
+          <w:iCs/>
+        </w:rPr>
+        <w:t xml:space="preserve">Non-Party</w:t>
+      </w:r>
+      <w:r>
+        <w:rPr>
+          <w:b/>
+          <w:bCs/>
+          <w:i/>
+          <w:iCs/>
+        </w:rPr>
+        <w:t xml:space="preserve"> </w:t>
+      </w:r>
+      <w:r>
+        <w:rPr>
+          <w:b/>
+          <w:bCs/>
+          <w:i/>
+          <w:iCs/>
+        </w:rPr>
+        <w:t xml:space="preserve">Subsidiaries.</w:t>
+      </w:r>
+    </w:p>
+    <w:p>
+      <w:pPr>
+        <w:pStyle w:val="BodyText"/>
       </w:pPr>
       <w:r>
         <w:t xml:space="preserve">Federal jurisdiction “can be invoked only when the plaintiff himself has suffered ‘some threatened or actual injury[.]’”</w:t>
@@ -710,7 +2098,7 @@
           <w:i/>
           <w:iCs/>
         </w:rPr>
-        <w:t xml:space="preserve">Dole Food Co. v. Patrickson</w:t>
+        <w:t xml:space="preserve">Dole Food Co. v. Patrickson</w:t>
       </w:r>
       <w:r>
         <w:t xml:space="preserve">, 538 U.S. 468, 474 (2003). “As a general rule, two separate corporations are regarded as distinct legal entities even if the stock of one is owned wholly or partly by the other.”</w:t>
@@ -794,7 +2182,7 @@
           <w:i/>
           <w:iCs/>
         </w:rPr>
-        <w:t xml:space="preserve">Media Gen., Inc. v. Tanner</w:t>
+        <w:t xml:space="preserve">Media Gen., Inc. v. Tanner</w:t>
       </w:r>
       <w:r>
         <w:t xml:space="preserve">, 625 F. Supp. 237, 244 (W.D. Tenn. 1985) (dismissing a plaintiff’s claims which “actually reflect[ed] injury incurred by the […] plaintiff’s subsidiary”).</w:t>
@@ -805,7 +2193,7 @@
         <w:pStyle w:val="BodyText"/>
       </w:pPr>
       <w:r>
-        <w:t xml:space="preserve">Here, the Complaint uses the term “AXISS” interchangeably to refer both to Veris individually and to all three entities (Veris, AAU, and ADI) collectively. Doc. No. 1, ¶¶ 1, 20. Every injury identified in the Complaint is alleged to have been suffered by “AXISS,” without clarification or consistency as to precisely which legal entity suffered the harm.</w:t>
+        <w:t xml:space="preserve">Here, the Complaint uses the term “AXISS” interchangeably to refer both to Veris individually and to all three entities (Veris, AAU, and ADI) collectively. Doc. No. 1, ¶¶ 1, 20. Every injury identified in the Complaint is alleged to have been suffered by “AXISS,” without clarification or consistency as to precisely which legal entity suffered the harm.</w:t>
       </w:r>
       <w:r>
         <w:t xml:space="preserve"> </w:t>
@@ -818,13 +2206,13 @@
         <w:t xml:space="preserve">See, e.g.</w:t>
       </w:r>
       <w:r>
-        <w:t xml:space="preserve">, Doc. No. 1, ¶¶ 264–74, 281–83, 291–93, 306–09, 314–16, 320–22. The contracts attached to the Complaint demonstrate that Veris itself could not suffer all the harms it alleges.</w:t>
+        <w:t xml:space="preserve">, Doc. No. 1, ¶¶ 264–74, 281–83, 291–93, 306–09, 314–16, 320–22. The contracts attached to the Complaint demonstrate that Veris itself could not suffer all the harms it alleges.</w:t>
       </w:r>
       <w:r>
         <w:rPr>
           <w:rStyle w:val="FootnoteReference"/>
         </w:rPr>
-        <w:footnoteReference w:id="116"/>
+        <w:footnoteReference w:id="11"/>
       </w:r>
       <w:r>
         <w:t xml:space="preserve"> </w:t>
@@ -846,7 +2234,13 @@
         <w:t xml:space="preserve"> </w:t>
       </w:r>
       <w:r>
-        <w:t xml:space="preserve">Doc. No. 1-2. Likewise, it was ADI—not Veris or AAU—which entered the exclusive North American distributor contract with Soulution’s Swiss manufacturer, Spemot AG.</w:t>
+        <w:t xml:space="preserve">Doc. No. 1</w:t>
+      </w:r>
+      <w:r>
+        <w:noBreakHyphen/>
+      </w:r>
+      <w:r>
+        <w:t xml:space="preserve">2. Likewise, it was ADI—not Veris or AAU—which entered the exclusive North American distributor contract with Soulution’s Swiss manufacturer, Spemot AG.</w:t>
       </w:r>
       <w:r>
         <w:t xml:space="preserve"> </w:t>
@@ -862,7 +2256,13 @@
         <w:t xml:space="preserve"> </w:t>
       </w:r>
       <w:r>
-        <w:t xml:space="preserve">Doc. No. 1-1. The corresponding references to the “AXISS” collective necessarily refer to ADI; the exclusive Soulution contract belies any other interpretation.</w:t>
+        <w:t xml:space="preserve">Doc. No. 1</w:t>
+      </w:r>
+      <w:r>
+        <w:noBreakHyphen/>
+      </w:r>
+      <w:r>
+        <w:t xml:space="preserve">1. The corresponding references to the “AXISS” collective necessarily refer to ADI; the exclusive Soulution contract belies any other interpretation.</w:t>
       </w:r>
     </w:p>
     <w:p>
@@ -870,7 +2270,7 @@
         <w:pStyle w:val="BodyText"/>
       </w:pPr>
       <w:r>
-        <w:t xml:space="preserve">Per the Complaint, Veris is but a mere holding company—i.e., “[a] company formed to control other companies, usu[ally] confining its role to owning stock and supervising management,” which “does not participate in making day-to-day business decisions in those companies” Company, BLACK’S LAW DICTIONARY (12th ed. 2024). Thus, ADI—not Veris—would be the proper party to bring not only any claims for breach of the Suncoast contract but also any claims for damages flowing from alleged interference with ADI’s relationship with manufacturers and any reputational or financial harms suffered by ADI. Veris does not plausibly allege that it has relationships with any entities other than its subsidiaries AAU and ADI.</w:t>
+        <w:t xml:space="preserve">Per the Complaint, Veris is but a mere holding company—i.e., “[a] company formed to control other companies, usu[ally] confining its role to owning stock and supervising management,” which “does not participate in making day-to-day business decisions in those companies” Company, BLACK’S LAW DICTIONARY (12th ed. 2024). Thus, ADI—not Veris—would be the proper party to bring not only any claims for breach of the Suncoast contract but also any claims for damages flowing from alleged interference with ADI’s relationship with manufacturers and any reputational or financial harms suffered by ADI. Veris does not plausibly allege that it has relationships with any entities other than its subsidiaries AAU and ADI.</w:t>
       </w:r>
     </w:p>
     <w:p>
@@ -878,7 +2278,7 @@
         <w:pStyle w:val="BodyText"/>
       </w:pPr>
       <w:r>
-        <w:t xml:space="preserve">Veris argues it can sue on behalf of ADI because it “owns all stock and controls all property and rights” belonging to ADI. Doc. No. 1, ¶ 20. But “[a] corporate parent which owns the shares of a subsidiary does not, for that reason alone, own or have legal title to the assets of the subsidiary[.]”</w:t>
+        <w:t xml:space="preserve">Veris argues it can sue on behalf of ADI because it “owns all stock and controls all property and rights” belonging to ADI. Doc. No. 1, ¶ 20. But “[a] corporate parent which owns the shares of a subsidiary does not, for that reason alone, own or have legal title to the assets of the subsidiary[.]”</w:t>
       </w:r>
       <w:r>
         <w:t xml:space="preserve"> </w:t>
@@ -891,7 +2291,7 @@
         <w:t xml:space="preserve">Dole</w:t>
       </w:r>
       <w:r>
-        <w:t xml:space="preserve">, 538 U.S. at 475. Confronted with similar facts, the Sixth Circuit upheld a Rule 12(b)(1) dismissal where a plaintiff holding company attempted to sue on behalf of its subsidiaries.</w:t>
+        <w:t xml:space="preserve">, 538 U.S. at 475. Confronted with similar facts, the Sixth Circuit upheld a Rule 12(b)⁠(1) dismissal where a plaintiff holding company attempted to sue on behalf of its subsidiaries.</w:t>
       </w:r>
       <w:r>
         <w:t xml:space="preserve"> </w:t>
@@ -930,35 +2330,453 @@
     </w:p>
     <w:p>
       <w:pPr>
-        <w:pStyle w:val="Heading2"/>
-      </w:pPr>
-      <w:bookmarkStart w:id="117" w:name="_fa3a993a4ed666061bc9fff896ad117e3115200"/>
-      <w:r>
-        <w:t xml:space="preserve">IV. In the Alternative, the Court Should Dismiss the Complaint for Failure to State a Claim Under Federal Rule of Civil Procedure 12(b)(6).</w:t>
-      </w:r>
-      <w:bookmarkEnd w:id="117"/>
-    </w:p>
-    <w:p>
-      <w:pPr>
-        <w:pStyle w:val="FirstParagraph"/>
-      </w:pPr>
-      <w:r>
-        <w:t xml:space="preserve">If, and only if, the Court denies Gefteas’ requests for dismissal on the basis of subject-matter jurisdiction, personal jurisdiction, and venue, Gefteas requests that this Court dismiss the Complaint for failure to state a claim upon which relief can be granted under Rule 12(b)(6).</w:t>
-      </w:r>
-    </w:p>
-    <w:p>
-      <w:pPr>
-        <w:pStyle w:val="Heading3"/>
-      </w:pPr>
-      <w:bookmarkStart w:id="118" w:name="_75bb469188ec85859b7654e176b1e39fd471db9"/>
-      <w:r>
-        <w:t xml:space="preserve">A. Standard of Law.</w:t>
-      </w:r>
-      <w:bookmarkEnd w:id="118"/>
-    </w:p>
-    <w:p>
-      <w:pPr>
-        <w:pStyle w:val="FirstParagraph"/>
+        <w:keepNext/>
+        <w:keepLines/>
+        <w:tabs>
+          <w:tab w:val="left" w:pos="720"/>
+        </w:tabs>
+        <w:spacing w:before="276" w:after="138" w:line="276" w:lineRule="exact"/>
+        <w:ind w:left="720" w:hanging="720"/>
+        <w:jc w:val="left"/>
+        <w:outlineLvl w:val="1"/>
+      </w:pPr>
+      <w:r>
+        <w:rPr>
+          <w:b/>
+          <w:bCs/>
+          <w:u w:val="single"/>
+        </w:rPr>
+        <w:t xml:space="preserve">IV.</w:t>
+      </w:r>
+      <w:r>
+        <w:tab/>
+      </w:r>
+      <w:r>
+        <w:rPr>
+          <w:b/>
+          <w:bCs/>
+          <w:u w:val="single"/>
+        </w:rPr>
+        <w:t xml:space="preserve">In</w:t>
+      </w:r>
+      <w:r>
+        <w:rPr>
+          <w:b/>
+          <w:bCs/>
+          <w:u w:val="single"/>
+        </w:rPr>
+        <w:t xml:space="preserve"> </w:t>
+      </w:r>
+      <w:r>
+        <w:rPr>
+          <w:b/>
+          <w:bCs/>
+          <w:u w:val="single"/>
+        </w:rPr>
+        <w:t xml:space="preserve">the</w:t>
+      </w:r>
+      <w:r>
+        <w:rPr>
+          <w:b/>
+          <w:bCs/>
+          <w:u w:val="single"/>
+        </w:rPr>
+        <w:t xml:space="preserve"> </w:t>
+      </w:r>
+      <w:r>
+        <w:rPr>
+          <w:b/>
+          <w:bCs/>
+          <w:u w:val="single"/>
+        </w:rPr>
+        <w:t xml:space="preserve">Alternative,</w:t>
+      </w:r>
+      <w:r>
+        <w:rPr>
+          <w:b/>
+          <w:bCs/>
+          <w:u w:val="single"/>
+        </w:rPr>
+        <w:t xml:space="preserve"> </w:t>
+      </w:r>
+      <w:r>
+        <w:rPr>
+          <w:b/>
+          <w:bCs/>
+          <w:u w:val="single"/>
+        </w:rPr>
+        <w:t xml:space="preserve">the</w:t>
+      </w:r>
+      <w:r>
+        <w:rPr>
+          <w:b/>
+          <w:bCs/>
+          <w:u w:val="single"/>
+        </w:rPr>
+        <w:t xml:space="preserve"> </w:t>
+      </w:r>
+      <w:r>
+        <w:rPr>
+          <w:b/>
+          <w:bCs/>
+          <w:u w:val="single"/>
+        </w:rPr>
+        <w:t xml:space="preserve">Court</w:t>
+      </w:r>
+      <w:r>
+        <w:rPr>
+          <w:b/>
+          <w:bCs/>
+          <w:u w:val="single"/>
+        </w:rPr>
+        <w:t xml:space="preserve"> </w:t>
+      </w:r>
+      <w:r>
+        <w:rPr>
+          <w:b/>
+          <w:bCs/>
+          <w:u w:val="single"/>
+        </w:rPr>
+        <w:t xml:space="preserve">Should</w:t>
+      </w:r>
+      <w:r>
+        <w:rPr>
+          <w:b/>
+          <w:bCs/>
+          <w:u w:val="single"/>
+        </w:rPr>
+        <w:t xml:space="preserve"> </w:t>
+      </w:r>
+      <w:r>
+        <w:rPr>
+          <w:b/>
+          <w:bCs/>
+          <w:u w:val="single"/>
+        </w:rPr>
+        <w:t xml:space="preserve">Dismiss</w:t>
+      </w:r>
+      <w:r>
+        <w:rPr>
+          <w:b/>
+          <w:bCs/>
+          <w:u w:val="single"/>
+        </w:rPr>
+        <w:t xml:space="preserve"> </w:t>
+      </w:r>
+      <w:r>
+        <w:rPr>
+          <w:b/>
+          <w:bCs/>
+          <w:u w:val="single"/>
+        </w:rPr>
+        <w:t xml:space="preserve">the</w:t>
+      </w:r>
+      <w:r>
+        <w:rPr>
+          <w:b/>
+          <w:bCs/>
+          <w:u w:val="single"/>
+        </w:rPr>
+        <w:t xml:space="preserve"> </w:t>
+      </w:r>
+      <w:r>
+        <w:rPr>
+          <w:b/>
+          <w:bCs/>
+          <w:u w:val="single"/>
+        </w:rPr>
+        <w:t xml:space="preserve">Complaint</w:t>
+      </w:r>
+      <w:r>
+        <w:rPr>
+          <w:b/>
+          <w:bCs/>
+          <w:u w:val="single"/>
+        </w:rPr>
+        <w:t xml:space="preserve"> </w:t>
+      </w:r>
+      <w:r>
+        <w:rPr>
+          <w:b/>
+          <w:bCs/>
+          <w:u w:val="single"/>
+        </w:rPr>
+        <w:t xml:space="preserve">for</w:t>
+      </w:r>
+      <w:r>
+        <w:rPr>
+          <w:b/>
+          <w:bCs/>
+          <w:u w:val="single"/>
+        </w:rPr>
+        <w:t xml:space="preserve"> </w:t>
+      </w:r>
+      <w:r>
+        <w:rPr>
+          <w:b/>
+          <w:bCs/>
+          <w:u w:val="single"/>
+        </w:rPr>
+        <w:t xml:space="preserve">Failure</w:t>
+      </w:r>
+      <w:r>
+        <w:rPr>
+          <w:b/>
+          <w:bCs/>
+          <w:u w:val="single"/>
+        </w:rPr>
+        <w:t xml:space="preserve"> </w:t>
+      </w:r>
+      <w:r>
+        <w:rPr>
+          <w:b/>
+          <w:bCs/>
+          <w:u w:val="single"/>
+        </w:rPr>
+        <w:t xml:space="preserve">to</w:t>
+      </w:r>
+      <w:r>
+        <w:rPr>
+          <w:b/>
+          <w:bCs/>
+          <w:u w:val="single"/>
+        </w:rPr>
+        <w:t xml:space="preserve"> </w:t>
+      </w:r>
+      <w:r>
+        <w:rPr>
+          <w:b/>
+          <w:bCs/>
+          <w:u w:val="single"/>
+        </w:rPr>
+        <w:t xml:space="preserve">State</w:t>
+      </w:r>
+      <w:r>
+        <w:rPr>
+          <w:b/>
+          <w:bCs/>
+          <w:u w:val="single"/>
+        </w:rPr>
+        <w:t xml:space="preserve"> </w:t>
+      </w:r>
+      <w:r>
+        <w:rPr>
+          <w:b/>
+          <w:bCs/>
+          <w:u w:val="single"/>
+        </w:rPr>
+        <w:t xml:space="preserve">a</w:t>
+      </w:r>
+      <w:r>
+        <w:rPr>
+          <w:b/>
+          <w:bCs/>
+          <w:u w:val="single"/>
+        </w:rPr>
+        <w:t xml:space="preserve"> </w:t>
+      </w:r>
+      <w:r>
+        <w:rPr>
+          <w:b/>
+          <w:bCs/>
+          <w:u w:val="single"/>
+        </w:rPr>
+        <w:t xml:space="preserve">Claim</w:t>
+      </w:r>
+      <w:r>
+        <w:rPr>
+          <w:b/>
+          <w:bCs/>
+          <w:u w:val="single"/>
+        </w:rPr>
+        <w:t xml:space="preserve"> </w:t>
+      </w:r>
+      <w:r>
+        <w:rPr>
+          <w:b/>
+          <w:bCs/>
+          <w:u w:val="single"/>
+        </w:rPr>
+        <w:t xml:space="preserve">Under</w:t>
+      </w:r>
+      <w:r>
+        <w:rPr>
+          <w:b/>
+          <w:bCs/>
+          <w:u w:val="single"/>
+        </w:rPr>
+        <w:t xml:space="preserve"> </w:t>
+      </w:r>
+      <w:r>
+        <w:rPr>
+          <w:b/>
+          <w:bCs/>
+          <w:u w:val="single"/>
+        </w:rPr>
+        <w:t xml:space="preserve">Federal</w:t>
+      </w:r>
+      <w:r>
+        <w:rPr>
+          <w:b/>
+          <w:bCs/>
+          <w:u w:val="single"/>
+        </w:rPr>
+        <w:t xml:space="preserve"> </w:t>
+      </w:r>
+      <w:r>
+        <w:rPr>
+          <w:b/>
+          <w:bCs/>
+          <w:u w:val="single"/>
+        </w:rPr>
+        <w:t xml:space="preserve">Rule</w:t>
+      </w:r>
+      <w:r>
+        <w:rPr>
+          <w:b/>
+          <w:bCs/>
+          <w:u w:val="single"/>
+        </w:rPr>
+        <w:t xml:space="preserve"> </w:t>
+      </w:r>
+      <w:r>
+        <w:rPr>
+          <w:b/>
+          <w:bCs/>
+          <w:u w:val="single"/>
+        </w:rPr>
+        <w:t xml:space="preserve">of</w:t>
+      </w:r>
+      <w:r>
+        <w:rPr>
+          <w:b/>
+          <w:bCs/>
+          <w:u w:val="single"/>
+        </w:rPr>
+        <w:t xml:space="preserve"> </w:t>
+      </w:r>
+      <w:r>
+        <w:rPr>
+          <w:b/>
+          <w:bCs/>
+          <w:u w:val="single"/>
+        </w:rPr>
+        <w:t xml:space="preserve">Civil</w:t>
+      </w:r>
+      <w:r>
+        <w:rPr>
+          <w:b/>
+          <w:bCs/>
+          <w:u w:val="single"/>
+        </w:rPr>
+        <w:t xml:space="preserve"> </w:t>
+      </w:r>
+      <w:r>
+        <w:rPr>
+          <w:b/>
+          <w:bCs/>
+          <w:u w:val="single"/>
+        </w:rPr>
+        <w:t xml:space="preserve">Procedure</w:t>
+      </w:r>
+      <w:r>
+        <w:rPr>
+          <w:b/>
+          <w:bCs/>
+          <w:u w:val="single"/>
+        </w:rPr>
+        <w:t xml:space="preserve"> </w:t>
+      </w:r>
+      <w:r>
+        <w:rPr>
+          <w:b/>
+          <w:bCs/>
+          <w:u w:val="single"/>
+        </w:rPr>
+        <w:t xml:space="preserve">12(b)(6).</w:t>
+      </w:r>
+    </w:p>
+    <w:p>
+      <w:pPr>
+        <w:pStyle w:val="BodyText"/>
+      </w:pPr>
+      <w:r>
+        <w:t xml:space="preserve">If, and only if, the Court denies Gefteas’ requests for dismissal on the basis of subject-matter jurisdiction, personal jurisdiction, and venue, Gefteas requests that this Court dismiss the Complaint for failure to state a claim upon which relief can be granted under Rule 12(b)⁠(6).</w:t>
+      </w:r>
+    </w:p>
+    <w:p>
+      <w:pPr>
+        <w:keepNext/>
+        <w:keepLines/>
+        <w:tabs>
+          <w:tab w:val="left" w:pos="1440"/>
+        </w:tabs>
+        <w:spacing w:before="276" w:after="138" w:line="276" w:lineRule="exact"/>
+        <w:ind w:left="1440" w:hanging="720"/>
+        <w:jc w:val="left"/>
+        <w:outlineLvl w:val="2"/>
+      </w:pPr>
+      <w:r>
+        <w:rPr>
+          <w:b/>
+          <w:bCs/>
+          <w:i/>
+          <w:iCs/>
+        </w:rPr>
+        <w:t xml:space="preserve">A.</w:t>
+      </w:r>
+      <w:r>
+        <w:tab/>
+      </w:r>
+      <w:r>
+        <w:rPr>
+          <w:b/>
+          <w:bCs/>
+          <w:i/>
+          <w:iCs/>
+        </w:rPr>
+        <w:t xml:space="preserve">Standard</w:t>
+      </w:r>
+      <w:r>
+        <w:rPr>
+          <w:b/>
+          <w:bCs/>
+          <w:i/>
+          <w:iCs/>
+        </w:rPr>
+        <w:t xml:space="preserve"> </w:t>
+      </w:r>
+      <w:r>
+        <w:rPr>
+          <w:b/>
+          <w:bCs/>
+          <w:i/>
+          <w:iCs/>
+        </w:rPr>
+        <w:t xml:space="preserve">of</w:t>
+      </w:r>
+      <w:r>
+        <w:rPr>
+          <w:b/>
+          <w:bCs/>
+          <w:i/>
+          <w:iCs/>
+        </w:rPr>
+        <w:t xml:space="preserve"> </w:t>
+      </w:r>
+      <w:r>
+        <w:rPr>
+          <w:b/>
+          <w:bCs/>
+          <w:i/>
+          <w:iCs/>
+        </w:rPr>
+        <w:t xml:space="preserve">Law.</w:t>
+      </w:r>
+    </w:p>
+    <w:p>
+      <w:pPr>
+        <w:pStyle w:val="BodyText"/>
       </w:pPr>
       <w:r>
         <w:t xml:space="preserve">“To survive a motion to dismiss, a complaint must contain sufficient factual matter, accepted as true, to ‘state a claim to relief that is plausible on its face.’ ”</w:t>
@@ -1003,7 +2821,7 @@
         <w:t xml:space="preserve">Carper v. Nissan N. Am., Inc.</w:t>
       </w:r>
       <w:r>
-        <w:t xml:space="preserve">, 820 F. Supp. 3d 716, 722 (M.D. Tenn. 2025) (quoting</w:t>
+        <w:t xml:space="preserve">, 820 F. Supp. 3d 716, 722 (M.D. Tenn. 2025) (quoting</w:t>
       </w:r>
       <w:r>
         <w:t xml:space="preserve"> </w:t>
@@ -1068,7 +2886,7 @@
         <w:t xml:space="preserve">Iqbal</w:t>
       </w:r>
       <w:r>
-        <w:t xml:space="preserve">, 556 U.S. at 679 (quoting Fed. R. Civ. P. 8(a)(2)). “When faced with a Rule 12(b)(6) motion, the Court’s inquiry is limited to the content of the complaint, although it may also consider matters of public record, orders, items appearing in the record of the case, and exhibits attached to or incorporated by reference into the complaint.”</w:t>
+        <w:t xml:space="preserve">, 556 U.S. at 679 (quoting Fed. R. Civ. P. 8(a)⁠(2)). “When faced with a Rule 12(b)⁠(6) motion, the Court’s inquiry is limited to the content of the complaint, although it may also consider matters of public record, orders, items appearing in the record of the case, and exhibits attached to or incorporated by reference into the complaint.”</w:t>
       </w:r>
       <w:r>
         <w:t xml:space="preserve"> </w:t>
@@ -1081,7 +2899,7 @@
         <w:t xml:space="preserve">Hill v. Ardent Health Servs.</w:t>
       </w:r>
       <w:r>
-        <w:t xml:space="preserve">, 806 F. Supp. 3d 711, 715 (M.D. Tenn. 2025) (citation omitted). “When a document is referred to in the pleadings and is integral to the claims, it may be considered without converting a motion to dismiss into one for summary judgment.”</w:t>
+        <w:t xml:space="preserve">, 806 F. Supp. 3d 711, 715 (M.D. Tenn. 2025) (citation omitted). “When a document is referred to in the pleadings and is integral to the claims, it may be considered without converting a motion to dismiss into one for summary judgment.”</w:t>
       </w:r>
       <w:r>
         <w:t xml:space="preserve"> </w:t>
@@ -1099,17 +2917,239 @@
     </w:p>
     <w:p>
       <w:pPr>
-        <w:pStyle w:val="Heading3"/>
-      </w:pPr>
-      <w:bookmarkStart w:id="119" w:name="_a0082929c7bd2bc803a80f1cdeb429780f16731"/>
-      <w:r>
-        <w:t xml:space="preserve">B. Veris Fails to Plausibly State a Defamation Claim Against Gefteas (Count II).</w:t>
-      </w:r>
-      <w:bookmarkEnd w:id="119"/>
-    </w:p>
-    <w:p>
-      <w:pPr>
-        <w:pStyle w:val="FirstParagraph"/>
+        <w:keepNext/>
+        <w:keepLines/>
+        <w:tabs>
+          <w:tab w:val="left" w:pos="1440"/>
+        </w:tabs>
+        <w:spacing w:before="276" w:after="138" w:line="276" w:lineRule="exact"/>
+        <w:ind w:left="1440" w:hanging="720"/>
+        <w:jc w:val="left"/>
+        <w:outlineLvl w:val="2"/>
+      </w:pPr>
+      <w:r>
+        <w:rPr>
+          <w:b/>
+          <w:bCs/>
+          <w:i/>
+          <w:iCs/>
+        </w:rPr>
+        <w:t xml:space="preserve">B.</w:t>
+      </w:r>
+      <w:r>
+        <w:tab/>
+      </w:r>
+      <w:r>
+        <w:rPr>
+          <w:b/>
+          <w:bCs/>
+          <w:i/>
+          <w:iCs/>
+        </w:rPr>
+        <w:t xml:space="preserve">Veris</w:t>
+      </w:r>
+      <w:r>
+        <w:rPr>
+          <w:b/>
+          <w:bCs/>
+          <w:i/>
+          <w:iCs/>
+        </w:rPr>
+        <w:t xml:space="preserve"> </w:t>
+      </w:r>
+      <w:r>
+        <w:rPr>
+          <w:b/>
+          <w:bCs/>
+          <w:i/>
+          <w:iCs/>
+        </w:rPr>
+        <w:t xml:space="preserve">Fails</w:t>
+      </w:r>
+      <w:r>
+        <w:rPr>
+          <w:b/>
+          <w:bCs/>
+          <w:i/>
+          <w:iCs/>
+        </w:rPr>
+        <w:t xml:space="preserve"> </w:t>
+      </w:r>
+      <w:r>
+        <w:rPr>
+          <w:b/>
+          <w:bCs/>
+          <w:i/>
+          <w:iCs/>
+        </w:rPr>
+        <w:t xml:space="preserve">to</w:t>
+      </w:r>
+      <w:r>
+        <w:rPr>
+          <w:b/>
+          <w:bCs/>
+          <w:i/>
+          <w:iCs/>
+        </w:rPr>
+        <w:t xml:space="preserve"> </w:t>
+      </w:r>
+      <w:r>
+        <w:rPr>
+          <w:b/>
+          <w:bCs/>
+          <w:i/>
+          <w:iCs/>
+        </w:rPr>
+        <w:t xml:space="preserve">Plausibly</w:t>
+      </w:r>
+      <w:r>
+        <w:rPr>
+          <w:b/>
+          <w:bCs/>
+          <w:i/>
+          <w:iCs/>
+        </w:rPr>
+        <w:t xml:space="preserve"> </w:t>
+      </w:r>
+      <w:r>
+        <w:rPr>
+          <w:b/>
+          <w:bCs/>
+          <w:i/>
+          <w:iCs/>
+        </w:rPr>
+        <w:t xml:space="preserve">State</w:t>
+      </w:r>
+      <w:r>
+        <w:rPr>
+          <w:b/>
+          <w:bCs/>
+          <w:i/>
+          <w:iCs/>
+        </w:rPr>
+        <w:t xml:space="preserve"> </w:t>
+      </w:r>
+      <w:r>
+        <w:rPr>
+          <w:b/>
+          <w:bCs/>
+          <w:i/>
+          <w:iCs/>
+        </w:rPr>
+        <w:t xml:space="preserve">a</w:t>
+      </w:r>
+      <w:r>
+        <w:rPr>
+          <w:b/>
+          <w:bCs/>
+          <w:i/>
+          <w:iCs/>
+        </w:rPr>
+        <w:t xml:space="preserve"> </w:t>
+      </w:r>
+      <w:r>
+        <w:rPr>
+          <w:b/>
+          <w:bCs/>
+          <w:i/>
+          <w:iCs/>
+        </w:rPr>
+        <w:t xml:space="preserve">Defamation</w:t>
+      </w:r>
+      <w:r>
+        <w:rPr>
+          <w:b/>
+          <w:bCs/>
+          <w:i/>
+          <w:iCs/>
+        </w:rPr>
+        <w:t xml:space="preserve"> </w:t>
+      </w:r>
+      <w:r>
+        <w:rPr>
+          <w:b/>
+          <w:bCs/>
+          <w:i/>
+          <w:iCs/>
+        </w:rPr>
+        <w:t xml:space="preserve">Claim</w:t>
+      </w:r>
+      <w:r>
+        <w:rPr>
+          <w:b/>
+          <w:bCs/>
+          <w:i/>
+          <w:iCs/>
+        </w:rPr>
+        <w:t xml:space="preserve"> </w:t>
+      </w:r>
+      <w:r>
+        <w:rPr>
+          <w:b/>
+          <w:bCs/>
+          <w:i/>
+          <w:iCs/>
+        </w:rPr>
+        <w:t xml:space="preserve">Against</w:t>
+      </w:r>
+      <w:r>
+        <w:rPr>
+          <w:b/>
+          <w:bCs/>
+          <w:i/>
+          <w:iCs/>
+        </w:rPr>
+        <w:t xml:space="preserve"> </w:t>
+      </w:r>
+      <w:r>
+        <w:rPr>
+          <w:b/>
+          <w:bCs/>
+          <w:i/>
+          <w:iCs/>
+        </w:rPr>
+        <w:t xml:space="preserve">Gefteas</w:t>
+      </w:r>
+      <w:r>
+        <w:rPr>
+          <w:b/>
+          <w:bCs/>
+          <w:i/>
+          <w:iCs/>
+        </w:rPr>
+        <w:t xml:space="preserve"> </w:t>
+      </w:r>
+      <w:r>
+        <w:rPr>
+          <w:b/>
+          <w:bCs/>
+          <w:i/>
+          <w:iCs/>
+        </w:rPr>
+        <w:t xml:space="preserve">(Count</w:t>
+      </w:r>
+      <w:r>
+        <w:rPr>
+          <w:b/>
+          <w:bCs/>
+          <w:i/>
+          <w:iCs/>
+        </w:rPr>
+        <w:t xml:space="preserve"> </w:t>
+      </w:r>
+      <w:r>
+        <w:rPr>
+          <w:b/>
+          <w:bCs/>
+          <w:i/>
+          <w:iCs/>
+        </w:rPr>
+        <w:t xml:space="preserve">II).</w:t>
+      </w:r>
+    </w:p>
+    <w:p>
+      <w:pPr>
+        <w:pStyle w:val="BodyText"/>
       </w:pPr>
       <w:r>
         <w:t xml:space="preserve">Tennessee law governs Veris’s defamation claim because federal courts sitting in diversity apply the substantive law of the forum state.</w:t>
@@ -1125,7 +3165,7 @@
         <w:t xml:space="preserve">Hudik v. Fox News Network, LLC</w:t>
       </w:r>
       <w:r>
-        <w:t xml:space="preserve">, 512 F. Supp. 3d 816, 824 (M.D. Tenn. 2021) (citations omitted). Under Tennessee law, a plaintiff establishes a prima facie case of defamation by showing that: “1) a party published a statement; 2) with knowledge that the statement is false and defaming to the other; or 3) with reckless disregard for the truth of the statement or with negligence in failing to ascertain the truth of the statement.”</w:t>
+        <w:t xml:space="preserve">, 512 F. Supp. 3d 816, 824 (M.D. Tenn. 2021) (citations omitted). Under Tennessee law, a plaintiff establishes a prima facie case of defamation by showing that: “1) a party published a statement; 2) with knowledge that the statement is false and defaming to the other; or 3) with reckless disregard for the truth of the statement or with negligence in failing to ascertain the truth of the statement.”</w:t>
       </w:r>
       <w:r>
         <w:t xml:space="preserve"> </w:t>
@@ -1148,7 +3188,7 @@
           <w:i/>
           <w:iCs/>
         </w:rPr>
-        <w:t xml:space="preserve">Quality Auto Parts Co. v. Bluff City Buick Co.</w:t>
+        <w:t xml:space="preserve">Quality Auto Parts Co. v. Bluff City Buick Co.</w:t>
       </w:r>
       <w:r>
         <w:t xml:space="preserve">, 876 S.W.2d 818, 821 (Tenn. 1994). Written defamation is “libel,” and spoken defamation is “slander.”</w:t>
@@ -1172,30 +3212,36 @@
     </w:p>
     <w:p>
       <w:pPr>
-        <w:pStyle w:val="Heading1"/>
-      </w:pPr>
-      <w:bookmarkStart w:id="120" w:name="_conclusion"/>
-      <w:r>
+        <w:keepNext/>
+        <w:keepLines/>
+        <w:spacing w:before="276" w:after="138" w:line="276" w:lineRule="exact"/>
+        <w:ind w:left="0" w:firstLine="0"/>
+        <w:jc w:val="center"/>
+        <w:outlineLvl w:val="0"/>
+      </w:pPr>
+      <w:r>
+        <w:rPr>
+          <w:b/>
+          <w:bCs/>
+        </w:rPr>
         <w:t xml:space="preserve">CONCLUSION</w:t>
       </w:r>
-      <w:bookmarkEnd w:id="120"/>
-    </w:p>
-    <w:p>
-      <w:pPr>
-        <w:pStyle w:val="FirstParagraph"/>
-      </w:pPr>
-      <w:r>
-        <w:t xml:space="preserve">For the foregoing reasons, Gefteas requests that this action be dismissed in its entirety for lack of subject-matter and/or personal jurisdiction. In the alternative, if, and only if, this Court declines to dismiss on jurisdictional grounds, Mr. Gefteas requests that this action be dismissed for improper venue. Finally, if, and only, if this Court finds jurisdiction and proper venue, Gefteas requests that this action be dismissed for failure to state a claim upon which relief can be granted.</w:t>
-      </w:r>
-    </w:p>
-    <w:p>
-      <w:pPr>
-        <w:pStyle w:val="GapKeep"/>
-      </w:pPr>
-    </w:p>
-    <w:p>
-      <w:pPr>
-        <w:pStyle w:val="SignatureKeep"/>
+    </w:p>
+    <w:p>
+      <w:pPr>
+        <w:pStyle w:val="BodyKeep"/>
+      </w:pPr>
+      <w:r>
+        <w:t xml:space="preserve">For the foregoing reasons, Gefteas requests that this action be dismissed in its entirety for lack of subject-matter and/​or personal jurisdiction. In the alternative, if, and only if, this Court declines to dismiss on jurisdictional grounds, Mr. Gefteas requests that this action be dismissed for improper venue. Finally, if, and only, if this Court finds jurisdiction and proper venue, Gefteas requests that this action be dismissed for failure to state a claim upon which relief can be granted.</w:t>
+      </w:r>
+    </w:p>
+    <w:p>
+      <w:pPr>
+        <w:keepNext/>
+        <w:keepLines/>
+        <w:spacing w:before="276" w:after="0" w:line="276" w:lineRule="exact"/>
+        <w:ind w:left="4680" w:firstLine="0"/>
+        <w:jc w:val="left"/>
       </w:pPr>
       <w:r>
         <w:t xml:space="preserve">Respectfully submitted,</w:t>
@@ -1203,57 +3249,161 @@
     </w:p>
     <w:p>
       <w:pPr>
-        <w:pStyle w:val="GapKeep"/>
-      </w:pPr>
-    </w:p>
-    <w:p>
-      <w:pPr>
-        <w:pStyle w:val="SignatureKeep"/>
-      </w:pPr>
-      <w:r>
-        <w:t xml:space="preserve">/s/ Eric C. Lyons</w:t>
-      </w:r>
-    </w:p>
-    <w:p>
-      <w:pPr>
-        <w:pStyle w:val="GapHalfKeep"/>
-      </w:pPr>
-    </w:p>
-    <w:p>
-      <w:pPr>
-        <w:pStyle w:val="SignatureKeep"/>
-      </w:pPr>
-      <w:r>
-        <w:t xml:space="preserve">Eric C. Lyons (TN #036105)</w:t>
-      </w:r>
-    </w:p>
-    <w:p>
-      <w:pPr>
-        <w:pStyle w:val="SignatureKeep"/>
-      </w:pPr>
-      <w:r>
-        <w:t xml:space="preserve">Buchalter LLP</w:t>
-      </w:r>
-    </w:p>
-    <w:p>
-      <w:pPr>
-        <w:pStyle w:val="SignatureKeep"/>
-      </w:pPr>
-      <w:r>
-        <w:t xml:space="preserve">1 Music Circle South, Suite 300</w:t>
-      </w:r>
-    </w:p>
-    <w:p>
-      <w:pPr>
-        <w:pStyle w:val="SignatureKeep"/>
-      </w:pPr>
-      <w:r>
-        <w:t xml:space="preserve">Nashville, TN 37203</w:t>
-      </w:r>
-    </w:p>
-    <w:p>
-      <w:pPr>
-        <w:pStyle w:val="SignatureKeep"/>
+        <w:keepNext/>
+        <w:keepLines/>
+        <w:spacing w:before="276" w:after="0" w:line="276" w:lineRule="exact"/>
+        <w:ind w:left="4680" w:firstLine="0"/>
+        <w:jc w:val="left"/>
+      </w:pPr>
+      <w:r>
+        <w:t xml:space="preserve">/​​s/</w:t>
+      </w:r>
+      <w:r>
+        <w:t xml:space="preserve"> </w:t>
+      </w:r>
+      <w:r>
+        <w:t xml:space="preserve">Eric</w:t>
+      </w:r>
+      <w:r>
+        <w:t xml:space="preserve"> </w:t>
+      </w:r>
+      <w:r>
+        <w:t xml:space="preserve">C.</w:t>
+      </w:r>
+      <w:r>
+        <w:t xml:space="preserve"> </w:t>
+      </w:r>
+      <w:r>
+        <w:t xml:space="preserve">Lyons</w:t>
+      </w:r>
+    </w:p>
+    <w:p>
+      <w:pPr>
+        <w:keepNext/>
+        <w:keepLines/>
+        <w:spacing w:before="138" w:after="0" w:line="276" w:lineRule="exact"/>
+        <w:ind w:left="4680" w:firstLine="0"/>
+        <w:jc w:val="left"/>
+      </w:pPr>
+      <w:r>
+        <w:t xml:space="preserve">Eric</w:t>
+      </w:r>
+      <w:r>
+        <w:t xml:space="preserve"> </w:t>
+      </w:r>
+      <w:r>
+        <w:t xml:space="preserve">C.</w:t>
+      </w:r>
+      <w:r>
+        <w:t xml:space="preserve"> </w:t>
+      </w:r>
+      <w:r>
+        <w:t xml:space="preserve">Lyons</w:t>
+      </w:r>
+      <w:r>
+        <w:t xml:space="preserve"> </w:t>
+      </w:r>
+      <w:r>
+        <w:t xml:space="preserve">(TN</w:t>
+      </w:r>
+      <w:r>
+        <w:t xml:space="preserve"> </w:t>
+      </w:r>
+      <w:r>
+        <w:t xml:space="preserve">#036105)</w:t>
+      </w:r>
+    </w:p>
+    <w:p>
+      <w:pPr>
+        <w:keepNext/>
+        <w:keepLines/>
+        <w:spacing w:before="0" w:after="0" w:line="276" w:lineRule="exact"/>
+        <w:ind w:left="4680" w:firstLine="0"/>
+        <w:jc w:val="left"/>
+      </w:pPr>
+      <w:r>
+        <w:t xml:space="preserve">Buchalter</w:t>
+      </w:r>
+      <w:r>
+        <w:t xml:space="preserve"> </w:t>
+      </w:r>
+      <w:r>
+        <w:t xml:space="preserve">LLP</w:t>
+      </w:r>
+    </w:p>
+    <w:p>
+      <w:pPr>
+        <w:keepNext/>
+        <w:keepLines/>
+        <w:spacing w:before="0" w:after="0" w:line="276" w:lineRule="exact"/>
+        <w:ind w:left="4680" w:firstLine="0"/>
+        <w:jc w:val="left"/>
+      </w:pPr>
+      <w:r>
+        <w:t xml:space="preserve">1</w:t>
+      </w:r>
+      <w:r>
+        <w:t xml:space="preserve"> </w:t>
+      </w:r>
+      <w:r>
+        <w:t xml:space="preserve">Music</w:t>
+      </w:r>
+      <w:r>
+        <w:t xml:space="preserve"> </w:t>
+      </w:r>
+      <w:r>
+        <w:t xml:space="preserve">Circle</w:t>
+      </w:r>
+      <w:r>
+        <w:t xml:space="preserve"> </w:t>
+      </w:r>
+      <w:r>
+        <w:t xml:space="preserve">South,</w:t>
+      </w:r>
+      <w:r>
+        <w:t xml:space="preserve"> </w:t>
+      </w:r>
+      <w:r>
+        <w:t xml:space="preserve">Suite</w:t>
+      </w:r>
+      <w:r>
+        <w:t xml:space="preserve"> </w:t>
+      </w:r>
+      <w:r>
+        <w:t xml:space="preserve">300</w:t>
+      </w:r>
+    </w:p>
+    <w:p>
+      <w:pPr>
+        <w:keepNext/>
+        <w:keepLines/>
+        <w:spacing w:before="0" w:after="0" w:line="276" w:lineRule="exact"/>
+        <w:ind w:left="4680" w:firstLine="0"/>
+        <w:jc w:val="left"/>
+      </w:pPr>
+      <w:r>
+        <w:t xml:space="preserve">Nashville,</w:t>
+      </w:r>
+      <w:r>
+        <w:t xml:space="preserve"> </w:t>
+      </w:r>
+      <w:r>
+        <w:t xml:space="preserve">TN</w:t>
+      </w:r>
+      <w:r>
+        <w:t xml:space="preserve"> </w:t>
+      </w:r>
+      <w:r>
+        <w:t xml:space="preserve">37203</w:t>
+      </w:r>
+    </w:p>
+    <w:p>
+      <w:pPr>
+        <w:keepNext/>
+        <w:keepLines/>
+        <w:spacing w:before="0" w:after="0" w:line="276" w:lineRule="exact"/>
+        <w:ind w:left="4680" w:firstLine="0"/>
+        <w:jc w:val="left"/>
       </w:pPr>
       <w:r>
         <w:t xml:space="preserve">elyons@buchalter.com</w:t>
@@ -1261,81 +3411,285 @@
     </w:p>
     <w:p>
       <w:pPr>
-        <w:pStyle w:val="SignatureKeep"/>
-      </w:pPr>
-      <w:r>
-        <w:t xml:space="preserve">Counsel for Defendants Michael Gefteas</w:t>
-      </w:r>
-    </w:p>
-    <w:p>
-      <w:pPr>
-        <w:pStyle w:val="Signature"/>
-      </w:pPr>
-      <w:r>
-        <w:t xml:space="preserve">and Bespoke Audio Shop</w:t>
-      </w:r>
-    </w:p>
-    <w:p>
-      <w:pPr>
-        <w:pStyle w:val="Heading1"/>
-      </w:pPr>
-      <w:bookmarkStart w:id="121" w:name="_c121467334a269ca5206a0aa35bd1350b90187b"/>
-      <w:r>
-        <w:t xml:space="preserve">CERTIFICATE OF SERVICE</w:t>
-      </w:r>
-      <w:bookmarkEnd w:id="121"/>
-    </w:p>
-    <w:p>
-      <w:pPr>
-        <w:pStyle w:val="FirstParagraph"/>
-      </w:pPr>
-      <w:r>
-        <w:t xml:space="preserve">I hereby certify that on the 11th day of September, 2026, I electronically filed the foregoing document with the Clerk of the Court using the CM/ECF system. Notice of this filing will be sent by operation of the Court’s electronic filing system to all attorneys of record registered on the CM/ECF system. All other parties will be served by electronic mail and/or U.S. Mail. Parties may access this filing through the Court’s electronic filing system.</w:t>
-      </w:r>
-    </w:p>
-    <w:p>
-      <w:pPr>
-        <w:pStyle w:val="SingleKeep"/>
-      </w:pPr>
-      <w:r>
-        <w:t xml:space="preserve">Eric G. Osborne</w:t>
-      </w:r>
-    </w:p>
-    <w:p>
-      <w:pPr>
-        <w:pStyle w:val="SingleKeep"/>
-      </w:pPr>
-      <w:r>
-        <w:t xml:space="preserve">Amy R. Mohan</w:t>
-      </w:r>
-    </w:p>
-    <w:p>
-      <w:pPr>
-        <w:pStyle w:val="SingleKeep"/>
-      </w:pPr>
-      <w:r>
-        <w:t xml:space="preserve">Sherrard Roe Voigt &amp; Harbison, PC</w:t>
-      </w:r>
-    </w:p>
-    <w:p>
-      <w:pPr>
-        <w:pStyle w:val="SingleKeep"/>
-      </w:pPr>
-      <w:r>
-        <w:t xml:space="preserve">1600 West End Ave., Suite 1750</w:t>
-      </w:r>
-    </w:p>
-    <w:p>
-      <w:pPr>
-        <w:pStyle w:val="SingleKeep"/>
-      </w:pPr>
-      <w:r>
-        <w:t xml:space="preserve">Nashville, TN 37203</w:t>
-      </w:r>
-    </w:p>
-    <w:p>
-      <w:pPr>
-        <w:pStyle w:val="SingleKeep"/>
+        <w:keepNext/>
+        <w:keepLines/>
+        <w:spacing w:before="0" w:after="0" w:line="276" w:lineRule="exact"/>
+        <w:ind w:left="4680" w:firstLine="0"/>
+        <w:jc w:val="left"/>
+      </w:pPr>
+      <w:r>
+        <w:t xml:space="preserve">Counsel</w:t>
+      </w:r>
+      <w:r>
+        <w:t xml:space="preserve"> </w:t>
+      </w:r>
+      <w:r>
+        <w:t xml:space="preserve">for</w:t>
+      </w:r>
+      <w:r>
+        <w:t xml:space="preserve"> </w:t>
+      </w:r>
+      <w:r>
+        <w:t xml:space="preserve">Defendants</w:t>
+      </w:r>
+      <w:r>
+        <w:t xml:space="preserve"> </w:t>
+      </w:r>
+      <w:r>
+        <w:t xml:space="preserve">Michael</w:t>
+      </w:r>
+      <w:r>
+        <w:t xml:space="preserve"> </w:t>
+      </w:r>
+      <w:r>
+        <w:t xml:space="preserve">Gefteas</w:t>
+      </w:r>
+    </w:p>
+    <w:p>
+      <w:pPr>
+        <w:spacing w:before="0" w:after="0" w:line="276" w:lineRule="exact"/>
+        <w:ind w:left="4680" w:firstLine="0"/>
+        <w:jc w:val="left"/>
+      </w:pPr>
+      <w:r>
+        <w:t xml:space="preserve">and</w:t>
+      </w:r>
+      <w:r>
+        <w:t xml:space="preserve"> </w:t>
+      </w:r>
+      <w:r>
+        <w:t xml:space="preserve">Bespoke</w:t>
+      </w:r>
+      <w:r>
+        <w:t xml:space="preserve"> </w:t>
+      </w:r>
+      <w:r>
+        <w:t xml:space="preserve">Audio</w:t>
+      </w:r>
+      <w:r>
+        <w:t xml:space="preserve"> </w:t>
+      </w:r>
+      <w:r>
+        <w:t xml:space="preserve">Shop</w:t>
+      </w:r>
+    </w:p>
+    <w:p>
+      <w:pPr>
+        <w:keepNext/>
+        <w:keepLines/>
+        <w:pageBreakBefore/>
+        <w:spacing w:before="0" w:after="138" w:line="276" w:lineRule="exact"/>
+        <w:ind w:left="0" w:firstLine="0"/>
+        <w:jc w:val="center"/>
+        <w:outlineLvl w:val="0"/>
+      </w:pPr>
+      <w:r>
+        <w:rPr>
+          <w:b/>
+          <w:bCs/>
+        </w:rPr>
+        <w:t xml:space="preserve">CERTIFICATE</w:t>
+      </w:r>
+      <w:r>
+        <w:rPr>
+          <w:b/>
+          <w:bCs/>
+        </w:rPr>
+        <w:t xml:space="preserve"> </w:t>
+      </w:r>
+      <w:r>
+        <w:rPr>
+          <w:b/>
+          <w:bCs/>
+        </w:rPr>
+        <w:t xml:space="preserve">OF</w:t>
+      </w:r>
+      <w:r>
+        <w:rPr>
+          <w:b/>
+          <w:bCs/>
+        </w:rPr>
+        <w:t xml:space="preserve"> </w:t>
+      </w:r>
+      <w:r>
+        <w:rPr>
+          <w:b/>
+          <w:bCs/>
+        </w:rPr>
+        <w:t xml:space="preserve">SERVICE</w:t>
+      </w:r>
+    </w:p>
+    <w:p>
+      <w:pPr>
+        <w:pStyle w:val="BodyText"/>
+      </w:pPr>
+      <w:r>
+        <w:t xml:space="preserve">I hereby certify that on the 11th day of September, 2026, I electronically filed the foregoing document with the Clerk of the Court using the CM/​ECF system. Notice of this filing will be sent by operation of the Court’s electronic filing system to all attorneys of record registered on the CM/​ECF system. All other parties will be served by electronic mail and/​or U.S. Mail. Parties may access this filing through the Court’s electronic filing system.</w:t>
+      </w:r>
+    </w:p>
+    <w:p>
+      <w:pPr>
+        <w:keepNext/>
+        <w:keepLines/>
+        <w:spacing w:before="276" w:after="0" w:line="276" w:lineRule="exact"/>
+        <w:ind w:left="720" w:firstLine="0"/>
+        <w:jc w:val="left"/>
+      </w:pPr>
+      <w:r>
+        <w:t xml:space="preserve">Eric</w:t>
+      </w:r>
+      <w:r>
+        <w:t xml:space="preserve"> </w:t>
+      </w:r>
+      <w:r>
+        <w:t xml:space="preserve">G.</w:t>
+      </w:r>
+      <w:r>
+        <w:t xml:space="preserve"> </w:t>
+      </w:r>
+      <w:r>
+        <w:t xml:space="preserve">Osborne</w:t>
+      </w:r>
+    </w:p>
+    <w:p>
+      <w:pPr>
+        <w:keepNext/>
+        <w:keepLines/>
+        <w:spacing w:before="0" w:after="0" w:line="276" w:lineRule="exact"/>
+        <w:ind w:left="720" w:firstLine="0"/>
+        <w:jc w:val="left"/>
+      </w:pPr>
+      <w:r>
+        <w:t xml:space="preserve">Amy</w:t>
+      </w:r>
+      <w:r>
+        <w:t xml:space="preserve"> </w:t>
+      </w:r>
+      <w:r>
+        <w:t xml:space="preserve">R.</w:t>
+      </w:r>
+      <w:r>
+        <w:t xml:space="preserve"> </w:t>
+      </w:r>
+      <w:r>
+        <w:t xml:space="preserve">Mohan</w:t>
+      </w:r>
+    </w:p>
+    <w:p>
+      <w:pPr>
+        <w:keepNext/>
+        <w:keepLines/>
+        <w:spacing w:before="0" w:after="0" w:line="276" w:lineRule="exact"/>
+        <w:ind w:left="720" w:firstLine="0"/>
+        <w:jc w:val="left"/>
+      </w:pPr>
+      <w:r>
+        <w:t xml:space="preserve">Sherrard</w:t>
+      </w:r>
+      <w:r>
+        <w:t xml:space="preserve"> </w:t>
+      </w:r>
+      <w:r>
+        <w:t xml:space="preserve">Roe</w:t>
+      </w:r>
+      <w:r>
+        <w:t xml:space="preserve"> </w:t>
+      </w:r>
+      <w:r>
+        <w:t xml:space="preserve">Voigt</w:t>
+      </w:r>
+      <w:r>
+        <w:t xml:space="preserve"> </w:t>
+      </w:r>
+      <w:r>
+        <w:t xml:space="preserve">&amp;</w:t>
+      </w:r>
+      <w:r>
+        <w:t xml:space="preserve"> </w:t>
+      </w:r>
+      <w:r>
+        <w:t xml:space="preserve">Harbison,</w:t>
+      </w:r>
+      <w:r>
+        <w:t xml:space="preserve"> </w:t>
+      </w:r>
+      <w:r>
+        <w:t xml:space="preserve">PC</w:t>
+      </w:r>
+    </w:p>
+    <w:p>
+      <w:pPr>
+        <w:keepNext/>
+        <w:keepLines/>
+        <w:spacing w:before="0" w:after="0" w:line="276" w:lineRule="exact"/>
+        <w:ind w:left="720" w:firstLine="0"/>
+        <w:jc w:val="left"/>
+      </w:pPr>
+      <w:r>
+        <w:t xml:space="preserve">1600</w:t>
+      </w:r>
+      <w:r>
+        <w:t xml:space="preserve"> </w:t>
+      </w:r>
+      <w:r>
+        <w:t xml:space="preserve">West</w:t>
+      </w:r>
+      <w:r>
+        <w:t xml:space="preserve"> </w:t>
+      </w:r>
+      <w:r>
+        <w:t xml:space="preserve">End</w:t>
+      </w:r>
+      <w:r>
+        <w:t xml:space="preserve"> </w:t>
+      </w:r>
+      <w:r>
+        <w:t xml:space="preserve">Ave.,</w:t>
+      </w:r>
+      <w:r>
+        <w:t xml:space="preserve"> </w:t>
+      </w:r>
+      <w:r>
+        <w:t xml:space="preserve">Suite</w:t>
+      </w:r>
+      <w:r>
+        <w:t xml:space="preserve"> </w:t>
+      </w:r>
+      <w:r>
+        <w:t xml:space="preserve">1750</w:t>
+      </w:r>
+    </w:p>
+    <w:p>
+      <w:pPr>
+        <w:keepNext/>
+        <w:keepLines/>
+        <w:spacing w:before="0" w:after="0" w:line="276" w:lineRule="exact"/>
+        <w:ind w:left="720" w:firstLine="0"/>
+        <w:jc w:val="left"/>
+      </w:pPr>
+      <w:r>
+        <w:t xml:space="preserve">Nashville,</w:t>
+      </w:r>
+      <w:r>
+        <w:t xml:space="preserve"> </w:t>
+      </w:r>
+      <w:r>
+        <w:t xml:space="preserve">TN</w:t>
+      </w:r>
+      <w:r>
+        <w:t xml:space="preserve"> </w:t>
+      </w:r>
+      <w:r>
+        <w:t xml:space="preserve">37203</w:t>
+      </w:r>
+    </w:p>
+    <w:p>
+      <w:pPr>
+        <w:keepNext/>
+        <w:keepLines/>
+        <w:spacing w:before="0" w:after="0" w:line="276" w:lineRule="exact"/>
+        <w:ind w:left="720" w:firstLine="0"/>
+        <w:jc w:val="left"/>
       </w:pPr>
       <w:r>
         <w:t xml:space="preserve">eosborne@srvhlaw.com</w:t>
@@ -1343,7 +3697,11 @@
     </w:p>
     <w:p>
       <w:pPr>
-        <w:pStyle w:val="SingleKeep"/>
+        <w:keepNext/>
+        <w:keepLines/>
+        <w:spacing w:before="0" w:after="0" w:line="276" w:lineRule="exact"/>
+        <w:ind w:left="720" w:firstLine="0"/>
+        <w:jc w:val="left"/>
       </w:pPr>
       <w:r>
         <w:t xml:space="preserve">amohan@srvhlaw.com</w:t>
@@ -1351,60 +3709,205 @@
     </w:p>
     <w:p>
       <w:pPr>
-        <w:pStyle w:val="SingleKeep"/>
-      </w:pPr>
-      <w:r>
-        <w:t xml:space="preserve">Counsel for Plaintiff Veris Home Technology LLC d/b/a AXISS Audio</w:t>
-      </w:r>
-    </w:p>
-    <w:p>
-      <w:pPr>
-        <w:pStyle w:val="GapKeep"/>
-      </w:pPr>
-    </w:p>
-    <w:p>
-      <w:pPr>
-        <w:pStyle w:val="SingleKeep"/>
-      </w:pPr>
-      <w:r>
-        <w:t xml:space="preserve">Peter C. Robison</w:t>
-      </w:r>
-    </w:p>
-    <w:p>
-      <w:pPr>
-        <w:pStyle w:val="SingleKeep"/>
-      </w:pPr>
-      <w:r>
-        <w:t xml:space="preserve">LEWIS THOMASON, P.C.</w:t>
-      </w:r>
-    </w:p>
-    <w:p>
-      <w:pPr>
-        <w:pStyle w:val="SingleKeep"/>
-      </w:pPr>
-      <w:r>
-        <w:t xml:space="preserve">1201 Demonbreun Street, Suite 1000</w:t>
-      </w:r>
-    </w:p>
-    <w:p>
-      <w:pPr>
-        <w:pStyle w:val="SingleKeep"/>
-      </w:pPr>
-      <w:r>
-        <w:t xml:space="preserve">Nashville, TN 37203</w:t>
-      </w:r>
-    </w:p>
-    <w:p>
-      <w:pPr>
-        <w:pStyle w:val="SingleKeep"/>
-      </w:pPr>
-      <w:r>
-        <w:t xml:space="preserve">Phone: 615-259-1343</w:t>
-      </w:r>
-    </w:p>
-    <w:p>
-      <w:pPr>
-        <w:pStyle w:val="SingleKeep"/>
+        <w:spacing w:before="0" w:after="0" w:line="276" w:lineRule="exact"/>
+        <w:ind w:left="720" w:firstLine="0"/>
+        <w:jc w:val="left"/>
+      </w:pPr>
+      <w:r>
+        <w:t xml:space="preserve">Counsel</w:t>
+      </w:r>
+      <w:r>
+        <w:t xml:space="preserve"> </w:t>
+      </w:r>
+      <w:r>
+        <w:t xml:space="preserve">for</w:t>
+      </w:r>
+      <w:r>
+        <w:t xml:space="preserve"> </w:t>
+      </w:r>
+      <w:r>
+        <w:t xml:space="preserve">Plaintiff</w:t>
+      </w:r>
+      <w:r>
+        <w:t xml:space="preserve"> </w:t>
+      </w:r>
+      <w:r>
+        <w:t xml:space="preserve">Veris</w:t>
+      </w:r>
+      <w:r>
+        <w:t xml:space="preserve"> </w:t>
+      </w:r>
+      <w:r>
+        <w:t xml:space="preserve">Home</w:t>
+      </w:r>
+      <w:r>
+        <w:t xml:space="preserve"> </w:t>
+      </w:r>
+      <w:r>
+        <w:t xml:space="preserve">Technology</w:t>
+      </w:r>
+      <w:r>
+        <w:t xml:space="preserve"> </w:t>
+      </w:r>
+      <w:r>
+        <w:t xml:space="preserve">LLC</w:t>
+      </w:r>
+      <w:r>
+        <w:t xml:space="preserve"> </w:t>
+      </w:r>
+      <w:r>
+        <w:t xml:space="preserve">d/​​b/​​a</w:t>
+      </w:r>
+      <w:r>
+        <w:t xml:space="preserve"> </w:t>
+      </w:r>
+      <w:r>
+        <w:t xml:space="preserve">AXISS</w:t>
+      </w:r>
+      <w:r>
+        <w:t xml:space="preserve"> </w:t>
+      </w:r>
+      <w:r>
+        <w:t xml:space="preserve">Audio</w:t>
+      </w:r>
+    </w:p>
+    <w:p>
+      <w:pPr>
+        <w:keepNext/>
+        <w:keepLines/>
+        <w:spacing w:before="276" w:after="0" w:line="276" w:lineRule="exact"/>
+        <w:ind w:left="720" w:firstLine="0"/>
+        <w:jc w:val="left"/>
+      </w:pPr>
+      <w:r>
+        <w:t xml:space="preserve">Peter</w:t>
+      </w:r>
+      <w:r>
+        <w:t xml:space="preserve"> </w:t>
+      </w:r>
+      <w:r>
+        <w:t xml:space="preserve">C.</w:t>
+      </w:r>
+      <w:r>
+        <w:t xml:space="preserve"> </w:t>
+      </w:r>
+      <w:r>
+        <w:t xml:space="preserve">Robison</w:t>
+      </w:r>
+    </w:p>
+    <w:p>
+      <w:pPr>
+        <w:keepNext/>
+        <w:keepLines/>
+        <w:spacing w:before="0" w:after="0" w:line="276" w:lineRule="exact"/>
+        <w:ind w:left="720" w:firstLine="0"/>
+        <w:jc w:val="left"/>
+      </w:pPr>
+      <w:r>
+        <w:t xml:space="preserve">LEWIS</w:t>
+      </w:r>
+      <w:r>
+        <w:t xml:space="preserve"> </w:t>
+      </w:r>
+      <w:r>
+        <w:t xml:space="preserve">THOMASON,</w:t>
+      </w:r>
+      <w:r>
+        <w:t xml:space="preserve"> </w:t>
+      </w:r>
+      <w:r>
+        <w:t xml:space="preserve">P.C.</w:t>
+      </w:r>
+    </w:p>
+    <w:p>
+      <w:pPr>
+        <w:keepNext/>
+        <w:keepLines/>
+        <w:spacing w:before="0" w:after="0" w:line="276" w:lineRule="exact"/>
+        <w:ind w:left="720" w:firstLine="0"/>
+        <w:jc w:val="left"/>
+      </w:pPr>
+      <w:r>
+        <w:t xml:space="preserve">1201</w:t>
+      </w:r>
+      <w:r>
+        <w:t xml:space="preserve"> </w:t>
+      </w:r>
+      <w:r>
+        <w:t xml:space="preserve">Demonbreun</w:t>
+      </w:r>
+      <w:r>
+        <w:t xml:space="preserve"> </w:t>
+      </w:r>
+      <w:r>
+        <w:t xml:space="preserve">Street,</w:t>
+      </w:r>
+      <w:r>
+        <w:t xml:space="preserve"> </w:t>
+      </w:r>
+      <w:r>
+        <w:t xml:space="preserve">Suite</w:t>
+      </w:r>
+      <w:r>
+        <w:t xml:space="preserve"> </w:t>
+      </w:r>
+      <w:r>
+        <w:t xml:space="preserve">1000</w:t>
+      </w:r>
+    </w:p>
+    <w:p>
+      <w:pPr>
+        <w:keepNext/>
+        <w:keepLines/>
+        <w:spacing w:before="0" w:after="0" w:line="276" w:lineRule="exact"/>
+        <w:ind w:left="720" w:firstLine="0"/>
+        <w:jc w:val="left"/>
+      </w:pPr>
+      <w:r>
+        <w:t xml:space="preserve">Nashville,</w:t>
+      </w:r>
+      <w:r>
+        <w:t xml:space="preserve"> </w:t>
+      </w:r>
+      <w:r>
+        <w:t xml:space="preserve">TN</w:t>
+      </w:r>
+      <w:r>
+        <w:t xml:space="preserve"> </w:t>
+      </w:r>
+      <w:r>
+        <w:t xml:space="preserve">37203</w:t>
+      </w:r>
+    </w:p>
+    <w:p>
+      <w:pPr>
+        <w:keepNext/>
+        <w:keepLines/>
+        <w:spacing w:before="0" w:after="0" w:line="276" w:lineRule="exact"/>
+        <w:ind w:left="720" w:firstLine="0"/>
+        <w:jc w:val="left"/>
+      </w:pPr>
+      <w:r>
+        <w:t xml:space="preserve">Phone:</w:t>
+      </w:r>
+      <w:r>
+        <w:t xml:space="preserve"> </w:t>
+      </w:r>
+      <w:r>
+        <w:t xml:space="preserve">615</w:t>
+        <w:noBreakHyphen/>
+        <w:t xml:space="preserve">259</w:t>
+        <w:noBreakHyphen/>
+        <w:t xml:space="preserve">1343</w:t>
+      </w:r>
+    </w:p>
+    <w:p>
+      <w:pPr>
+        <w:keepNext/>
+        <w:keepLines/>
+        <w:spacing w:before="0" w:after="0" w:line="276" w:lineRule="exact"/>
+        <w:ind w:left="720" w:firstLine="0"/>
+        <w:jc w:val="left"/>
       </w:pPr>
       <w:r>
         <w:t xml:space="preserve">probison@lewisthomason.com</w:t>
@@ -1412,82 +3915,296 @@
     </w:p>
     <w:p>
       <w:pPr>
-        <w:pStyle w:val="SingleKeep"/>
-      </w:pPr>
-      <w:r>
-        <w:t xml:space="preserve">Counsel for Defendants Michael Bovaird, Suncoast Audio, LLC, Luxury Hi-Fi Distribution LLC, and Clarisys Audio Global Distribution, LLC</w:t>
-      </w:r>
-    </w:p>
-    <w:p>
-      <w:pPr>
-        <w:pStyle w:val="GapKeep"/>
-      </w:pPr>
-    </w:p>
-    <w:p>
-      <w:pPr>
-        <w:pStyle w:val="SingleKeep"/>
-      </w:pPr>
-      <w:r>
-        <w:t xml:space="preserve">Florian Wiegand</w:t>
-      </w:r>
-    </w:p>
-    <w:p>
-      <w:pPr>
-        <w:pStyle w:val="SingleKeep"/>
-      </w:pPr>
-      <w:r>
-        <w:t xml:space="preserve">Cross Street Corporate Services, LLC</w:t>
-      </w:r>
-    </w:p>
-    <w:p>
-      <w:pPr>
-        <w:pStyle w:val="SingleKeep"/>
-      </w:pPr>
-      <w:r>
-        <w:t xml:space="preserve">50 Central Avenue, 8th Floor</w:t>
-      </w:r>
-    </w:p>
-    <w:p>
-      <w:pPr>
-        <w:pStyle w:val="SingleKeep"/>
-      </w:pPr>
-      <w:r>
-        <w:t xml:space="preserve">Sarasota, FL 34236</w:t>
-      </w:r>
-    </w:p>
-    <w:p>
-      <w:pPr>
-        <w:pStyle w:val="GapKeep"/>
-      </w:pPr>
-    </w:p>
-    <w:p>
-      <w:pPr>
-        <w:pStyle w:val="SignatureKeep"/>
-      </w:pPr>
-      <w:r>
-        <w:t xml:space="preserve">/s/ Eric C. Lyons</w:t>
-      </w:r>
-    </w:p>
-    <w:p>
-      <w:pPr>
-        <w:pStyle w:val="GapHalfKeep"/>
-      </w:pPr>
-    </w:p>
-    <w:p>
-      <w:pPr>
-        <w:pStyle w:val="Signature"/>
-      </w:pPr>
-      <w:r>
-        <w:t xml:space="preserve">Eric C. Lyons (TN #036105)</w:t>
+        <w:spacing w:before="0" w:after="0" w:line="276" w:lineRule="exact"/>
+        <w:ind w:left="720" w:firstLine="0"/>
+        <w:jc w:val="left"/>
+      </w:pPr>
+      <w:r>
+        <w:t xml:space="preserve">Counsel</w:t>
+      </w:r>
+      <w:r>
+        <w:t xml:space="preserve"> </w:t>
+      </w:r>
+      <w:r>
+        <w:t xml:space="preserve">for</w:t>
+      </w:r>
+      <w:r>
+        <w:t xml:space="preserve"> </w:t>
+      </w:r>
+      <w:r>
+        <w:t xml:space="preserve">Defendants</w:t>
+      </w:r>
+      <w:r>
+        <w:t xml:space="preserve"> </w:t>
+      </w:r>
+      <w:r>
+        <w:t xml:space="preserve">Michael</w:t>
+      </w:r>
+      <w:r>
+        <w:t xml:space="preserve"> </w:t>
+      </w:r>
+      <w:r>
+        <w:t xml:space="preserve">Bovaird,</w:t>
+      </w:r>
+      <w:r>
+        <w:t xml:space="preserve"> </w:t>
+      </w:r>
+      <w:r>
+        <w:t xml:space="preserve">Suncoast</w:t>
+      </w:r>
+      <w:r>
+        <w:t xml:space="preserve"> </w:t>
+      </w:r>
+      <w:r>
+        <w:t xml:space="preserve">Audio,</w:t>
+      </w:r>
+      <w:r>
+        <w:t xml:space="preserve"> </w:t>
+      </w:r>
+      <w:r>
+        <w:t xml:space="preserve">LLC,</w:t>
+      </w:r>
+      <w:r>
+        <w:t xml:space="preserve"> </w:t>
+      </w:r>
+      <w:r>
+        <w:t xml:space="preserve">Luxury</w:t>
+      </w:r>
+      <w:r>
+        <w:t xml:space="preserve"> </w:t>
+      </w:r>
+      <w:r>
+        <w:t xml:space="preserve">Hi-Fi</w:t>
+      </w:r>
+      <w:r>
+        <w:t xml:space="preserve"> </w:t>
+      </w:r>
+      <w:r>
+        <w:t xml:space="preserve">Distribution</w:t>
+      </w:r>
+      <w:r>
+        <w:t xml:space="preserve"> </w:t>
+      </w:r>
+      <w:r>
+        <w:t xml:space="preserve">LLC,</w:t>
+      </w:r>
+      <w:r>
+        <w:t xml:space="preserve"> </w:t>
+      </w:r>
+      <w:r>
+        <w:t xml:space="preserve">and</w:t>
+      </w:r>
+      <w:r>
+        <w:t xml:space="preserve"> </w:t>
+      </w:r>
+      <w:r>
+        <w:t xml:space="preserve">Clarisys</w:t>
+      </w:r>
+      <w:r>
+        <w:t xml:space="preserve"> </w:t>
+      </w:r>
+      <w:r>
+        <w:t xml:space="preserve">Audio</w:t>
+      </w:r>
+      <w:r>
+        <w:t xml:space="preserve"> </w:t>
+      </w:r>
+      <w:r>
+        <w:t xml:space="preserve">Global</w:t>
+      </w:r>
+      <w:r>
+        <w:t xml:space="preserve"> </w:t>
+      </w:r>
+      <w:r>
+        <w:t xml:space="preserve">Distribution,</w:t>
+      </w:r>
+      <w:r>
+        <w:t xml:space="preserve"> </w:t>
+      </w:r>
+      <w:r>
+        <w:t xml:space="preserve">LLC</w:t>
+      </w:r>
+    </w:p>
+    <w:p>
+      <w:pPr>
+        <w:keepNext/>
+        <w:keepLines/>
+        <w:spacing w:before="276" w:after="0" w:line="276" w:lineRule="exact"/>
+        <w:ind w:left="720" w:firstLine="0"/>
+        <w:jc w:val="left"/>
+      </w:pPr>
+      <w:r>
+        <w:t xml:space="preserve">Florian</w:t>
+      </w:r>
+      <w:r>
+        <w:t xml:space="preserve"> </w:t>
+      </w:r>
+      <w:r>
+        <w:t xml:space="preserve">Wiegand</w:t>
+      </w:r>
+    </w:p>
+    <w:p>
+      <w:pPr>
+        <w:keepNext/>
+        <w:keepLines/>
+        <w:spacing w:before="0" w:after="0" w:line="276" w:lineRule="exact"/>
+        <w:ind w:left="720" w:firstLine="0"/>
+        <w:jc w:val="left"/>
+      </w:pPr>
+      <w:r>
+        <w:t xml:space="preserve">Cross</w:t>
+      </w:r>
+      <w:r>
+        <w:t xml:space="preserve"> </w:t>
+      </w:r>
+      <w:r>
+        <w:t xml:space="preserve">Street</w:t>
+      </w:r>
+      <w:r>
+        <w:t xml:space="preserve"> </w:t>
+      </w:r>
+      <w:r>
+        <w:t xml:space="preserve">Corporate</w:t>
+      </w:r>
+      <w:r>
+        <w:t xml:space="preserve"> </w:t>
+      </w:r>
+      <w:r>
+        <w:t xml:space="preserve">Services,</w:t>
+      </w:r>
+      <w:r>
+        <w:t xml:space="preserve"> </w:t>
+      </w:r>
+      <w:r>
+        <w:t xml:space="preserve">LLC</w:t>
+      </w:r>
+    </w:p>
+    <w:p>
+      <w:pPr>
+        <w:keepNext/>
+        <w:keepLines/>
+        <w:spacing w:before="0" w:after="0" w:line="276" w:lineRule="exact"/>
+        <w:ind w:left="720" w:firstLine="0"/>
+        <w:jc w:val="left"/>
+      </w:pPr>
+      <w:r>
+        <w:t xml:space="preserve">50</w:t>
+      </w:r>
+      <w:r>
+        <w:t xml:space="preserve"> </w:t>
+      </w:r>
+      <w:r>
+        <w:t xml:space="preserve">Central</w:t>
+      </w:r>
+      <w:r>
+        <w:t xml:space="preserve"> </w:t>
+      </w:r>
+      <w:r>
+        <w:t xml:space="preserve">Avenue,</w:t>
+      </w:r>
+      <w:r>
+        <w:t xml:space="preserve"> </w:t>
+      </w:r>
+      <w:r>
+        <w:t xml:space="preserve">8th</w:t>
+      </w:r>
+      <w:r>
+        <w:t xml:space="preserve"> </w:t>
+      </w:r>
+      <w:r>
+        <w:t xml:space="preserve">Floor</w:t>
+      </w:r>
+    </w:p>
+    <w:p>
+      <w:pPr>
+        <w:spacing w:before="0" w:after="0" w:line="276" w:lineRule="exact"/>
+        <w:ind w:left="720" w:firstLine="0"/>
+        <w:jc w:val="left"/>
+      </w:pPr>
+      <w:r>
+        <w:t xml:space="preserve">Sarasota,</w:t>
+      </w:r>
+      <w:r>
+        <w:t xml:space="preserve"> </w:t>
+      </w:r>
+      <w:r>
+        <w:t xml:space="preserve">FL</w:t>
+      </w:r>
+      <w:r>
+        <w:t xml:space="preserve"> </w:t>
+      </w:r>
+      <w:r>
+        <w:t xml:space="preserve">34236</w:t>
+      </w:r>
+    </w:p>
+    <w:p>
+      <w:pPr>
+        <w:keepNext/>
+        <w:keepLines/>
+        <w:spacing w:before="276" w:after="0" w:line="276" w:lineRule="exact"/>
+        <w:ind w:left="4680" w:firstLine="0"/>
+        <w:jc w:val="left"/>
+      </w:pPr>
+      <w:r>
+        <w:t xml:space="preserve">/​​s/</w:t>
+      </w:r>
+      <w:r>
+        <w:t xml:space="preserve"> </w:t>
+      </w:r>
+      <w:r>
+        <w:t xml:space="preserve">Eric</w:t>
+      </w:r>
+      <w:r>
+        <w:t xml:space="preserve"> </w:t>
+      </w:r>
+      <w:r>
+        <w:t xml:space="preserve">C.</w:t>
+      </w:r>
+      <w:r>
+        <w:t xml:space="preserve"> </w:t>
+      </w:r>
+      <w:r>
+        <w:t xml:space="preserve">Lyons</w:t>
+      </w:r>
+    </w:p>
+    <w:p>
+      <w:pPr>
+        <w:spacing w:before="138" w:after="0" w:line="276" w:lineRule="exact"/>
+        <w:ind w:left="4680" w:firstLine="0"/>
+        <w:jc w:val="left"/>
+      </w:pPr>
+      <w:r>
+        <w:t xml:space="preserve">Eric</w:t>
+      </w:r>
+      <w:r>
+        <w:t xml:space="preserve"> </w:t>
+      </w:r>
+      <w:r>
+        <w:t xml:space="preserve">C.</w:t>
+      </w:r>
+      <w:r>
+        <w:t xml:space="preserve"> </w:t>
+      </w:r>
+      <w:r>
+        <w:t xml:space="preserve">Lyons</w:t>
+      </w:r>
+      <w:r>
+        <w:t xml:space="preserve"> </w:t>
+      </w:r>
+      <w:r>
+        <w:t xml:space="preserve">(TN</w:t>
+      </w:r>
+      <w:r>
+        <w:t xml:space="preserve"> </w:t>
+      </w:r>
+      <w:r>
+        <w:t xml:space="preserve">#036105)</w:t>
       </w:r>
     </w:p>
     <w:sectPr>
-      <w:footerReference w:type="default" r:id="rId100"/>
-      <w:footnotePr>
-        <w:numRestart w:val="eachSect"/>
-      </w:footnotePr>
+      <w:footerReference w:type="default" r:id="rIdFooter1"/>
       <w:pgSz w:w="12240" w:h="15840"/>
-      <w:pgMar w:top="1440" w:right="1440" w:bottom="1440" w:left="1440" w:header="720" w:footer="648" w:gutter="0"/>
+      <w:pgMar w:top="1440" w:right="1440" w:bottom="1440" w:left="1440" w:header="720" w:footer="735" w:gutter="0"/>
     </w:sectPr>
   </w:body>
 </w:document>
@@ -1501,7 +4218,7 @@
 <w:ftr xmlns:w="http://schemas.openxmlformats.org/wordprocessingml/2006/main" xmlns:r="http://schemas.openxmlformats.org/officeDocument/2006/relationships">
   <w:p>
     <w:pPr>
-      <w:pStyle w:val="Single"/>
+      <w:spacing w:before="0" w:after="0" w:line="276" w:lineRule="exact"/>
       <w:jc w:val="center"/>
     </w:pPr>
     <w:r>
@@ -1539,7 +4256,7 @@
       </w:r>
     </w:p>
   </w:footnote>
-  <w:footnote w:id="109">
+  <w:footnote w:id="9">
     <w:p>
       <w:pPr>
         <w:pStyle w:val="FootnoteText"/>
@@ -1558,7 +4275,7 @@
       </w:r>
     </w:p>
   </w:footnote>
-  <w:footnote w:id="110">
+  <w:footnote w:id="10">
     <w:p>
       <w:pPr>
         <w:pStyle w:val="FootnoteText"/>
@@ -1573,7 +4290,7 @@
         <w:t xml:space="preserve"> </w:t>
       </w:r>
       <w:r>
-        <w:t xml:space="preserve">To avoid waiver, Gefteas moves for dismissal under Rule 12(b)(6) “only conditionally” insofar as Gefteas only seeks Rule 12(b)(6) dismissal if, and only if, this Court finds jurisdiction and proper venue and denies Gefteas’ Motions under Rules 12(b)(1), (2), and (3).</w:t>
+        <w:t xml:space="preserve">To avoid waiver, Gefteas moves for dismissal under Rule 12(b)⁠(6) “only conditionally” insofar as Gefteas only seeks Rule 12(b)⁠(6) dismissal if, and only if, this Court finds jurisdiction and proper venue and denies Gefteas’ Motions under Rules 12(b)⁠(1), (2), and (3).</w:t>
       </w:r>
       <w:r>
         <w:t xml:space="preserve"> </w:t>
@@ -1586,11 +4303,17 @@
         <w:t xml:space="preserve">Cf. Santoni v. Mueller</w:t>
       </w:r>
       <w:r>
-        <w:t xml:space="preserve">, No. 3:20-CV-00975, 2022 WL 97049, at *8 n.9 (M.D. Tenn. Jan. 10, 2022) (emphasis original).</w:t>
+        <w:t xml:space="preserve">, No. 3:20-CV</w:t>
+      </w:r>
+      <w:r>
+        <w:noBreakHyphen/>
+      </w:r>
+      <w:r>
+        <w:t xml:space="preserve">00975, 2022 WL 97049, at *8 n.9 (M.D. Tenn. Jan. 10, 2022) (emphasis original).</w:t>
       </w:r>
     </w:p>
   </w:footnote>
-  <w:footnote w:id="116">
+  <w:footnote w:id="11">
     <w:p>
       <w:pPr>
         <w:pStyle w:val="FootnoteText"/>
@@ -1717,294 +4440,703 @@
 </file>
 
 <file path=word/styles.xml><?xml version="1.0" encoding="utf-8"?>
-<w:styles xmlns:w="http://schemas.openxmlformats.org/wordprocessingml/2006/main" xmlns:r="http://schemas.openxmlformats.org/officeDocument/2006/relationships">
+<w:styles xmlns:r="http://schemas.openxmlformats.org/officeDocument/2006/relationships" xmlns:w="http://schemas.openxmlformats.org/wordprocessingml/2006/main">
   <w:docDefaults>
     <w:rPrDefault>
       <w:rPr>
-        <w:rFonts w:ascii="EB Garamond" w:hAnsi="EB Garamond" w:eastAsia="EB Garamond" w:cs="EB Garamond"/>
-        <w:sz w:val="26"/>
-        <w:szCs w:val="26"/>
-        <w:lang w:val="en-US" w:eastAsia="en-US" w:bidi="ar-SA"/>
+        <w:rFonts w:ascii="Times New Roman" w:hAnsi="Times New Roman" w:eastAsia="Times New Roman" w:cs="Times New Roman"/>
+        <w:sz w:val="24"/>
+        <w:szCs w:val="24"/>
+        <w:lang w:val="en-US" w:eastAsia="zh-CN" w:bidi="ar-SA"/>
       </w:rPr>
     </w:rPrDefault>
     <w:pPrDefault>
       <w:pPr>
-        <w:spacing w:before="0" w:after="0" w:line="300" w:lineRule="exact"/>
+        <w:widowControl/>
+        <w:spacing w:after="0"/>
       </w:pPr>
     </w:pPrDefault>
   </w:docDefaults>
+  <w:latentStyles w:defLockedState="0" w:defUIPriority="0" w:defSemiHidden="0" w:defUnhideWhenUsed="0" w:defQFormat="0" w:count="276"/>
   <w:style w:type="paragraph" w:default="1" w:styleId="Normal">
     <w:name w:val="Normal"/>
     <w:qFormat/>
-    <w:pPr>
-      <w:spacing w:before="0" w:after="0" w:line="300" w:lineRule="exact"/>
-      <w:ind w:firstLine="0"/>
-      <w:jc w:val="left"/>
-    </w:pPr>
-    <w:rPr>
-      <w:rFonts w:ascii="EB Garamond" w:hAnsi="EB Garamond" w:eastAsia="EB Garamond" w:cs="EB Garamond"/>
-      <w:sz w:val="26"/>
-      <w:szCs w:val="26"/>
-    </w:rPr>
-  </w:style>
-  <w:style w:type="character" w:default="1" w:styleId="DefaultParagraphFont">
-    <w:name w:val="Default Paragraph Font"/>
-    <w:uiPriority w:val="1"/>
-    <w:semiHidden/>
-    <w:unhideWhenUsed/>
-  </w:style>
-  <w:style w:type="table" w:default="1" w:styleId="TableNormal">
-    <w:name w:val="Normal Table"/>
-    <w:uiPriority w:val="99"/>
-    <w:semiHidden/>
-    <w:unhideWhenUsed/>
-    <w:tblPr>
-      <w:tblInd w:w="0" w:type="dxa"/>
-      <w:tblCellMar>
-        <w:top w:w="0" w:type="dxa"/>
-        <w:left w:w="0" w:type="dxa"/>
-        <w:bottom w:w="0" w:type="dxa"/>
-        <w:right w:w="0" w:type="dxa"/>
-      </w:tblCellMar>
-    </w:tblPr>
-  </w:style>
-  <w:style w:type="table" w:styleId="Table">
-    <w:name w:val="Table"/>
-    <w:basedOn w:val="TableNormal"/>
-    <w:tblPr>
-      <w:tblBorders>
-        <w:top w:val="nil"/>
-        <w:left w:val="nil"/>
-        <w:bottom w:val="nil"/>
-        <w:right w:val="nil"/>
-        <w:insideH w:val="nil"/>
-        <w:insideV w:val="nil"/>
-      </w:tblBorders>
-      <w:tblCellMar>
-        <w:top w:w="0" w:type="dxa"/>
-        <w:left w:w="0" w:type="dxa"/>
-        <w:bottom w:w="0" w:type="dxa"/>
-        <w:right w:w="0" w:type="dxa"/>
-      </w:tblCellMar>
-    </w:tblPr>
   </w:style>
   <w:style w:type="paragraph" w:styleId="BodyText">
     <w:name w:val="Body Text"/>
     <w:basedOn w:val="Normal"/>
+    <w:link w:val="BodyTextChar"/>
     <w:qFormat/>
     <w:pPr>
       <w:spacing w:before="0" w:after="0" w:line="552" w:lineRule="exact"/>
       <w:ind w:firstLine="720"/>
     </w:pPr>
   </w:style>
-  <w:style w:type="paragraph" w:styleId="FirstParagraph">
+  <w:style w:type="paragraph" w:customStyle="1" w:styleId="FirstParagraph">
     <w:name w:val="First Paragraph"/>
     <w:basedOn w:val="BodyText"/>
     <w:next w:val="BodyText"/>
     <w:qFormat/>
   </w:style>
-  <w:style w:type="paragraph" w:styleId="Compact">
+  <w:style w:type="paragraph" w:customStyle="1" w:styleId="Compact">
     <w:name w:val="Compact"/>
+    <w:basedOn w:val="BodyText"/>
+    <w:qFormat/>
+    <w:pPr>
+      <w:spacing w:before="36" w:after="36"/>
+    </w:pPr>
+  </w:style>
+  <w:style w:type="paragraph" w:styleId="Title">
+    <w:name w:val="Title"/>
     <w:basedOn w:val="Normal"/>
+    <w:next w:val="BodyText"/>
+    <w:link w:val="TitleChar"/>
+    <w:uiPriority w:val="10"/>
     <w:qFormat/>
+    <w:rsid w:val="00A10FD9"/>
+    <w:pPr>
+      <w:spacing w:after="80" w:line="240" w:lineRule="auto"/>
+      <w:contextualSpacing/>
+      <w:jc w:val="center"/>
+    </w:pPr>
+    <w:rPr>
+      <w:rFonts w:asciiTheme="majorHAnsi" w:eastAsiaTheme="majorEastAsia" w:hAnsiTheme="majorHAnsi" w:cstheme="majorBidi"/>
+      <w:sz w:val="56"/>
+      <w:szCs w:val="56"/>
+    </w:rPr>
+  </w:style>
+  <w:style w:type="character" w:customStyle="1" w:styleId="TitleChar">
+    <w:name w:val="Title Char"/>
+    <w:basedOn w:val="DefaultParagraphFont"/>
+    <w:link w:val="Title"/>
+    <w:uiPriority w:val="10"/>
+    <w:rsid w:val="00A10FD9"/>
+    <w:rPr>
+      <w:rFonts w:asciiTheme="majorHAnsi" w:eastAsiaTheme="majorEastAsia" w:hAnsiTheme="majorHAnsi" w:cstheme="majorBidi"/>
+      <w:sz w:val="56"/>
+      <w:szCs w:val="56"/>
+    </w:rPr>
+  </w:style>
+  <w:style w:type="paragraph" w:styleId="Subtitle">
+    <w:name w:val="Subtitle"/>
+    <w:basedOn w:val="Title"/>
+    <w:next w:val="BodyText"/>
+    <w:link w:val="SubtitleChar"/>
+    <w:uiPriority w:val="11"/>
+    <w:qFormat/>
+    <w:rsid w:val="00A10FD9"/>
+    <w:pPr>
+      <w:numPr>
+        <w:ilvl w:val="1"/>
+      </w:numPr>
+    </w:pPr>
+    <w:rPr>
+      <w:rFonts w:eastAsiaTheme="majorEastAsia" w:cstheme="majorBidi"/>
+      <w:spacing w:val="15"/>
+      <w:sz w:val="28"/>
+      <w:szCs w:val="28"/>
+    </w:rPr>
+  </w:style>
+  <w:style w:type="character" w:customStyle="1" w:styleId="SubtitleChar">
+    <w:name w:val="Subtitle Char"/>
+    <w:basedOn w:val="DefaultParagraphFont"/>
+    <w:link w:val="Subtitle"/>
+    <w:uiPriority w:val="11"/>
+    <w:rsid w:val="00A10FD9"/>
+    <w:rPr>
+      <w:rFonts w:eastAsiaTheme="majorEastAsia" w:cstheme="majorBidi"/>
+      <w:color w:val="595959" w:themeColor="text1" w:themeTint="A6"/>
+      <w:spacing w:val="15"/>
+      <w:sz w:val="28"/>
+      <w:szCs w:val="28"/>
+    </w:rPr>
+  </w:style>
+  <w:style w:type="paragraph" w:customStyle="1" w:styleId="Author">
+    <w:name w:val="Author"/>
+    <w:basedOn w:val="Title"/>
+    <w:next w:val="BodyText"/>
+    <w:qFormat/>
+    <w:pPr>
+      <w:keepNext/>
+      <w:keepLines/>
+    </w:pPr>
+    <w:rPr>
+      <w:sz w:val="24"/>
+      <w:szCs w:val="24"/>
+    </w:rPr>
+  </w:style>
+  <w:style w:type="paragraph" w:styleId="Date">
+    <w:name w:val="Date"/>
+    <w:basedOn w:val="Title"/>
+    <w:next w:val="BodyText"/>
+    <w:qFormat/>
+    <w:pPr>
+      <w:keepNext/>
+      <w:keepLines/>
+    </w:pPr>
+    <w:rPr>
+      <w:sz w:val="24"/>
+      <w:szCs w:val="24"/>
+    </w:rPr>
+  </w:style>
+  <w:style w:type="paragraph" w:customStyle="1" w:styleId="AbstractTitle">
+    <w:name w:val="Abstract Title"/>
+    <w:basedOn w:val="Normal"/>
+    <w:next w:val="Abstract"/>
+    <w:qFormat/>
+    <w:pPr>
+      <w:keepNext/>
+      <w:keepLines/>
+      <w:spacing w:before="300" w:after="0"/>
+      <w:jc w:val="center"/>
+    </w:pPr>
+    <w:rPr>
+      <w:b/>
+      <w:sz w:val="20"/>
+      <w:szCs w:val="20"/>
+    </w:rPr>
+  </w:style>
+  <w:style w:type="paragraph" w:customStyle="1" w:styleId="Abstract">
+    <w:name w:val="Abstract"/>
+    <w:basedOn w:val="Normal"/>
+    <w:next w:val="BodyText"/>
+    <w:qFormat/>
+    <w:pPr>
+      <w:keepNext/>
+      <w:keepLines/>
+      <w:spacing w:before="100" w:after="300"/>
+    </w:pPr>
+    <w:rPr>
+      <w:sz w:val="20"/>
+      <w:szCs w:val="20"/>
+    </w:rPr>
+  </w:style>
+  <w:style w:type="paragraph" w:styleId="Bibliography">
+    <w:name w:val="Bibliography"/>
+    <w:basedOn w:val="Normal"/>
+    <w:next w:val="Bibliography"/>
+    <w:qFormat/>
+    <w:pPr/>
+    <w:rPr/>
   </w:style>
   <w:style w:type="paragraph" w:styleId="Heading1">
     <w:name w:val="heading 1"/>
     <w:basedOn w:val="Normal"/>
     <w:next w:val="BodyText"/>
+    <w:link w:val="Heading1Char"/>
     <w:uiPriority w:val="9"/>
     <w:qFormat/>
+    <w:rsid w:val="00A10FD9"/>
     <w:pPr>
       <w:keepNext/>
       <w:keepLines/>
-      <w:spacing w:before="383" w:after="383" w:line="300" w:lineRule="atLeast"/>
+      <w:spacing w:before="0" w:after="0" w:line="276" w:lineRule="exact"/>
       <w:ind w:firstLine="0"/>
       <w:jc w:val="center"/>
       <w:outlineLvl w:val="0"/>
     </w:pPr>
     <w:rPr>
+      <w:rFonts w:ascii="Times New Roman" w:hAnsi="Times New Roman" w:eastAsia="Times New Roman" w:cs="Times New Roman"/>
       <w:b/>
       <w:bCs/>
-      <w:sz w:val="36"/>
-      <w:szCs w:val="36"/>
+      <w:caps/>
+      <w:color w:val="000000"/>
+      <w:sz w:val="24"/>
+      <w:szCs w:val="24"/>
     </w:rPr>
   </w:style>
   <w:style w:type="paragraph" w:styleId="Heading2">
     <w:name w:val="heading 2"/>
     <w:basedOn w:val="Normal"/>
+    <w:next w:val="BodyText"/>
+    <w:link w:val="Heading2Char"/>
+    <w:uiPriority w:val="9"/>
+    <w:semiHidden/>
+    <w:unhideWhenUsed/>
+    <w:qFormat/>
+    <w:rsid w:val="00A10FD9"/>
+    <w:pPr>
+      <w:keepNext/>
+      <w:keepLines/>
+      <w:spacing w:before="0" w:after="0" w:line="276" w:lineRule="exact"/>
+      <w:ind w:firstLine="0"/>
+      <w:outlineLvl w:val="1"/>
+    </w:pPr>
+    <w:rPr>
+      <w:rFonts w:ascii="Times New Roman" w:hAnsi="Times New Roman" w:eastAsia="Times New Roman" w:cs="Times New Roman"/>
+      <w:b/>
+      <w:bCs/>
+      <w:color w:val="000000"/>
+      <w:sz w:val="24"/>
+      <w:szCs w:val="24"/>
+    </w:rPr>
+  </w:style>
+  <w:style w:type="paragraph" w:styleId="Heading3">
+    <w:name w:val="heading 3"/>
+    <w:basedOn w:val="Normal"/>
+    <w:next w:val="BodyText"/>
+    <w:link w:val="Heading3Char"/>
+    <w:uiPriority w:val="9"/>
+    <w:semiHidden/>
+    <w:unhideWhenUsed/>
+    <w:qFormat/>
+    <w:rsid w:val="00A10FD9"/>
+    <w:pPr>
+      <w:keepNext/>
+      <w:keepLines/>
+      <w:spacing w:before="0" w:after="0" w:line="276" w:lineRule="exact"/>
+      <w:ind w:firstLine="0"/>
+      <w:outlineLvl w:val="2"/>
+    </w:pPr>
+    <w:rPr>
+      <w:rFonts w:ascii="Times New Roman" w:hAnsi="Times New Roman" w:eastAsia="Times New Roman" w:cs="Times New Roman"/>
+      <w:b/>
+      <w:bCs/>
+      <w:color w:val="000000"/>
+      <w:sz w:val="24"/>
+      <w:szCs w:val="24"/>
+    </w:rPr>
+  </w:style>
+  <w:style w:type="paragraph" w:styleId="Heading4">
+    <w:name w:val="heading 4"/>
+    <w:basedOn w:val="Normal"/>
+    <w:next w:val="BodyText"/>
+    <w:link w:val="Heading4Char"/>
+    <w:uiPriority w:val="9"/>
+    <w:semiHidden/>
+    <w:unhideWhenUsed/>
+    <w:qFormat/>
+    <w:rsid w:val="00A10FD9"/>
+    <w:pPr>
+      <w:keepNext/>
+      <w:keepLines/>
+      <w:spacing w:before="0" w:after="0" w:line="276" w:lineRule="exact"/>
+      <w:ind w:firstLine="0"/>
+      <w:outlineLvl w:val="3"/>
+    </w:pPr>
+    <w:rPr>
+      <w:rFonts w:ascii="Times New Roman" w:hAnsi="Times New Roman" w:eastAsia="Times New Roman" w:cs="Times New Roman"/>
+      <w:b/>
+      <w:bCs/>
+      <w:i/>
+      <w:color w:val="000000"/>
+      <w:sz w:val="24"/>
+      <w:szCs w:val="24"/>
+    </w:rPr>
+  </w:style>
+  <w:style w:type="paragraph" w:styleId="Heading5">
+    <w:name w:val="heading 5"/>
+    <w:basedOn w:val="Normal"/>
+    <w:next w:val="BodyText"/>
+    <w:link w:val="Heading5Char"/>
+    <w:uiPriority w:val="9"/>
+    <w:semiHidden/>
+    <w:unhideWhenUsed/>
+    <w:qFormat/>
+    <w:rsid w:val="00A10FD9"/>
+    <w:pPr>
+      <w:keepNext/>
+      <w:keepLines/>
+      <w:spacing w:before="0" w:after="0" w:line="276" w:lineRule="exact"/>
+      <w:ind w:firstLine="0"/>
+      <w:outlineLvl w:val="4"/>
+    </w:pPr>
+    <w:rPr>
+      <w:rFonts w:ascii="Times New Roman" w:hAnsi="Times New Roman" w:eastAsia="Times New Roman" w:cs="Times New Roman"/>
+      <w:b/>
+      <w:bCs/>
+      <w:i/>
+      <w:color w:val="000000"/>
+      <w:sz w:val="24"/>
+      <w:szCs w:val="24"/>
+    </w:rPr>
+  </w:style>
+  <w:style w:type="paragraph" w:styleId="Heading6">
+    <w:name w:val="heading 6"/>
+    <w:basedOn w:val="Normal"/>
+    <w:next w:val="BodyText"/>
+    <w:link w:val="Heading6Char"/>
+    <w:uiPriority w:val="9"/>
+    <w:semiHidden/>
+    <w:unhideWhenUsed/>
+    <w:qFormat/>
+    <w:rsid w:val="00A10FD9"/>
+    <w:pPr>
+      <w:keepNext/>
+      <w:keepLines/>
+      <w:spacing w:before="40" w:after="0"/>
+      <w:outlineLvl w:val="5"/>
+    </w:pPr>
+    <w:rPr>
+      <w:rFonts w:eastAsiaTheme="majorEastAsia" w:cstheme="majorBidi"/>
+      <w:i/>
+      <w:iCs/>
+      <w:color w:val="595959" w:themeColor="text1" w:themeTint="A6"/>
+    </w:rPr>
+  </w:style>
+  <w:style w:type="paragraph" w:styleId="Heading7">
+    <w:name w:val="heading 7"/>
+    <w:basedOn w:val="Normal"/>
+    <w:next w:val="BodyText"/>
+    <w:link w:val="Heading7Char"/>
+    <w:uiPriority w:val="9"/>
+    <w:semiHidden/>
+    <w:unhideWhenUsed/>
+    <w:qFormat/>
+    <w:rsid w:val="00A10FD9"/>
+    <w:pPr>
+      <w:keepNext/>
+      <w:keepLines/>
+      <w:spacing w:before="40" w:after="0"/>
+      <w:outlineLvl w:val="6"/>
+    </w:pPr>
+    <w:rPr>
+      <w:rFonts w:eastAsiaTheme="majorEastAsia" w:cstheme="majorBidi"/>
+      <w:color w:val="595959" w:themeColor="text1" w:themeTint="A6"/>
+    </w:rPr>
+  </w:style>
+  <w:style w:type="paragraph" w:styleId="Heading8">
+    <w:name w:val="heading 8"/>
+    <w:basedOn w:val="Normal"/>
+    <w:next w:val="BodyText"/>
+    <w:link w:val="Heading8Char"/>
+    <w:uiPriority w:val="9"/>
+    <w:semiHidden/>
+    <w:unhideWhenUsed/>
+    <w:qFormat/>
+    <w:rsid w:val="00A10FD9"/>
+    <w:pPr>
+      <w:keepNext/>
+      <w:keepLines/>
+      <w:spacing w:after="0"/>
+      <w:outlineLvl w:val="7"/>
+    </w:pPr>
+    <w:rPr>
+      <w:rFonts w:eastAsiaTheme="majorEastAsia" w:cstheme="majorBidi"/>
+      <w:i/>
+      <w:iCs/>
+      <w:color w:val="272727" w:themeColor="text1" w:themeTint="D8"/>
+    </w:rPr>
+  </w:style>
+  <w:style w:type="paragraph" w:styleId="Heading9">
+    <w:name w:val="heading 9"/>
+    <w:basedOn w:val="Normal"/>
+    <w:next w:val="BodyText"/>
+    <w:link w:val="Heading9Char"/>
+    <w:uiPriority w:val="9"/>
+    <w:semiHidden/>
+    <w:unhideWhenUsed/>
+    <w:qFormat/>
+    <w:rsid w:val="00A10FD9"/>
+    <w:pPr>
+      <w:keepNext/>
+      <w:keepLines/>
+      <w:spacing w:after="0"/>
+      <w:outlineLvl w:val="8"/>
+    </w:pPr>
+    <w:rPr>
+      <w:rFonts w:eastAsiaTheme="majorEastAsia" w:cstheme="majorBidi"/>
+      <w:color w:val="272727" w:themeColor="text1" w:themeTint="D8"/>
+    </w:rPr>
+  </w:style>
+  <w:style w:type="character" w:customStyle="1" w:styleId="Heading1Char">
+    <w:name w:val="Heading 1 Char"/>
+    <w:basedOn w:val="DefaultParagraphFont"/>
+    <w:link w:val="Heading1"/>
+    <w:uiPriority w:val="9"/>
+    <w:rsid w:val="00A10FD9"/>
+    <w:rPr>
+      <w:rFonts w:asciiTheme="majorHAnsi" w:eastAsiaTheme="majorEastAsia" w:hAnsiTheme="majorHAnsi" w:cstheme="majorBidi"/>
+      <w:color w:val="0F4761" w:themeColor="accent1" w:themeShade="BF"/>
+      <w:sz w:val="40"/>
+      <w:szCs w:val="40"/>
+    </w:rPr>
+  </w:style>
+  <w:style w:type="character" w:customStyle="1" w:styleId="Heading2Char">
+    <w:name w:val="Heading 2 Char"/>
+    <w:basedOn w:val="DefaultParagraphFont"/>
+    <w:link w:val="Heading2"/>
+    <w:uiPriority w:val="9"/>
+    <w:semiHidden/>
+    <w:rsid w:val="00A10FD9"/>
+    <w:rPr>
+      <w:rFonts w:asciiTheme="majorHAnsi" w:eastAsiaTheme="majorEastAsia" w:hAnsiTheme="majorHAnsi" w:cstheme="majorBidi"/>
+      <w:color w:val="0F4761" w:themeColor="accent1" w:themeShade="BF"/>
+      <w:sz w:val="32"/>
+      <w:szCs w:val="32"/>
+    </w:rPr>
+  </w:style>
+  <w:style w:type="character" w:customStyle="1" w:styleId="Heading3Char">
+    <w:name w:val="Heading 3 Char"/>
+    <w:basedOn w:val="DefaultParagraphFont"/>
+    <w:link w:val="Heading3"/>
+    <w:uiPriority w:val="9"/>
+    <w:semiHidden/>
+    <w:rsid w:val="00A10FD9"/>
+    <w:rPr>
+      <w:rFonts w:eastAsiaTheme="majorEastAsia" w:cstheme="majorBidi"/>
+      <w:color w:val="0F4761" w:themeColor="accent1" w:themeShade="BF"/>
+      <w:sz w:val="28"/>
+      <w:szCs w:val="28"/>
+    </w:rPr>
+  </w:style>
+  <w:style w:type="character" w:customStyle="1" w:styleId="Heading4Char">
+    <w:name w:val="Heading 4 Char"/>
+    <w:basedOn w:val="DefaultParagraphFont"/>
+    <w:link w:val="Heading4"/>
+    <w:uiPriority w:val="9"/>
+    <w:semiHidden/>
+    <w:rsid w:val="00A10FD9"/>
+    <w:rPr>
+      <w:rFonts w:eastAsiaTheme="majorEastAsia" w:cstheme="majorBidi"/>
+      <w:i/>
+      <w:iCs/>
+      <w:color w:val="0F4761" w:themeColor="accent1" w:themeShade="BF"/>
+    </w:rPr>
+  </w:style>
+  <w:style w:type="character" w:customStyle="1" w:styleId="Heading5Char">
+    <w:name w:val="Heading 5 Char"/>
+    <w:basedOn w:val="DefaultParagraphFont"/>
+    <w:link w:val="Heading5"/>
+    <w:uiPriority w:val="9"/>
+    <w:semiHidden/>
+    <w:rsid w:val="00A10FD9"/>
+    <w:rPr>
+      <w:rFonts w:eastAsiaTheme="majorEastAsia" w:cstheme="majorBidi"/>
+      <w:color w:val="0F4761" w:themeColor="accent1" w:themeShade="BF"/>
+    </w:rPr>
+  </w:style>
+  <w:style w:type="character" w:customStyle="1" w:styleId="Heading6Char">
+    <w:name w:val="Heading 6 Char"/>
+    <w:basedOn w:val="DefaultParagraphFont"/>
+    <w:link w:val="Heading6"/>
+    <w:uiPriority w:val="9"/>
+    <w:semiHidden/>
+    <w:rsid w:val="00A10FD9"/>
+    <w:rPr>
+      <w:rFonts w:eastAsiaTheme="majorEastAsia" w:cstheme="majorBidi"/>
+      <w:i/>
+      <w:iCs/>
+      <w:color w:val="595959" w:themeColor="text1" w:themeTint="A6"/>
+    </w:rPr>
+  </w:style>
+  <w:style w:type="character" w:customStyle="1" w:styleId="Heading7Char">
+    <w:name w:val="Heading 7 Char"/>
+    <w:basedOn w:val="DefaultParagraphFont"/>
+    <w:link w:val="Heading7"/>
+    <w:uiPriority w:val="9"/>
+    <w:semiHidden/>
+    <w:rsid w:val="00A10FD9"/>
+    <w:rPr>
+      <w:rFonts w:eastAsiaTheme="majorEastAsia" w:cstheme="majorBidi"/>
+      <w:color w:val="595959" w:themeColor="text1" w:themeTint="A6"/>
+    </w:rPr>
+  </w:style>
+  <w:style w:type="character" w:customStyle="1" w:styleId="Heading8Char">
+    <w:name w:val="Heading 8 Char"/>
+    <w:basedOn w:val="DefaultParagraphFont"/>
+    <w:link w:val="Heading8"/>
+    <w:uiPriority w:val="9"/>
+    <w:semiHidden/>
+    <w:rsid w:val="00A10FD9"/>
+    <w:rPr>
+      <w:rFonts w:eastAsiaTheme="majorEastAsia" w:cstheme="majorBidi"/>
+      <w:i/>
+      <w:iCs/>
+      <w:color w:val="272727" w:themeColor="text1" w:themeTint="D8"/>
+    </w:rPr>
+  </w:style>
+  <w:style w:type="character" w:customStyle="1" w:styleId="Heading9Char">
+    <w:name w:val="Heading 9 Char"/>
+    <w:basedOn w:val="DefaultParagraphFont"/>
+    <w:link w:val="Heading9"/>
+    <w:uiPriority w:val="9"/>
+    <w:semiHidden/>
+    <w:rsid w:val="00A10FD9"/>
+    <w:rPr>
+      <w:rFonts w:eastAsiaTheme="majorEastAsia" w:cstheme="majorBidi"/>
+      <w:color w:val="272727" w:themeColor="text1" w:themeTint="D8"/>
+    </w:rPr>
+  </w:style>
+  <w:style w:type="paragraph" w:customStyle="1" w:styleId="ListItem">
+    <w:name w:val="List Item"/>
+    <w:basedOn w:val="BodyText"/>
+    <w:qFormat/>
+    <w:pPr>
+      <w:spacing w:before="0" w:after="0" w:line="552" w:lineRule="exact"/>
+      <w:ind w:left="720" w:hanging="720"/>
+    </w:pPr>
+  </w:style>
+  <w:style w:type="paragraph" w:styleId="BlockText">
+    <w:name w:val="Block Text"/>
+    <w:basedOn w:val="BodyText"/>
     <w:next w:val="BodyText"/>
     <w:uiPriority w:val="9"/>
     <w:unhideWhenUsed/>
     <w:qFormat/>
     <w:pPr>
-      <w:keepNext/>
-      <w:keepLines/>
-      <w:spacing w:before="383" w:after="383" w:line="300" w:lineRule="atLeast"/>
-      <w:ind w:firstLine="0"/>
-      <w:jc w:val="left"/>
-      <w:outlineLvl w:val="1"/>
+      <w:spacing w:before="280" w:after="280" w:line="276" w:lineRule="exact"/>
+      <w:ind w:firstLine="0" w:left="720" w:right="720"/>
     </w:pPr>
-    <w:rPr>
-      <w:b/>
-      <w:bCs/>
-      <w:sz w:val="31"/>
-      <w:szCs w:val="31"/>
-    </w:rPr>
-  </w:style>
-  <w:style w:type="paragraph" w:styleId="Heading3">
-    <w:name w:val="heading 3"/>
+  </w:style>
+  <w:style w:type="paragraph" w:styleId="FootnoteText">
+    <w:name w:val="footnote text"/>
     <w:basedOn w:val="Normal"/>
-    <w:next w:val="BodyText"/>
+    <w:qFormat/>
+    <w:pPr>
+      <w:widowControl/>
+      <w:spacing w:before="0" w:after="140" w:line="276" w:lineRule="exact"/>
+    </w:pPr>
+    <w:rPr>
+      <w:sz w:val="24"/>
+      <w:szCs w:val="24"/>
+    </w:rPr>
+  </w:style>
+  <w:style w:type="paragraph" w:styleId="FootnoteBlockText">
+    <w:name w:val="Footnote Block Text"/>
+    <w:basedOn w:val="FootnoteText"/>
+    <w:next w:val="FootnoteText"/>
     <w:uiPriority w:val="9"/>
     <w:unhideWhenUsed/>
     <w:qFormat/>
     <w:pPr>
+      <w:spacing w:before="280" w:after="280"/>
+      <w:ind w:firstLine="0" w:left="720" w:right="720"/>
+    </w:pPr>
+  </w:style>
+  <w:style w:type="character" w:default="1" w:styleId="DefaultParagraphFont">
+    <w:name w:val="Default Paragraph Font"/>
+    <w:semiHidden/>
+    <w:unhideWhenUsed/>
+  </w:style>
+  <w:style w:type="table" w:default="1" w:styleId="Table">
+    <w:name w:val="Table"/>
+    <w:basedOn w:val="TableNormal"/>
+    <w:qFormat/>
+    <w:tblPr>
+      <w:tblInd w:w="0" w:type="dxa"/>
+      <w:tblCellMar>
+        <w:top w:w="0" w:type="dxa"/>
+        <w:left w:w="108" w:type="dxa"/>
+        <w:bottom w:w="0" w:type="dxa"/>
+        <w:right w:w="108" w:type="dxa"/>
+      </w:tblCellMar>
+    </w:tblPr>
+    <w:tblStylePr w:type="firstRow">
+      <w:tcPr>
+        <w:tcBorders>
+          <w:bottom w:val="single"/>
+        </w:tcBorders>
+        <w:vAlign w:val="bottom"/>
+      </w:tcPr>
+    </w:tblStylePr>
+  </w:style>
+  <w:style w:type="paragraph" w:customStyle="1" w:styleId="DefinitionTerm">
+    <w:name w:val="Definition Term"/>
+    <w:basedOn w:val="Normal"/>
+    <w:next w:val="Definition"/>
+    <w:pPr>
       <w:keepNext/>
       <w:keepLines/>
-      <w:spacing w:before="383" w:after="383" w:line="300" w:lineRule="atLeast"/>
-      <w:ind w:left="720" w:firstLine="0"/>
-      <w:outlineLvl w:val="2"/>
+      <w:spacing w:after="0"/>
     </w:pPr>
     <w:rPr>
       <w:b/>
-      <w:bCs/>
-      <w:sz w:val="26"/>
-      <w:szCs w:val="26"/>
-    </w:rPr>
-  </w:style>
-  <w:style w:type="paragraph" w:styleId="FootnoteText">
-    <w:name w:val="footnote text"/>
+    </w:rPr>
+  </w:style>
+  <w:style w:type="paragraph" w:customStyle="1" w:styleId="Definition">
+    <w:name w:val="Definition"/>
     <w:basedOn w:val="Normal"/>
-    <w:uiPriority w:val="99"/>
-    <w:unhideWhenUsed/>
+  </w:style>
+  <w:style w:type="paragraph" w:styleId="Caption">
+    <w:name w:val="Caption"/>
+    <w:basedOn w:val="Normal"/>
+    <w:link w:val="BodyTextChar"/>
     <w:pPr>
-      <w:spacing w:before="0" w:after="120" w:line="300" w:lineRule="exact"/>
-      <w:ind w:firstLine="0"/>
+      <w:spacing w:before="0" w:after="120"/>
     </w:pPr>
+    <w:rPr>
+      <w:i/>
+    </w:rPr>
+  </w:style>
+  <w:style w:type="paragraph" w:customStyle="1" w:styleId="TableCaption">
+    <w:name w:val="Table Caption"/>
+    <w:basedOn w:val="Caption"/>
+    <w:pPr>
+      <w:keepNext/>
+    </w:pPr>
+  </w:style>
+  <w:style w:type="paragraph" w:customStyle="1" w:styleId="ImageCaption">
+    <w:name w:val="Image Caption"/>
+    <w:basedOn w:val="Caption"/>
+  </w:style>
+  <w:style w:type="paragraph" w:customStyle="1" w:styleId="Figure">
+    <w:name w:val="Figure"/>
+    <w:basedOn w:val="Normal"/>
+  </w:style>
+  <w:style w:type="paragraph" w:customStyle="1" w:styleId="CaptionedFigure">
+    <w:name w:val="Captioned Figure"/>
+    <w:basedOn w:val="Figure"/>
+    <w:pPr>
+      <w:keepNext/>
+    </w:pPr>
+  </w:style>
+  <w:style w:type="character" w:customStyle="1" w:styleId="BodyTextChar">
+    <w:name w:val="Body Text Char"/>
+    <w:basedOn w:val="DefaultParagraphFont"/>
+    <w:link w:val="BodyText"/>
+  </w:style>
+  <w:style w:type="character" w:customStyle="1" w:styleId="VerbatimChar">
+    <w:name w:val="Verbatim Char"/>
+    <w:basedOn w:val="BodyTextChar"/>
+    <w:rPr>
+      <w:rFonts w:ascii="Consolas" w:hAnsi="Consolas"/>
+      <w:sz w:val="22"/>
+    </w:rPr>
+  </w:style>
+  <w:style w:type="character" w:customStyle="1" w:styleId="SectionNumber">
+    <w:name w:val="Section Number"/>
+    <w:basedOn w:val="BodyTextChar"/>
   </w:style>
   <w:style w:type="character" w:styleId="FootnoteReference">
-    <w:name w:val="footnote reference"/>
-    <w:uiPriority w:val="99"/>
-    <w:unhideWhenUsed/>
+    <w:name w:val="Footnote Reference"/>
+    <w:basedOn w:val="BodyTextChar"/>
     <w:rPr>
       <w:vertAlign w:val="superscript"/>
     </w:rPr>
   </w:style>
   <w:style w:type="character" w:styleId="Hyperlink">
     <w:name w:val="Hyperlink"/>
-    <w:uiPriority w:val="99"/>
+    <w:basedOn w:val="BodyTextChar"/>
+    <w:rPr>
+      <w:color w:val="000000"/>
+    </w:rPr>
+  </w:style>
+  <w:style w:type="paragraph" w:styleId="TOCHeading">
+    <w:name w:val="TOC Heading"/>
+    <w:basedOn w:val="Heading1"/>
+    <w:next w:val="BodyText"/>
+    <w:uiPriority w:val="39"/>
     <w:unhideWhenUsed/>
-    <w:rPr>
-      <w:color w:val="0000FF"/>
-      <w:u w:val="single"/>
-    </w:rPr>
-  </w:style>
-  <w:style w:type="paragraph" w:styleId="Footer">
-    <w:name w:val="footer"/>
-    <w:basedOn w:val="Normal"/>
-    <w:uiPriority w:val="99"/>
-    <w:unhideWhenUsed/>
-  </w:style>
-  <w:style w:type="paragraph" w:customStyle="1" w:styleId="Centered">
-    <w:name w:val="Centered"/>
-    <w:basedOn w:val="Normal"/>
     <w:qFormat/>
     <w:pPr>
-      <w:jc w:val="center"/>
+      <w:spacing w:before="240" w:line="259" w:lineRule="auto"/>
+      <w:outlineLvl w:val="9"/>
     </w:pPr>
-  </w:style>
-  <w:style w:type="paragraph" w:customStyle="1" w:styleId="Single">
-    <w:name w:val="Single"/>
-    <w:basedOn w:val="Normal"/>
-    <w:qFormat/>
-  </w:style>
-  <w:style w:type="paragraph" w:customStyle="1" w:styleId="Gap">
-    <w:name w:val="Gap"/>
-    <w:basedOn w:val="Normal"/>
-    <w:qFormat/>
-    <w:pPr>
-      <w:spacing w:before="0" w:after="0" w:line="300" w:lineRule="exact"/>
-    </w:pPr>
-  </w:style>
-  <w:style w:type="paragraph" w:customStyle="1" w:styleId="GapDouble">
-    <w:name w:val="Gap Double"/>
-    <w:basedOn w:val="Normal"/>
-    <w:qFormat/>
-    <w:pPr>
-      <w:spacing w:before="0" w:after="0" w:line="600" w:lineRule="exact"/>
-    </w:pPr>
-  </w:style>
-  <w:style w:type="paragraph" w:customStyle="1" w:styleId="GapHalf">
-    <w:name w:val="Gap Half"/>
-    <w:basedOn w:val="Normal"/>
-    <w:qFormat/>
-    <w:pPr>
-      <w:spacing w:before="0" w:after="0" w:line="150" w:lineRule="exact"/>
-    </w:pPr>
-  </w:style>
-  <w:style w:type="paragraph" w:customStyle="1" w:styleId="GapKeep">
-    <w:name w:val="Gap Keep"/>
-    <w:basedOn w:val="Normal"/>
+    <w:rPr>
+      <w:rFonts w:asciiTheme="majorHAnsi" w:eastAsiaTheme="majorEastAsia" w:hAnsiTheme="majorHAnsi" w:cstheme="majorBidi"/>
+      <w:b w:val="0"/>
+      <w:bCs w:val="0"/>
+      <w:color w:val="365F91" w:themeColor="accent1" w:themeShade="BF"/>
+    </w:rPr>
+  </w:style>
+  <w:style w:type="paragraph" w:customStyle="1" w:styleId="BodyKeep">
+    <w:name w:val="Body Keep"/>
+    <w:basedOn w:val="BodyText"/>
     <w:qFormat/>
     <w:pPr>
       <w:keepNext/>
       <w:keepLines/>
-      <w:spacing w:before="0" w:after="0" w:line="300" w:lineRule="exact"/>
-    </w:pPr>
-  </w:style>
-  <w:style w:type="paragraph" w:customStyle="1" w:styleId="SingleKeep">
-    <w:name w:val="Single Keep"/>
-    <w:basedOn w:val="Single"/>
-    <w:qFormat/>
-    <w:pPr>
-      <w:keepNext/>
-      <w:keepLines/>
-    </w:pPr>
-  </w:style>
-  <w:style w:type="paragraph" w:customStyle="1" w:styleId="Signature">
-    <w:name w:val="Signature"/>
-    <w:basedOn w:val="Normal"/>
-    <w:qFormat/>
-    <w:pPr>
-      <w:ind w:left="4680" w:firstLine="0"/>
-    </w:pPr>
-  </w:style>
-  <w:style w:type="paragraph" w:customStyle="1" w:styleId="SignatureKeep">
-    <w:name w:val="Signature Keep"/>
-    <w:basedOn w:val="Signature"/>
-    <w:qFormat/>
-    <w:pPr>
-      <w:keepNext/>
-      <w:keepLines/>
-    </w:pPr>
-  </w:style>
-  <w:style w:type="paragraph" w:customStyle="1" w:styleId="GapHalfKeep">
-    <w:name w:val="Gap Half Keep"/>
-    <w:basedOn w:val="GapHalf"/>
-    <w:qFormat/>
-    <w:pPr>
-      <w:keepNext/>
-    </w:pPr>
-  </w:style>
-  <w:style w:type="paragraph" w:customStyle="1" w:styleId="Allegation">
-    <w:name w:val="Allegation"/>
-    <w:basedOn w:val="BodyText"/>
-    <w:qFormat/>
-    <w:pPr>
-      <w:tabs>
-        <w:tab w:val="left" w:pos="1728"/>
-      </w:tabs>
-    </w:pPr>
-  </w:style>
-  <w:style w:type="paragraph" w:customStyle="1" w:styleId="PrayerItem">
-    <w:name w:val="Prayer Item"/>
-    <w:basedOn w:val="BodyText"/>
-    <w:qFormat/>
-    <w:pPr>
-      <w:tabs>
-        <w:tab w:val="left" w:pos="1440"/>
-      </w:tabs>
-      <w:ind w:left="1440" w:hanging="720"/>
     </w:pPr>
   </w:style>
   <w:style w:type="paragraph" w:customStyle="1" w:styleId="SourceCode">

--- a/courts/sixth-circuit/tennessee/federal/middle-district/motion-brief/usage/OUTPUT-motion-brief.docx
+++ b/courts/sixth-circuit/tennessee/federal/middle-district/motion-brief/usage/OUTPUT-motion-brief.docx
@@ -9,7 +9,37 @@
         <w:jc w:val="center"/>
       </w:pPr>
       <w:r>
-        <w:t xml:space="preserve">IN THE UNITED STATES DISTRICT COURT</w:t>
+        <w:t xml:space="preserve">IN</w:t>
+      </w:r>
+      <w:r>
+        <w:t xml:space="preserve"> </w:t>
+      </w:r>
+      <w:r>
+        <w:t xml:space="preserve">THE</w:t>
+      </w:r>
+      <w:r>
+        <w:t xml:space="preserve"> </w:t>
+      </w:r>
+      <w:r>
+        <w:t xml:space="preserve">UNITED</w:t>
+      </w:r>
+      <w:r>
+        <w:t xml:space="preserve"> </w:t>
+      </w:r>
+      <w:r>
+        <w:t xml:space="preserve">STATES</w:t>
+      </w:r>
+      <w:r>
+        <w:t xml:space="preserve"> </w:t>
+      </w:r>
+      <w:r>
+        <w:t xml:space="preserve">DISTRICT</w:t>
+      </w:r>
+      <w:r>
+        <w:t xml:space="preserve"> </w:t>
+      </w:r>
+      <w:r>
+        <w:t xml:space="preserve">COURT</w:t>
       </w:r>
     </w:p>
     <w:p>
@@ -19,12 +49,42 @@
         <w:jc w:val="center"/>
       </w:pPr>
       <w:r>
-        <w:t xml:space="preserve">FOR THE MIDDLE DISTRICT OF TENNESSEE</w:t>
+        <w:t xml:space="preserve">FOR</w:t>
+      </w:r>
+      <w:r>
+        <w:t xml:space="preserve"> </w:t>
+      </w:r>
+      <w:r>
+        <w:t xml:space="preserve">THE</w:t>
+      </w:r>
+      <w:r>
+        <w:t xml:space="preserve"> </w:t>
+      </w:r>
+      <w:r>
+        <w:t xml:space="preserve">MIDDLE</w:t>
+      </w:r>
+      <w:r>
+        <w:t xml:space="preserve"> </w:t>
+      </w:r>
+      <w:r>
+        <w:t xml:space="preserve">DISTRICT</w:t>
+      </w:r>
+      <w:r>
+        <w:t xml:space="preserve"> </w:t>
+      </w:r>
+      <w:r>
+        <w:t xml:space="preserve">OF</w:t>
+      </w:r>
+      <w:r>
+        <w:t xml:space="preserve"> </w:t>
+      </w:r>
+      <w:r>
+        <w:t xml:space="preserve">TENNESSEE</w:t>
       </w:r>
     </w:p>
     <w:p>
       <w:pPr>
-        <w:spacing w:before="0" w:after="552" w:line="276" w:lineRule="exact"/>
+        <w:spacing w:before="0" w:after="0" w:line="276" w:lineRule="exact"/>
         <w:ind w:left="0" w:firstLine="0"/>
         <w:jc w:val="center"/>
       </w:pPr>
@@ -37,18 +97,15 @@
       <w:r>
         <w:t xml:space="preserve">DIVISION</w:t>
       </w:r>
+    </w:p>
+    <w:p>
+      <w:pPr>
+        <w:spacing w:before="0" w:after="0" w:line="552" w:lineRule="exact"/>
+      </w:pPr>
     </w:p>
     <w:tbl>
       <w:tblPr>
         <w:tblW w:w="9360" w:type="dxa"/>
-        <w:tblBorders>
-          <w:top w:val="nil"/>
-          <w:left w:val="nil"/>
-          <w:bottom w:val="nil"/>
-          <w:right w:val="nil"/>
-          <w:insideH w:val="nil"/>
-          <w:insideV w:val="nil"/>
-        </w:tblBorders>
         <w:tblLayout w:type="fixed"/>
         <w:tblCellMar>
           <w:top w:w="0" w:type="dxa"/>
@@ -59,9 +116,7 @@
         <w:tblLook w:val="0000" w:firstRow="0" w:lastRow="0" w:firstColumn="0" w:lastColumn="0" w:noHBand="0" w:noVBand="0"/>
       </w:tblPr>
       <w:tblGrid>
-        <w:gridCol w:w="4752"/>
-        <w:gridCol w:w="432"/>
-        <w:gridCol w:w="4176"/>
+        <w:gridCol w:w="9360"/>
       </w:tblGrid>
       <w:tr>
         <w:trPr>
@@ -69,740 +124,607 @@
         </w:trPr>
         <w:tc>
           <w:tcPr>
-            <w:tcW w:w="4752" w:type="dxa"/>
+            <w:tcW w:w="9360" w:type="dxa"/>
           </w:tcPr>
+          <w:tbl>
+            <w:tblPr>
+              <w:tblW w:w="9360" w:type="dxa"/>
+              <w:tblLayout w:type="fixed"/>
+              <w:tblCellMar>
+                <w:top w:w="0" w:type="dxa"/>
+                <w:left w:w="0" w:type="dxa"/>
+                <w:bottom w:w="0" w:type="dxa"/>
+                <w:right w:w="0" w:type="dxa"/>
+              </w:tblCellMar>
+              <w:tblLook w:val="0000" w:firstRow="0" w:lastRow="0" w:firstColumn="0" w:lastColumn="0" w:noHBand="0" w:noVBand="0"/>
+            </w:tblPr>
+            <w:tblGrid>
+              <w:gridCol w:w="4752"/>
+              <w:gridCol w:w="432"/>
+              <w:gridCol w:w="4176"/>
+            </w:tblGrid>
+            <w:tr>
+              <w:trPr>
+                <w:cantSplit/>
+              </w:trPr>
+              <w:tc>
+                <w:tcPr>
+                  <w:tcW w:w="4752" w:type="dxa"/>
+                </w:tcPr>
+                <w:p>
+                  <w:pPr>
+                    <w:spacing w:before="0" w:after="0" w:line="276" w:lineRule="exact"/>
+                    <w:ind w:left="0" w:firstLine="0"/>
+                    <w:jc w:val="left"/>
+                  </w:pPr>
+                  <w:bookmarkStart w:id="9001" w:name="xdr1c1a"/>
+                  <w:bookmarkEnd w:id="9001"/>
+                  <w:r>
+                    <w:t xml:space="preserve">VERIS</w:t>
+                  </w:r>
+                  <w:r>
+                    <w:t xml:space="preserve"> </w:t>
+                  </w:r>
+                  <w:r>
+                    <w:t xml:space="preserve">HOME</w:t>
+                  </w:r>
+                  <w:r>
+                    <w:t xml:space="preserve"> </w:t>
+                  </w:r>
+                  <w:r>
+                    <w:t xml:space="preserve">TECHNOLOGY</w:t>
+                  </w:r>
+                  <w:r>
+                    <w:t xml:space="preserve"> </w:t>
+                  </w:r>
+                  <w:r>
+                    <w:t xml:space="preserve">LLC</w:t>
+                  </w:r>
+                  <w:r>
+                    <w:t xml:space="preserve"> </w:t>
+                  </w:r>
+                  <w:r>
+                    <w:t xml:space="preserve">d/​b/a</w:t>
+                  </w:r>
+                  <w:r>
+                    <w:t xml:space="preserve"> </w:t>
+                  </w:r>
+                  <w:r>
+                    <w:t xml:space="preserve">AXISS</w:t>
+                  </w:r>
+                  <w:r>
+                    <w:t xml:space="preserve"> </w:t>
+                  </w:r>
+                  <w:r>
+                    <w:t xml:space="preserve">Audio,</w:t>
+                  </w:r>
+                </w:p>
+                <w:p>
+                  <w:pPr>
+                    <w:spacing w:before="276" w:after="0" w:line="276" w:lineRule="exact"/>
+                    <w:ind w:left="720" w:firstLine="0"/>
+                    <w:jc w:val="left"/>
+                  </w:pPr>
+                  <w:r>
+                    <w:rPr>
+                      <w:i/>
+                      <w:iCs/>
+                    </w:rPr>
+                    <w:t xml:space="preserve">Plaintiff,</w:t>
+                  </w:r>
+                  <w:bookmarkStart w:id="9002" w:name="xdr1c1z1"/>
+                  <w:bookmarkEnd w:id="9002"/>
+                </w:p>
+              </w:tc>
+              <w:tc>
+                <w:tcPr>
+                  <w:tcW w:w="432" w:type="dxa"/>
+                </w:tcPr>
+                <w:p>
+                  <w:pPr>
+                    <w:spacing w:before="0" w:after="0" w:line="276" w:lineRule="exact"/>
+                    <w:ind w:left="0" w:firstLine="0"/>
+                    <w:jc w:val="left"/>
+                  </w:pPr>
+                  <w:r>
+                    <w:t xml:space="preserve">)</w:t>
+                  </w:r>
+                </w:p>
+                <w:p>
+                  <w:pPr>
+                    <w:spacing w:before="0" w:after="0" w:line="276" w:lineRule="exact"/>
+                    <w:ind w:left="0" w:firstLine="0"/>
+                    <w:jc w:val="left"/>
+                  </w:pPr>
+                  <w:r>
+                    <w:t xml:space="preserve">)</w:t>
+                  </w:r>
+                </w:p>
+                <w:p>
+                  <w:pPr>
+                    <w:spacing w:before="0" w:after="0" w:line="276" w:lineRule="exact"/>
+                    <w:ind w:left="0" w:firstLine="0"/>
+                    <w:jc w:val="left"/>
+                  </w:pPr>
+                  <w:r>
+                    <w:t xml:space="preserve">)</w:t>
+                  </w:r>
+                </w:p>
+                <w:p>
+                  <w:pPr>
+                    <w:spacing w:before="0" w:after="0" w:line="276" w:lineRule="exact"/>
+                    <w:ind w:left="0" w:firstLine="0"/>
+                    <w:jc w:val="left"/>
+                  </w:pPr>
+                  <w:r>
+                    <w:t xml:space="preserve">)</w:t>
+                  </w:r>
+                </w:p>
+              </w:tc>
+              <w:tc>
+                <w:tcPr>
+                  <w:tcW w:w="4176" w:type="dxa"/>
+                </w:tcPr>
+                <w:p>
+                  <w:pPr>
+                    <w:spacing w:before="0" w:after="0" w:line="1" w:lineRule="exact"/>
+                  </w:pPr>
+                </w:p>
+              </w:tc>
+            </w:tr>
+          </w:tbl>
+          <w:tbl>
+            <w:tblPr>
+              <w:tblW w:w="9360" w:type="dxa"/>
+              <w:tblLayout w:type="fixed"/>
+              <w:tblCellMar>
+                <w:top w:w="0" w:type="dxa"/>
+                <w:left w:w="0" w:type="dxa"/>
+                <w:bottom w:w="0" w:type="dxa"/>
+                <w:right w:w="0" w:type="dxa"/>
+              </w:tblCellMar>
+              <w:tblLook w:val="0000" w:firstRow="0" w:lastRow="0" w:firstColumn="0" w:lastColumn="0" w:noHBand="0" w:noVBand="0"/>
+            </w:tblPr>
+            <w:tblGrid>
+              <w:gridCol w:w="4752"/>
+              <w:gridCol w:w="432"/>
+              <w:gridCol w:w="4176"/>
+            </w:tblGrid>
+            <w:tr>
+              <w:trPr>
+                <w:cantSplit/>
+              </w:trPr>
+              <w:tc>
+                <w:tcPr>
+                  <w:tcW w:w="4752" w:type="dxa"/>
+                </w:tcPr>
+                <w:p>
+                  <w:pPr>
+                    <w:spacing w:before="0" w:after="0" w:line="276" w:lineRule="exact"/>
+                    <w:ind w:left="0" w:firstLine="0"/>
+                    <w:jc w:val="left"/>
+                  </w:pPr>
+                  <w:bookmarkStart w:id="9003" w:name="xdr2c1a"/>
+                  <w:bookmarkEnd w:id="9003"/>
+                </w:p>
+                <w:p>
+                  <w:pPr>
+                    <w:spacing w:before="0" w:after="0" w:line="276" w:lineRule="exact"/>
+                    <w:ind w:left="0" w:firstLine="0"/>
+                    <w:jc w:val="left"/>
+                  </w:pPr>
+                  <w:r>
+                    <w:t xml:space="preserve">v.</w:t>
+                  </w:r>
+                </w:p>
+                <w:p>
+                  <w:pPr>
+                    <w:spacing w:before="0" w:after="0" w:line="276" w:lineRule="exact"/>
+                    <w:ind w:left="0" w:firstLine="0"/>
+                    <w:jc w:val="left"/>
+                  </w:pPr>
+                </w:p>
+                <w:p>
+                  <w:pPr>
+                    <w:spacing w:before="0" w:after="0" w:line="276" w:lineRule="exact"/>
+                    <w:ind w:left="0" w:firstLine="0"/>
+                    <w:jc w:val="left"/>
+                  </w:pPr>
+                  <w:r>
+                    <w:t xml:space="preserve">MICHAEL</w:t>
+                  </w:r>
+                  <w:r>
+                    <w:t xml:space="preserve"> </w:t>
+                  </w:r>
+                  <w:r>
+                    <w:t xml:space="preserve">BOVAIRD,</w:t>
+                  </w:r>
+                  <w:r>
+                    <w:t xml:space="preserve"> </w:t>
+                  </w:r>
+                  <w:r>
+                    <w:t xml:space="preserve">MICHAEL</w:t>
+                  </w:r>
+                  <w:r>
+                    <w:t xml:space="preserve"> </w:t>
+                  </w:r>
+                  <w:r>
+                    <w:t xml:space="preserve">GEFTEAS,</w:t>
+                  </w:r>
+                  <w:r>
+                    <w:t xml:space="preserve"> </w:t>
+                  </w:r>
+                  <w:r>
+                    <w:t xml:space="preserve">FLORIAN</w:t>
+                  </w:r>
+                  <w:r>
+                    <w:t xml:space="preserve"> </w:t>
+                  </w:r>
+                  <w:r>
+                    <w:t xml:space="preserve">WIEGAND,</w:t>
+                  </w:r>
+                  <w:r>
+                    <w:t xml:space="preserve"> </w:t>
+                  </w:r>
+                  <w:r>
+                    <w:t xml:space="preserve">SUNCOAST</w:t>
+                  </w:r>
+                  <w:r>
+                    <w:t xml:space="preserve"> </w:t>
+                  </w:r>
+                  <w:r>
+                    <w:t xml:space="preserve">AUDIO</w:t>
+                  </w:r>
+                  <w:r>
+                    <w:t xml:space="preserve"> </w:t>
+                  </w:r>
+                  <w:r>
+                    <w:t xml:space="preserve">LLC,</w:t>
+                  </w:r>
+                  <w:r>
+                    <w:t xml:space="preserve"> </w:t>
+                  </w:r>
+                  <w:r>
+                    <w:t xml:space="preserve">LUXURY</w:t>
+                  </w:r>
+                  <w:r>
+                    <w:t xml:space="preserve"> </w:t>
+                  </w:r>
+                  <w:r>
+                    <w:t xml:space="preserve">HI-FI</w:t>
+                  </w:r>
+                  <w:r>
+                    <w:t xml:space="preserve"> </w:t>
+                  </w:r>
+                  <w:r>
+                    <w:t xml:space="preserve">DISTRIBUTION</w:t>
+                  </w:r>
+                  <w:r>
+                    <w:t xml:space="preserve"> </w:t>
+                  </w:r>
+                  <w:r>
+                    <w:t xml:space="preserve">LLC,</w:t>
+                  </w:r>
+                  <w:r>
+                    <w:t xml:space="preserve"> </w:t>
+                  </w:r>
+                  <w:r>
+                    <w:t xml:space="preserve">CLARISYS</w:t>
+                  </w:r>
+                  <w:r>
+                    <w:t xml:space="preserve"> </w:t>
+                  </w:r>
+                  <w:r>
+                    <w:t xml:space="preserve">AUDIO</w:t>
+                  </w:r>
+                  <w:r>
+                    <w:t xml:space="preserve"> </w:t>
+                  </w:r>
+                  <w:r>
+                    <w:t xml:space="preserve">GLOBAL</w:t>
+                  </w:r>
+                  <w:r>
+                    <w:t xml:space="preserve"> </w:t>
+                  </w:r>
+                  <w:r>
+                    <w:t xml:space="preserve">DISTRIBUTION,</w:t>
+                  </w:r>
+                  <w:r>
+                    <w:t xml:space="preserve"> </w:t>
+                  </w:r>
+                  <w:r>
+                    <w:t xml:space="preserve">LLC,</w:t>
+                  </w:r>
+                  <w:r>
+                    <w:t xml:space="preserve"> </w:t>
+                  </w:r>
+                  <w:r>
+                    <w:t xml:space="preserve">and</w:t>
+                  </w:r>
+                  <w:r>
+                    <w:t xml:space="preserve"> </w:t>
+                  </w:r>
+                  <w:r>
+                    <w:t xml:space="preserve">BESPOKE</w:t>
+                  </w:r>
+                  <w:r>
+                    <w:t xml:space="preserve"> </w:t>
+                  </w:r>
+                  <w:r>
+                    <w:t xml:space="preserve">AUDIO</w:t>
+                  </w:r>
+                  <w:r>
+                    <w:t xml:space="preserve"> </w:t>
+                  </w:r>
+                  <w:r>
+                    <w:t xml:space="preserve">SHOP,</w:t>
+                  </w:r>
+                </w:p>
+                <w:p>
+                  <w:pPr>
+                    <w:spacing w:before="276" w:after="0" w:line="276" w:lineRule="exact"/>
+                    <w:ind w:left="720" w:firstLine="0"/>
+                    <w:jc w:val="left"/>
+                  </w:pPr>
+                  <w:r>
+                    <w:rPr>
+                      <w:i/>
+                      <w:iCs/>
+                    </w:rPr>
+                    <w:t xml:space="preserve">Defendants.</w:t>
+                  </w:r>
+                  <w:bookmarkStart w:id="9004" w:name="xdr2c1z1"/>
+                  <w:bookmarkEnd w:id="9004"/>
+                </w:p>
+              </w:tc>
+              <w:tc>
+                <w:tcPr>
+                  <w:tcW w:w="432" w:type="dxa"/>
+                </w:tcPr>
+                <w:p>
+                  <w:pPr>
+                    <w:spacing w:before="0" w:after="0" w:line="276" w:lineRule="exact"/>
+                    <w:ind w:left="0" w:firstLine="0"/>
+                    <w:jc w:val="left"/>
+                  </w:pPr>
+                  <w:r>
+                    <w:t xml:space="preserve">)</w:t>
+                  </w:r>
+                </w:p>
+                <w:p>
+                  <w:pPr>
+                    <w:spacing w:before="0" w:after="0" w:line="276" w:lineRule="exact"/>
+                    <w:ind w:left="0" w:firstLine="0"/>
+                    <w:jc w:val="left"/>
+                  </w:pPr>
+                  <w:r>
+                    <w:t xml:space="preserve">)</w:t>
+                  </w:r>
+                </w:p>
+                <w:p>
+                  <w:pPr>
+                    <w:spacing w:before="0" w:after="0" w:line="276" w:lineRule="exact"/>
+                    <w:ind w:left="0" w:firstLine="0"/>
+                    <w:jc w:val="left"/>
+                  </w:pPr>
+                  <w:r>
+                    <w:t xml:space="preserve">)</w:t>
+                  </w:r>
+                </w:p>
+                <w:p>
+                  <w:pPr>
+                    <w:spacing w:before="0" w:after="0" w:line="276" w:lineRule="exact"/>
+                    <w:ind w:left="0" w:firstLine="0"/>
+                    <w:jc w:val="left"/>
+                  </w:pPr>
+                  <w:r>
+                    <w:t xml:space="preserve">)</w:t>
+                  </w:r>
+                </w:p>
+                <w:p>
+                  <w:pPr>
+                    <w:spacing w:before="0" w:after="0" w:line="276" w:lineRule="exact"/>
+                    <w:ind w:left="0" w:firstLine="0"/>
+                    <w:jc w:val="left"/>
+                  </w:pPr>
+                  <w:r>
+                    <w:t xml:space="preserve">)</w:t>
+                  </w:r>
+                </w:p>
+                <w:p>
+                  <w:pPr>
+                    <w:spacing w:before="0" w:after="0" w:line="276" w:lineRule="exact"/>
+                    <w:ind w:left="0" w:firstLine="0"/>
+                    <w:jc w:val="left"/>
+                  </w:pPr>
+                  <w:r>
+                    <w:t xml:space="preserve">)</w:t>
+                  </w:r>
+                </w:p>
+                <w:p>
+                  <w:pPr>
+                    <w:spacing w:before="0" w:after="0" w:line="276" w:lineRule="exact"/>
+                    <w:ind w:left="0" w:firstLine="0"/>
+                    <w:jc w:val="left"/>
+                  </w:pPr>
+                  <w:r>
+                    <w:t xml:space="preserve">)</w:t>
+                  </w:r>
+                </w:p>
+                <w:p>
+                  <w:pPr>
+                    <w:spacing w:before="0" w:after="0" w:line="276" w:lineRule="exact"/>
+                    <w:ind w:left="0" w:firstLine="0"/>
+                    <w:jc w:val="left"/>
+                  </w:pPr>
+                  <w:r>
+                    <w:t xml:space="preserve">)</w:t>
+                  </w:r>
+                </w:p>
+                <w:p>
+                  <w:pPr>
+                    <w:spacing w:before="0" w:after="0" w:line="276" w:lineRule="exact"/>
+                    <w:ind w:left="0" w:firstLine="0"/>
+                    <w:jc w:val="left"/>
+                  </w:pPr>
+                  <w:r>
+                    <w:t xml:space="preserve">)</w:t>
+                  </w:r>
+                </w:p>
+                <w:p>
+                  <w:pPr>
+                    <w:spacing w:before="0" w:after="0" w:line="276" w:lineRule="exact"/>
+                    <w:ind w:left="0" w:firstLine="0"/>
+                    <w:jc w:val="left"/>
+                  </w:pPr>
+                  <w:r>
+                    <w:t xml:space="preserve">)</w:t>
+                  </w:r>
+                </w:p>
+                <w:p>
+                  <w:pPr>
+                    <w:spacing w:before="0" w:after="0" w:line="276" w:lineRule="exact"/>
+                    <w:ind w:left="0" w:firstLine="0"/>
+                    <w:jc w:val="left"/>
+                  </w:pPr>
+                  <w:r>
+                    <w:t xml:space="preserve">)</w:t>
+                  </w:r>
+                </w:p>
+              </w:tc>
+              <w:tc>
+                <w:tcPr>
+                  <w:tcW w:w="4176" w:type="dxa"/>
+                </w:tcPr>
+                <w:p>
+                  <w:pPr>
+                    <w:spacing w:before="0" w:after="0" w:line="276" w:lineRule="exact"/>
+                    <w:ind w:left="0" w:firstLine="0"/>
+                    <w:jc w:val="left"/>
+                  </w:pPr>
+                  <w:bookmarkStart w:id="9005" w:name="xdr2c3a"/>
+                  <w:bookmarkEnd w:id="9005"/>
+                </w:p>
+                <w:p>
+                  <w:pPr>
+                    <w:spacing w:before="0" w:after="0" w:line="276" w:lineRule="exact"/>
+                    <w:ind w:left="0" w:firstLine="0"/>
+                    <w:jc w:val="left"/>
+                  </w:pPr>
+                  <w:r>
+                    <w:t xml:space="preserve">Case</w:t>
+                  </w:r>
+                  <w:r>
+                    <w:t xml:space="preserve"> </w:t>
+                  </w:r>
+                  <w:r>
+                    <w:t xml:space="preserve">No.</w:t>
+                  </w:r>
+                  <w:r>
+                    <w:t xml:space="preserve"> </w:t>
+                  </w:r>
+                  <w:r>
+                    <w:t xml:space="preserve">3:26-cv-⁠00918</w:t>
+                  </w:r>
+                </w:p>
+                <w:p>
+                  <w:pPr>
+                    <w:spacing w:before="276" w:after="0" w:line="276" w:lineRule="exact"/>
+                    <w:ind w:left="0" w:firstLine="0"/>
+                    <w:jc w:val="left"/>
+                  </w:pPr>
+                  <w:r>
+                    <w:t xml:space="preserve">JURY</w:t>
+                  </w:r>
+                  <w:r>
+                    <w:t xml:space="preserve"> </w:t>
+                  </w:r>
+                  <w:r>
+                    <w:t xml:space="preserve">DEMAND</w:t>
+                  </w:r>
+                </w:p>
+                <w:p>
+                  <w:pPr>
+                    <w:spacing w:before="276" w:after="0" w:line="276" w:lineRule="exact"/>
+                    <w:ind w:left="0" w:firstLine="0"/>
+                    <w:jc w:val="left"/>
+                  </w:pPr>
+                  <w:r>
+                    <w:t xml:space="preserve">District</w:t>
+                  </w:r>
+                  <w:r>
+                    <w:t xml:space="preserve"> </w:t>
+                  </w:r>
+                  <w:r>
+                    <w:t xml:space="preserve">Judge</w:t>
+                  </w:r>
+                  <w:r>
+                    <w:t xml:space="preserve"> </w:t>
+                  </w:r>
+                  <w:r>
+                    <w:t xml:space="preserve">Waverly</w:t>
+                  </w:r>
+                  <w:r>
+                    <w:t xml:space="preserve"> </w:t>
+                  </w:r>
+                  <w:r>
+                    <w:t xml:space="preserve">D.</w:t>
+                  </w:r>
+                  <w:r>
+                    <w:t xml:space="preserve"> </w:t>
+                  </w:r>
+                  <w:r>
+                    <w:t xml:space="preserve">Crenshaw,</w:t>
+                  </w:r>
+                  <w:r>
+                    <w:t xml:space="preserve"> </w:t>
+                  </w:r>
+                  <w:r>
+                    <w:t xml:space="preserve">Jr.</w:t>
+                  </w:r>
+                </w:p>
+                <w:p>
+                  <w:pPr>
+                    <w:spacing w:before="276" w:after="0" w:line="276" w:lineRule="exact"/>
+                    <w:ind w:left="0" w:firstLine="0"/>
+                    <w:jc w:val="left"/>
+                  </w:pPr>
+                  <w:r>
+                    <w:t xml:space="preserve">Magistrate</w:t>
+                  </w:r>
+                  <w:r>
+                    <w:t xml:space="preserve"> </w:t>
+                  </w:r>
+                  <w:r>
+                    <w:t xml:space="preserve">Judge</w:t>
+                  </w:r>
+                  <w:r>
+                    <w:t xml:space="preserve"> </w:t>
+                  </w:r>
+                  <w:r>
+                    <w:t xml:space="preserve">Luke</w:t>
+                  </w:r>
+                  <w:r>
+                    <w:t xml:space="preserve"> </w:t>
+                  </w:r>
+                  <w:r>
+                    <w:t xml:space="preserve">A.</w:t>
+                  </w:r>
+                  <w:r>
+                    <w:t xml:space="preserve"> </w:t>
+                  </w:r>
+                  <w:r>
+                    <w:t xml:space="preserve">Evans</w:t>
+                  </w:r>
+                  <w:bookmarkStart w:id="9006" w:name="xdr2c3z1"/>
+                  <w:bookmarkEnd w:id="9006"/>
+                </w:p>
+              </w:tc>
+            </w:tr>
+          </w:tbl>
           <w:p>
             <w:pPr>
-              <w:spacing w:before="0" w:after="0" w:line="276" w:lineRule="exact"/>
-              <w:ind w:left="0" w:firstLine="0"/>
-              <w:jc w:val="left"/>
-            </w:pPr>
-            <w:r>
-              <w:t xml:space="preserve">VERIS</w:t>
-            </w:r>
-            <w:r>
-              <w:t xml:space="preserve"> </w:t>
-            </w:r>
-            <w:r>
-              <w:t xml:space="preserve">HOME</w:t>
-            </w:r>
-            <w:r>
-              <w:t xml:space="preserve"> </w:t>
-            </w:r>
-            <w:r>
-              <w:t xml:space="preserve">TECHNOLOGY</w:t>
-            </w:r>
-            <w:r>
-              <w:t xml:space="preserve"> </w:t>
-            </w:r>
-            <w:r>
-              <w:t xml:space="preserve">LLC</w:t>
-            </w:r>
-            <w:r>
-              <w:t xml:space="preserve"> </w:t>
-            </w:r>
-            <w:r>
-              <w:t xml:space="preserve">d/​​b/​​a</w:t>
-            </w:r>
-            <w:r>
-              <w:t xml:space="preserve"> </w:t>
-            </w:r>
-            <w:r>
-              <w:t xml:space="preserve">AXISS</w:t>
-            </w:r>
-            <w:r>
-              <w:t xml:space="preserve"> </w:t>
-            </w:r>
-            <w:r>
-              <w:t xml:space="preserve">Audio,</w:t>
-            </w:r>
-          </w:p>
-        </w:tc>
-        <w:tc>
-          <w:tcPr>
-            <w:tcW w:w="432" w:type="dxa"/>
-          </w:tcPr>
-          <w:p>
-            <w:pPr>
-              <w:spacing w:before="0" w:after="0" w:line="276" w:lineRule="exact"/>
-              <w:ind w:left="0" w:firstLine="0"/>
-              <w:jc w:val="left"/>
-            </w:pPr>
-            <w:r>
-              <w:t xml:space="preserve">)</w:t>
-            </w:r>
-          </w:p>
-          <w:p>
-            <w:pPr>
-              <w:spacing w:before="0" w:after="0" w:line="276" w:lineRule="exact"/>
-              <w:ind w:left="0" w:firstLine="0"/>
-              <w:jc w:val="left"/>
-            </w:pPr>
-            <w:r>
-              <w:t xml:space="preserve">)</w:t>
-            </w:r>
-          </w:p>
-        </w:tc>
-        <w:tc>
-          <w:tcPr>
-            <w:tcW w:w="4176" w:type="dxa"/>
-          </w:tcPr>
-          <w:p>
-            <w:pPr>
-              <w:spacing w:before="0" w:after="0" w:line="276" w:lineRule="exact"/>
-              <w:ind w:left="0" w:firstLine="0"/>
-              <w:jc w:val="left"/>
-            </w:pPr>
-          </w:p>
-        </w:tc>
-      </w:tr>
-      <w:tr>
-        <w:trPr>
-          <w:cantSplit/>
-        </w:trPr>
-        <w:tc>
-          <w:tcPr>
-            <w:tcW w:w="4752" w:type="dxa"/>
-          </w:tcPr>
-          <w:p>
-            <w:pPr>
-              <w:spacing w:before="0" w:after="0" w:line="276" w:lineRule="exact"/>
-              <w:ind w:left="0" w:firstLine="0"/>
-              <w:jc w:val="left"/>
-            </w:pPr>
-          </w:p>
-        </w:tc>
-        <w:tc>
-          <w:tcPr>
-            <w:tcW w:w="432" w:type="dxa"/>
-          </w:tcPr>
-          <w:p>
-            <w:pPr>
-              <w:spacing w:before="0" w:after="0" w:line="276" w:lineRule="exact"/>
-              <w:ind w:left="0" w:firstLine="0"/>
-              <w:jc w:val="left"/>
-            </w:pPr>
-            <w:r>
-              <w:t xml:space="preserve">)</w:t>
-            </w:r>
-          </w:p>
-        </w:tc>
-        <w:tc>
-          <w:tcPr>
-            <w:tcW w:w="4176" w:type="dxa"/>
-          </w:tcPr>
-          <w:p>
-            <w:pPr>
-              <w:spacing w:before="0" w:after="0" w:line="276" w:lineRule="exact"/>
-              <w:ind w:left="0" w:firstLine="0"/>
-              <w:jc w:val="left"/>
-            </w:pPr>
-          </w:p>
-        </w:tc>
-      </w:tr>
-      <w:tr>
-        <w:trPr>
-          <w:cantSplit/>
-        </w:trPr>
-        <w:tc>
-          <w:tcPr>
-            <w:tcW w:w="4752" w:type="dxa"/>
-          </w:tcPr>
-          <w:p>
-            <w:pPr>
-              <w:spacing w:before="0" w:after="0" w:line="276" w:lineRule="exact"/>
-              <w:ind w:left="720" w:firstLine="0"/>
-              <w:jc w:val="left"/>
-            </w:pPr>
-            <w:r>
-              <w:rPr>
-                <w:i/>
-                <w:iCs/>
-              </w:rPr>
-              <w:t xml:space="preserve">Plaintiff,</w:t>
-            </w:r>
-          </w:p>
-        </w:tc>
-        <w:tc>
-          <w:tcPr>
-            <w:tcW w:w="432" w:type="dxa"/>
-          </w:tcPr>
-          <w:p>
-            <w:pPr>
-              <w:spacing w:before="0" w:after="0" w:line="276" w:lineRule="exact"/>
-              <w:ind w:left="0" w:firstLine="0"/>
-              <w:jc w:val="left"/>
-            </w:pPr>
-            <w:r>
-              <w:t xml:space="preserve">)</w:t>
-            </w:r>
-          </w:p>
-        </w:tc>
-        <w:tc>
-          <w:tcPr>
-            <w:tcW w:w="4176" w:type="dxa"/>
-          </w:tcPr>
-          <w:p>
-            <w:pPr>
-              <w:spacing w:before="0" w:after="0" w:line="276" w:lineRule="exact"/>
-              <w:ind w:left="0" w:firstLine="0"/>
-              <w:jc w:val="left"/>
-            </w:pPr>
-          </w:p>
-        </w:tc>
-      </w:tr>
-      <w:tr>
-        <w:trPr>
-          <w:cantSplit/>
-        </w:trPr>
-        <w:tc>
-          <w:tcPr>
-            <w:tcW w:w="4752" w:type="dxa"/>
-          </w:tcPr>
-          <w:p>
-            <w:pPr>
-              <w:spacing w:before="0" w:after="0" w:line="276" w:lineRule="exact"/>
-              <w:ind w:left="0" w:firstLine="0"/>
-              <w:jc w:val="left"/>
-            </w:pPr>
-          </w:p>
-        </w:tc>
-        <w:tc>
-          <w:tcPr>
-            <w:tcW w:w="432" w:type="dxa"/>
-          </w:tcPr>
-          <w:p>
-            <w:pPr>
-              <w:spacing w:before="0" w:after="0" w:line="276" w:lineRule="exact"/>
-              <w:ind w:left="0" w:firstLine="0"/>
-              <w:jc w:val="left"/>
-            </w:pPr>
-            <w:r>
-              <w:t xml:space="preserve">)</w:t>
-            </w:r>
-          </w:p>
-        </w:tc>
-        <w:tc>
-          <w:tcPr>
-            <w:tcW w:w="4176" w:type="dxa"/>
-          </w:tcPr>
-          <w:p>
-            <w:pPr>
-              <w:spacing w:before="0" w:after="0" w:line="276" w:lineRule="exact"/>
-              <w:ind w:left="0" w:firstLine="0"/>
-              <w:jc w:val="left"/>
-            </w:pPr>
-          </w:p>
-        </w:tc>
-      </w:tr>
-      <w:tr>
-        <w:trPr>
-          <w:cantSplit/>
-        </w:trPr>
-        <w:tc>
-          <w:tcPr>
-            <w:tcW w:w="4752" w:type="dxa"/>
-          </w:tcPr>
-          <w:p>
-            <w:pPr>
-              <w:spacing w:before="0" w:after="0" w:line="276" w:lineRule="exact"/>
-              <w:ind w:left="0" w:firstLine="0"/>
-              <w:jc w:val="left"/>
-            </w:pPr>
-            <w:r>
-              <w:t xml:space="preserve">v.</w:t>
-            </w:r>
-          </w:p>
-        </w:tc>
-        <w:tc>
-          <w:tcPr>
-            <w:tcW w:w="432" w:type="dxa"/>
-          </w:tcPr>
-          <w:p>
-            <w:pPr>
-              <w:spacing w:before="0" w:after="0" w:line="276" w:lineRule="exact"/>
-              <w:ind w:left="0" w:firstLine="0"/>
-              <w:jc w:val="left"/>
-            </w:pPr>
-            <w:r>
-              <w:t xml:space="preserve">)</w:t>
-            </w:r>
-          </w:p>
-        </w:tc>
-        <w:tc>
-          <w:tcPr>
-            <w:tcW w:w="4176" w:type="dxa"/>
-          </w:tcPr>
-          <w:p>
-            <w:pPr>
-              <w:spacing w:before="0" w:after="0" w:line="276" w:lineRule="exact"/>
-              <w:ind w:left="0" w:firstLine="0"/>
-              <w:jc w:val="left"/>
-            </w:pPr>
-            <w:r>
-              <w:t xml:space="preserve">Case No. 3:26-cv</w:t>
-              <w:noBreakHyphen/>
-              <w:t xml:space="preserve">00918</w:t>
-            </w:r>
-          </w:p>
-        </w:tc>
-      </w:tr>
-      <w:tr>
-        <w:trPr>
-          <w:cantSplit/>
-        </w:trPr>
-        <w:tc>
-          <w:tcPr>
-            <w:tcW w:w="4752" w:type="dxa"/>
-          </w:tcPr>
-          <w:p>
-            <w:pPr>
-              <w:spacing w:before="0" w:after="0" w:line="276" w:lineRule="exact"/>
-              <w:ind w:left="0" w:firstLine="0"/>
-              <w:jc w:val="left"/>
-            </w:pPr>
-          </w:p>
-        </w:tc>
-        <w:tc>
-          <w:tcPr>
-            <w:tcW w:w="432" w:type="dxa"/>
-          </w:tcPr>
-          <w:p>
-            <w:pPr>
-              <w:spacing w:before="0" w:after="0" w:line="276" w:lineRule="exact"/>
-              <w:ind w:left="0" w:firstLine="0"/>
-              <w:jc w:val="left"/>
-            </w:pPr>
-            <w:r>
-              <w:t xml:space="preserve">)</w:t>
-            </w:r>
-          </w:p>
-        </w:tc>
-        <w:tc>
-          <w:tcPr>
-            <w:tcW w:w="4176" w:type="dxa"/>
-          </w:tcPr>
-          <w:p>
-            <w:pPr>
-              <w:spacing w:before="0" w:after="0" w:line="276" w:lineRule="exact"/>
-              <w:ind w:left="0" w:firstLine="0"/>
-              <w:jc w:val="left"/>
-            </w:pPr>
-          </w:p>
-        </w:tc>
-      </w:tr>
-      <w:tr>
-        <w:trPr>
-          <w:cantSplit/>
-        </w:trPr>
-        <w:tc>
-          <w:tcPr>
-            <w:tcW w:w="4752" w:type="dxa"/>
-          </w:tcPr>
-          <w:p>
-            <w:pPr>
-              <w:spacing w:before="0" w:after="0" w:line="276" w:lineRule="exact"/>
-              <w:ind w:left="0" w:firstLine="0"/>
-              <w:jc w:val="left"/>
-            </w:pPr>
-            <w:r>
-              <w:t xml:space="preserve">MICHAEL</w:t>
-            </w:r>
-            <w:r>
-              <w:t xml:space="preserve"> </w:t>
-            </w:r>
-            <w:r>
-              <w:t xml:space="preserve">BOVAIRD,</w:t>
-            </w:r>
-            <w:r>
-              <w:t xml:space="preserve"> </w:t>
-            </w:r>
-            <w:r>
-              <w:t xml:space="preserve">MICHAEL</w:t>
-            </w:r>
-            <w:r>
-              <w:t xml:space="preserve"> </w:t>
-            </w:r>
-            <w:r>
-              <w:t xml:space="preserve">GEFTEAS,</w:t>
-            </w:r>
-            <w:r>
-              <w:t xml:space="preserve"> </w:t>
-            </w:r>
-            <w:r>
-              <w:t xml:space="preserve">FLORIAN</w:t>
-            </w:r>
-            <w:r>
-              <w:t xml:space="preserve"> </w:t>
-            </w:r>
-            <w:r>
-              <w:t xml:space="preserve">WIEGAND,</w:t>
-            </w:r>
-            <w:r>
-              <w:t xml:space="preserve"> </w:t>
-            </w:r>
-            <w:r>
-              <w:t xml:space="preserve">SUNCOAST</w:t>
-            </w:r>
-            <w:r>
-              <w:t xml:space="preserve"> </w:t>
-            </w:r>
-            <w:r>
-              <w:t xml:space="preserve">AUDIO</w:t>
-            </w:r>
-            <w:r>
-              <w:t xml:space="preserve"> </w:t>
-            </w:r>
-            <w:r>
-              <w:t xml:space="preserve">LLC,</w:t>
-            </w:r>
-            <w:r>
-              <w:t xml:space="preserve"> </w:t>
-            </w:r>
-            <w:r>
-              <w:t xml:space="preserve">LUXURY</w:t>
-            </w:r>
-            <w:r>
-              <w:t xml:space="preserve"> </w:t>
-            </w:r>
-            <w:r>
-              <w:t xml:space="preserve">HI-FI</w:t>
-            </w:r>
-            <w:r>
-              <w:t xml:space="preserve"> </w:t>
-            </w:r>
-            <w:r>
-              <w:t xml:space="preserve">DISTRIBUTION</w:t>
-            </w:r>
-            <w:r>
-              <w:t xml:space="preserve"> </w:t>
-            </w:r>
-            <w:r>
-              <w:t xml:space="preserve">LLC,</w:t>
-            </w:r>
-            <w:r>
-              <w:t xml:space="preserve"> </w:t>
-            </w:r>
-            <w:r>
-              <w:t xml:space="preserve">CLARISYS</w:t>
-            </w:r>
-            <w:r>
-              <w:t xml:space="preserve"> </w:t>
-            </w:r>
-            <w:r>
-              <w:t xml:space="preserve">AUDIO</w:t>
-            </w:r>
-            <w:r>
-              <w:t xml:space="preserve"> </w:t>
-            </w:r>
-            <w:r>
-              <w:t xml:space="preserve">GLOBAL</w:t>
-            </w:r>
-            <w:r>
-              <w:t xml:space="preserve"> </w:t>
-            </w:r>
-            <w:r>
-              <w:t xml:space="preserve">DISTRIBUTION,</w:t>
-            </w:r>
-            <w:r>
-              <w:t xml:space="preserve"> </w:t>
-            </w:r>
-            <w:r>
-              <w:t xml:space="preserve">LLC,</w:t>
-            </w:r>
-            <w:r>
-              <w:t xml:space="preserve"> </w:t>
-            </w:r>
-            <w:r>
-              <w:t xml:space="preserve">and</w:t>
-            </w:r>
-            <w:r>
-              <w:t xml:space="preserve"> </w:t>
-            </w:r>
-            <w:r>
-              <w:t xml:space="preserve">BESPOKE</w:t>
-            </w:r>
-            <w:r>
-              <w:t xml:space="preserve"> </w:t>
-            </w:r>
-            <w:r>
-              <w:t xml:space="preserve">AUDIO</w:t>
-            </w:r>
-            <w:r>
-              <w:t xml:space="preserve"> </w:t>
-            </w:r>
-            <w:r>
-              <w:t xml:space="preserve">SHOP,</w:t>
-            </w:r>
-          </w:p>
-        </w:tc>
-        <w:tc>
-          <w:tcPr>
-            <w:tcW w:w="432" w:type="dxa"/>
-          </w:tcPr>
-          <w:p>
-            <w:pPr>
-              <w:spacing w:before="0" w:after="0" w:line="276" w:lineRule="exact"/>
-              <w:ind w:left="0" w:firstLine="0"/>
-              <w:jc w:val="left"/>
-            </w:pPr>
-            <w:r>
-              <w:t xml:space="preserve">)</w:t>
-            </w:r>
-          </w:p>
-          <w:p>
-            <w:pPr>
-              <w:spacing w:before="0" w:after="0" w:line="276" w:lineRule="exact"/>
-              <w:ind w:left="0" w:firstLine="0"/>
-              <w:jc w:val="left"/>
-            </w:pPr>
-            <w:r>
-              <w:t xml:space="preserve">)</w:t>
-            </w:r>
-          </w:p>
-          <w:p>
-            <w:pPr>
-              <w:spacing w:before="0" w:after="0" w:line="276" w:lineRule="exact"/>
-              <w:ind w:left="0" w:firstLine="0"/>
-              <w:jc w:val="left"/>
-            </w:pPr>
-            <w:r>
-              <w:t xml:space="preserve">)</w:t>
-            </w:r>
-          </w:p>
-          <w:p>
-            <w:pPr>
-              <w:spacing w:before="0" w:after="0" w:line="276" w:lineRule="exact"/>
-              <w:ind w:left="0" w:firstLine="0"/>
-              <w:jc w:val="left"/>
-            </w:pPr>
-            <w:r>
-              <w:t xml:space="preserve">)</w:t>
-            </w:r>
-          </w:p>
-          <w:p>
-            <w:pPr>
-              <w:spacing w:before="0" w:after="0" w:line="276" w:lineRule="exact"/>
-              <w:ind w:left="0" w:firstLine="0"/>
-              <w:jc w:val="left"/>
-            </w:pPr>
-            <w:r>
-              <w:t xml:space="preserve">)</w:t>
-            </w:r>
-          </w:p>
-          <w:p>
-            <w:pPr>
-              <w:spacing w:before="0" w:after="0" w:line="276" w:lineRule="exact"/>
-              <w:ind w:left="0" w:firstLine="0"/>
-              <w:jc w:val="left"/>
-            </w:pPr>
-            <w:r>
-              <w:t xml:space="preserve">)</w:t>
-            </w:r>
-          </w:p>
-        </w:tc>
-        <w:tc>
-          <w:tcPr>
-            <w:tcW w:w="4176" w:type="dxa"/>
-          </w:tcPr>
-          <w:p>
-            <w:pPr>
-              <w:spacing w:before="0" w:after="0" w:line="276" w:lineRule="exact"/>
-              <w:ind w:left="0" w:firstLine="0"/>
-              <w:jc w:val="left"/>
-            </w:pPr>
-            <w:r>
-              <w:t xml:space="preserve">JURY DEMAND</w:t>
-            </w:r>
-          </w:p>
-          <w:p>
-            <w:pPr>
-              <w:spacing w:before="0" w:after="0" w:line="276" w:lineRule="exact"/>
-              <w:ind w:left="0" w:firstLine="0"/>
-              <w:jc w:val="left"/>
-            </w:pPr>
-          </w:p>
-          <w:p>
-            <w:pPr>
-              <w:spacing w:before="0" w:after="0" w:line="276" w:lineRule="exact"/>
-              <w:ind w:left="0" w:firstLine="0"/>
-              <w:jc w:val="left"/>
-            </w:pPr>
-            <w:r>
-              <w:t xml:space="preserve">District</w:t>
-            </w:r>
-            <w:r>
-              <w:t xml:space="preserve"> </w:t>
-            </w:r>
-            <w:r>
-              <w:t xml:space="preserve">Judge</w:t>
-            </w:r>
-            <w:r>
-              <w:t xml:space="preserve"> </w:t>
-            </w:r>
-            <w:r>
-              <w:t xml:space="preserve">Waverly</w:t>
-            </w:r>
-            <w:r>
-              <w:t xml:space="preserve"> </w:t>
-            </w:r>
-            <w:r>
-              <w:t xml:space="preserve">D.</w:t>
-            </w:r>
-            <w:r>
-              <w:t xml:space="preserve"> </w:t>
-            </w:r>
-            <w:r>
-              <w:t xml:space="preserve">Crenshaw,</w:t>
-            </w:r>
-            <w:r>
-              <w:t xml:space="preserve"> </w:t>
-            </w:r>
-            <w:r>
-              <w:t xml:space="preserve">Jr.</w:t>
-            </w:r>
-          </w:p>
-          <w:p>
-            <w:pPr>
-              <w:spacing w:before="0" w:after="0" w:line="276" w:lineRule="exact"/>
-              <w:ind w:left="0" w:firstLine="0"/>
-              <w:jc w:val="left"/>
-            </w:pPr>
-            <w:r>
-              <w:t xml:space="preserve">Magistrate</w:t>
-            </w:r>
-            <w:r>
-              <w:t xml:space="preserve"> </w:t>
-            </w:r>
-            <w:r>
-              <w:t xml:space="preserve">Judge</w:t>
-            </w:r>
-            <w:r>
-              <w:t xml:space="preserve"> </w:t>
-            </w:r>
-            <w:r>
-              <w:t xml:space="preserve">Luke</w:t>
-            </w:r>
-            <w:r>
-              <w:t xml:space="preserve"> </w:t>
-            </w:r>
-            <w:r>
-              <w:t xml:space="preserve">A.</w:t>
-            </w:r>
-            <w:r>
-              <w:t xml:space="preserve"> </w:t>
-            </w:r>
-            <w:r>
-              <w:t xml:space="preserve">Evans</w:t>
-            </w:r>
-          </w:p>
-          <w:p>
-            <w:pPr>
-              <w:spacing w:before="0" w:after="0" w:line="276" w:lineRule="exact"/>
-              <w:ind w:left="0" w:firstLine="0"/>
-              <w:jc w:val="left"/>
-            </w:pPr>
-          </w:p>
-          <w:p>
-            <w:pPr>
-              <w:spacing w:before="0" w:after="0" w:line="276" w:lineRule="exact"/>
-              <w:ind w:left="0" w:firstLine="0"/>
-              <w:jc w:val="left"/>
-            </w:pPr>
-          </w:p>
-        </w:tc>
-      </w:tr>
-      <w:tr>
-        <w:trPr>
-          <w:cantSplit/>
-        </w:trPr>
-        <w:tc>
-          <w:tcPr>
-            <w:tcW w:w="4752" w:type="dxa"/>
-          </w:tcPr>
-          <w:p>
-            <w:pPr>
-              <w:spacing w:before="0" w:after="0" w:line="276" w:lineRule="exact"/>
-              <w:ind w:left="0" w:firstLine="0"/>
-              <w:jc w:val="left"/>
-            </w:pPr>
-          </w:p>
-        </w:tc>
-        <w:tc>
-          <w:tcPr>
-            <w:tcW w:w="432" w:type="dxa"/>
-          </w:tcPr>
-          <w:p>
-            <w:pPr>
-              <w:spacing w:before="0" w:after="0" w:line="276" w:lineRule="exact"/>
-              <w:ind w:left="0" w:firstLine="0"/>
-              <w:jc w:val="left"/>
-            </w:pPr>
-            <w:r>
-              <w:t xml:space="preserve">)</w:t>
-            </w:r>
-          </w:p>
-        </w:tc>
-        <w:tc>
-          <w:tcPr>
-            <w:tcW w:w="4176" w:type="dxa"/>
-          </w:tcPr>
-          <w:p>
-            <w:pPr>
-              <w:spacing w:before="0" w:after="0" w:line="276" w:lineRule="exact"/>
-              <w:ind w:left="0" w:firstLine="0"/>
-              <w:jc w:val="left"/>
-            </w:pPr>
-          </w:p>
-        </w:tc>
-      </w:tr>
-      <w:tr>
-        <w:trPr>
-          <w:cantSplit/>
-        </w:trPr>
-        <w:tc>
-          <w:tcPr>
-            <w:tcW w:w="4752" w:type="dxa"/>
-          </w:tcPr>
-          <w:p>
-            <w:pPr>
-              <w:spacing w:before="0" w:after="0" w:line="276" w:lineRule="exact"/>
-              <w:ind w:left="720" w:firstLine="0"/>
-              <w:jc w:val="left"/>
-            </w:pPr>
-            <w:r>
-              <w:rPr>
-                <w:i/>
-                <w:iCs/>
-              </w:rPr>
-              <w:t xml:space="preserve">Defendants.</w:t>
-            </w:r>
-          </w:p>
-        </w:tc>
-        <w:tc>
-          <w:tcPr>
-            <w:tcW w:w="432" w:type="dxa"/>
-          </w:tcPr>
-          <w:p>
-            <w:pPr>
-              <w:spacing w:before="0" w:after="0" w:line="276" w:lineRule="exact"/>
-              <w:ind w:left="0" w:firstLine="0"/>
-              <w:jc w:val="left"/>
-            </w:pPr>
-            <w:r>
-              <w:t xml:space="preserve">)</w:t>
-            </w:r>
-          </w:p>
-        </w:tc>
-        <w:tc>
-          <w:tcPr>
-            <w:tcW w:w="4176" w:type="dxa"/>
-          </w:tcPr>
-          <w:p>
-            <w:pPr>
-              <w:spacing w:before="0" w:after="0" w:line="276" w:lineRule="exact"/>
-              <w:ind w:left="0" w:firstLine="0"/>
-              <w:jc w:val="left"/>
+              <w:spacing w:before="0" w:after="0" w:line="1" w:lineRule="exact"/>
             </w:pPr>
           </w:p>
         </w:tc>
@@ -810,9 +732,15 @@
     </w:tbl>
     <w:p>
       <w:pPr>
-        <w:keepNext/>
-        <w:keepLines/>
-        <w:spacing w:before="552" w:after="276" w:line="276" w:lineRule="exact"/>
+        <w:pBdr>
+          <w:top w:val="single" w:sz="6" w:space="0" w:color="000000"/>
+        </w:pBdr>
+        <w:spacing w:before="276" w:after="0" w:line="1" w:lineRule="exact"/>
+      </w:pPr>
+    </w:p>
+    <w:p>
+      <w:pPr>
+        <w:spacing w:before="276" w:after="0" w:line="276" w:lineRule="exact"/>
         <w:ind w:left="0" w:firstLine="0"/>
         <w:jc w:val="center"/>
       </w:pPr>
@@ -1101,7 +1029,7 @@
           <w:b/>
           <w:bCs/>
         </w:rPr>
-        <w:t xml:space="preserve">AND/​​OR</w:t>
+        <w:t xml:space="preserve">AND/​OR</w:t>
       </w:r>
       <w:r>
         <w:rPr>
@@ -1316,7 +1244,15 @@
     </w:p>
     <w:p>
       <w:pPr>
-        <w:pStyle w:val="BodyText"/>
+        <w:pBdr>
+          <w:top w:val="single" w:sz="6" w:space="0" w:color="000000"/>
+        </w:pBdr>
+        <w:spacing w:before="276" w:after="276" w:line="1" w:lineRule="exact"/>
+      </w:pPr>
+    </w:p>
+    <w:p>
+      <w:pPr>
+        <w:pStyle w:val="BodyTextNote"/>
       </w:pPr>
       <w:r>
         <w:t xml:space="preserve">Defendants Michael Gefteas and sole proprietorship Bespoke Audio Shop (collectively, “Gefteas”),</w:t>
@@ -1347,7 +1283,6 @@
         <w:spacing w:before="276" w:after="138" w:line="276" w:lineRule="exact"/>
         <w:ind w:left="0" w:firstLine="0"/>
         <w:jc w:val="center"/>
-        <w:outlineLvl w:val="0"/>
       </w:pPr>
       <w:r>
         <w:rPr>
@@ -1463,25 +1398,7 @@
         <w:t xml:space="preserve"> </w:t>
       </w:r>
       <w:r>
-        <w:t xml:space="preserve">Doc. No. 1</w:t>
-      </w:r>
-      <w:r>
-        <w:noBreakHyphen/>
-      </w:r>
-      <w:r>
-        <w:t xml:space="preserve">4. On February 15, 2026, the customer—who was based in Malibu, California and went by the screenname “pk_LA”—posted about his experience with the Soulution-brand amplifier on an online forum. Doc. No. 1</w:t>
-      </w:r>
-      <w:r>
-        <w:noBreakHyphen/>
-      </w:r>
-      <w:r>
-        <w:t xml:space="preserve">9. A few days later, on February 17, the distributor, AXISS Audio, made its own update post about the amplifier in the same forum. Doc. No. 1</w:t>
-      </w:r>
-      <w:r>
-        <w:noBreakHyphen/>
-      </w:r>
-      <w:r>
-        <w:t xml:space="preserve">8. After these public discussions by AXISS and pk_LA, Gefteas began discussing the incident with more explicit references to the relevant players.</w:t>
+        <w:t xml:space="preserve">Doc. No. 1-⁠4. On February 15, 2026, the customer—who was based in Malibu, California and went by the screenname “pk_LA”—posted about his experience with the Soulution-brand amplifier on an online forum. Doc. No. 1-⁠9. A few days later, on February 17, the distributor, AXISS Audio, made its own update post about the amplifier in the same forum. Doc. No. 1-⁠8. After these public discussions by AXISS and pk_LA, Gefteas began discussing the incident with more explicit references to the relevant players.</w:t>
       </w:r>
       <w:r>
         <w:t xml:space="preserve"> </w:t>
@@ -1497,25 +1414,7 @@
         <w:t xml:space="preserve"> </w:t>
       </w:r>
       <w:r>
-        <w:t xml:space="preserve">Doc. Nos. 1</w:t>
-      </w:r>
-      <w:r>
-        <w:noBreakHyphen/>
-      </w:r>
-      <w:r>
-        <w:t xml:space="preserve">10, 1</w:t>
-      </w:r>
-      <w:r>
-        <w:noBreakHyphen/>
-      </w:r>
-      <w:r>
-        <w:t xml:space="preserve">11, 1</w:t>
-      </w:r>
-      <w:r>
-        <w:noBreakHyphen/>
-      </w:r>
-      <w:r>
-        <w:t xml:space="preserve">12.</w:t>
+        <w:t xml:space="preserve">Doc. Nos. 1-⁠10, 1-⁠11, 1-⁠12.</w:t>
       </w:r>
     </w:p>
     <w:p>
@@ -1523,7 +1422,7 @@
         <w:pStyle w:val="BodyText"/>
       </w:pPr>
       <w:r>
-        <w:t xml:space="preserve">On July 2, 2026, plaintiff Veris Home Technology LLC d/​b/​a AXISS Audio (“Veris”)—the holding company of AXISS Audio USA, LLC and AXISS Distribution Inc.—sued Gefteas and Bespoke alleging defamation (Count II) and intentional interference with business relationships (Count VI). Veris alleges that Gefteas’ posts published a false narrative regarding pk_LA’s request for a refund, whether the amplifier “blew up,” and whether any physical injuries resulted. Doc. No. 1, ¶ 286. Additionally, Veris further alleges a civil conspiracy between Gefteas, AXISS’s alleged competitors—Suncoast Audio LLC, Luxury Hi-Fi Distribution LLC, and Clarisys Audio Global Distribution, LLC—and their owners—Michael Bovaird and Florian Wiegand (Count VII).</w:t>
+        <w:t xml:space="preserve">On July 2, 2026, plaintiff Veris Home Technology LLC d/​b/a AXISS Audio (“Veris”)—the holding company of AXISS Audio USA, LLC and AXISS Distribution Inc.—sued Gefteas and Bespoke alleging defamation (Count II) and intentional interference with business relationships (Count VI). Veris alleges that Gefteas’ posts published a false narrative regarding pk_LA’s request for a refund, whether the amplifier “blew up,” and whether any physical injuries resulted. Doc. No. 1, ¶ 286. Additionally, Veris further alleges a civil conspiracy between Gefteas, AXISS’s alleged competitors—Suncoast Audio LLC, Luxury Hi-Fi Distribution LLC, and Clarisys Audio Global Distribution, LLC—and their owners—Michael Bovaird and Florian Wiegand (Count VII).</w:t>
       </w:r>
     </w:p>
     <w:p>
@@ -1533,7 +1432,6 @@
         <w:spacing w:before="276" w:after="138" w:line="276" w:lineRule="exact"/>
         <w:ind w:left="0" w:firstLine="0"/>
         <w:jc w:val="center"/>
-        <w:outlineLvl w:val="0"/>
       </w:pPr>
       <w:r>
         <w:rPr>
@@ -1547,30 +1445,28 @@
       <w:pPr>
         <w:keepNext/>
         <w:keepLines/>
-        <w:tabs>
-          <w:tab w:val="left" w:pos="720"/>
-        </w:tabs>
         <w:spacing w:before="276" w:after="138" w:line="276" w:lineRule="exact"/>
         <w:ind w:left="720" w:hanging="720"/>
         <w:jc w:val="left"/>
-        <w:outlineLvl w:val="1"/>
       </w:pPr>
       <w:r>
         <w:rPr>
           <w:b/>
           <w:bCs/>
-          <w:u w:val="single"/>
         </w:rPr>
         <w:t xml:space="preserve">I.</w:t>
       </w:r>
       <w:r>
-        <w:tab/>
-      </w:r>
-      <w:r>
-        <w:rPr>
-          <w:b/>
-          <w:bCs/>
-          <w:u w:val="single"/>
+        <w:rPr>
+          <w:b/>
+          <w:bCs/>
+        </w:rPr>
+        <w:t xml:space="preserve"> </w:t>
+      </w:r>
+      <w:r>
+        <w:rPr>
+          <w:b/>
+          <w:bCs/>
         </w:rPr>
         <w:t xml:space="preserve">The</w:t>
       </w:r>
@@ -1578,15 +1474,13 @@
         <w:rPr>
           <w:b/>
           <w:bCs/>
-          <w:u w:val="single"/>
-        </w:rPr>
-        <w:t xml:space="preserve"> </w:t>
-      </w:r>
-      <w:r>
-        <w:rPr>
-          <w:b/>
-          <w:bCs/>
-          <w:u w:val="single"/>
+        </w:rPr>
+        <w:t xml:space="preserve"> </w:t>
+      </w:r>
+      <w:r>
+        <w:rPr>
+          <w:b/>
+          <w:bCs/>
         </w:rPr>
         <w:t xml:space="preserve">Court</w:t>
       </w:r>
@@ -1594,15 +1488,13 @@
         <w:rPr>
           <w:b/>
           <w:bCs/>
-          <w:u w:val="single"/>
-        </w:rPr>
-        <w:t xml:space="preserve"> </w:t>
-      </w:r>
-      <w:r>
-        <w:rPr>
-          <w:b/>
-          <w:bCs/>
-          <w:u w:val="single"/>
+        </w:rPr>
+        <w:t xml:space="preserve"> </w:t>
+      </w:r>
+      <w:r>
+        <w:rPr>
+          <w:b/>
+          <w:bCs/>
         </w:rPr>
         <w:t xml:space="preserve">Should</w:t>
       </w:r>
@@ -1610,15 +1502,13 @@
         <w:rPr>
           <w:b/>
           <w:bCs/>
-          <w:u w:val="single"/>
-        </w:rPr>
-        <w:t xml:space="preserve"> </w:t>
-      </w:r>
-      <w:r>
-        <w:rPr>
-          <w:b/>
-          <w:bCs/>
-          <w:u w:val="single"/>
+        </w:rPr>
+        <w:t xml:space="preserve"> </w:t>
+      </w:r>
+      <w:r>
+        <w:rPr>
+          <w:b/>
+          <w:bCs/>
         </w:rPr>
         <w:t xml:space="preserve">Dismiss</w:t>
       </w:r>
@@ -1626,15 +1516,13 @@
         <w:rPr>
           <w:b/>
           <w:bCs/>
-          <w:u w:val="single"/>
-        </w:rPr>
-        <w:t xml:space="preserve"> </w:t>
-      </w:r>
-      <w:r>
-        <w:rPr>
-          <w:b/>
-          <w:bCs/>
-          <w:u w:val="single"/>
+        </w:rPr>
+        <w:t xml:space="preserve"> </w:t>
+      </w:r>
+      <w:r>
+        <w:rPr>
+          <w:b/>
+          <w:bCs/>
         </w:rPr>
         <w:t xml:space="preserve">the</w:t>
       </w:r>
@@ -1642,15 +1530,13 @@
         <w:rPr>
           <w:b/>
           <w:bCs/>
-          <w:u w:val="single"/>
-        </w:rPr>
-        <w:t xml:space="preserve"> </w:t>
-      </w:r>
-      <w:r>
-        <w:rPr>
-          <w:b/>
-          <w:bCs/>
-          <w:u w:val="single"/>
+        </w:rPr>
+        <w:t xml:space="preserve"> </w:t>
+      </w:r>
+      <w:r>
+        <w:rPr>
+          <w:b/>
+          <w:bCs/>
         </w:rPr>
         <w:t xml:space="preserve">Complaint</w:t>
       </w:r>
@@ -1658,15 +1544,13 @@
         <w:rPr>
           <w:b/>
           <w:bCs/>
-          <w:u w:val="single"/>
-        </w:rPr>
-        <w:t xml:space="preserve"> </w:t>
-      </w:r>
-      <w:r>
-        <w:rPr>
-          <w:b/>
-          <w:bCs/>
-          <w:u w:val="single"/>
+        </w:rPr>
+        <w:t xml:space="preserve"> </w:t>
+      </w:r>
+      <w:r>
+        <w:rPr>
+          <w:b/>
+          <w:bCs/>
         </w:rPr>
         <w:t xml:space="preserve">for</w:t>
       </w:r>
@@ -1674,15 +1558,13 @@
         <w:rPr>
           <w:b/>
           <w:bCs/>
-          <w:u w:val="single"/>
-        </w:rPr>
-        <w:t xml:space="preserve"> </w:t>
-      </w:r>
-      <w:r>
-        <w:rPr>
-          <w:b/>
-          <w:bCs/>
-          <w:u w:val="single"/>
+        </w:rPr>
+        <w:t xml:space="preserve"> </w:t>
+      </w:r>
+      <w:r>
+        <w:rPr>
+          <w:b/>
+          <w:bCs/>
         </w:rPr>
         <w:t xml:space="preserve">Lack</w:t>
       </w:r>
@@ -1690,15 +1572,13 @@
         <w:rPr>
           <w:b/>
           <w:bCs/>
-          <w:u w:val="single"/>
-        </w:rPr>
-        <w:t xml:space="preserve"> </w:t>
-      </w:r>
-      <w:r>
-        <w:rPr>
-          <w:b/>
-          <w:bCs/>
-          <w:u w:val="single"/>
+        </w:rPr>
+        <w:t xml:space="preserve"> </w:t>
+      </w:r>
+      <w:r>
+        <w:rPr>
+          <w:b/>
+          <w:bCs/>
         </w:rPr>
         <w:t xml:space="preserve">of</w:t>
       </w:r>
@@ -1706,15 +1586,13 @@
         <w:rPr>
           <w:b/>
           <w:bCs/>
-          <w:u w:val="single"/>
-        </w:rPr>
-        <w:t xml:space="preserve"> </w:t>
-      </w:r>
-      <w:r>
-        <w:rPr>
-          <w:b/>
-          <w:bCs/>
-          <w:u w:val="single"/>
+        </w:rPr>
+        <w:t xml:space="preserve"> </w:t>
+      </w:r>
+      <w:r>
+        <w:rPr>
+          <w:b/>
+          <w:bCs/>
         </w:rPr>
         <w:t xml:space="preserve">Subject-Matter</w:t>
       </w:r>
@@ -1722,15 +1600,13 @@
         <w:rPr>
           <w:b/>
           <w:bCs/>
-          <w:u w:val="single"/>
-        </w:rPr>
-        <w:t xml:space="preserve"> </w:t>
-      </w:r>
-      <w:r>
-        <w:rPr>
-          <w:b/>
-          <w:bCs/>
-          <w:u w:val="single"/>
+        </w:rPr>
+        <w:t xml:space="preserve"> </w:t>
+      </w:r>
+      <w:r>
+        <w:rPr>
+          <w:b/>
+          <w:bCs/>
         </w:rPr>
         <w:t xml:space="preserve">Jurisdiction.</w:t>
       </w:r>
@@ -1763,13 +1639,9 @@
       <w:pPr>
         <w:keepNext/>
         <w:keepLines/>
-        <w:tabs>
-          <w:tab w:val="left" w:pos="1440"/>
-        </w:tabs>
         <w:spacing w:before="276" w:after="138" w:line="276" w:lineRule="exact"/>
         <w:ind w:left="1440" w:hanging="720"/>
         <w:jc w:val="left"/>
-        <w:outlineLvl w:val="2"/>
       </w:pPr>
       <w:r>
         <w:rPr>
@@ -1781,7 +1653,13 @@
         <w:t xml:space="preserve">A.</w:t>
       </w:r>
       <w:r>
-        <w:tab/>
+        <w:rPr>
+          <w:b/>
+          <w:bCs/>
+          <w:i/>
+          <w:iCs/>
+        </w:rPr>
+        <w:t xml:space="preserve"> </w:t>
       </w:r>
       <w:r>
         <w:rPr>
@@ -1880,13 +1758,9 @@
       <w:pPr>
         <w:keepNext/>
         <w:keepLines/>
-        <w:tabs>
-          <w:tab w:val="left" w:pos="1440"/>
-        </w:tabs>
         <w:spacing w:before="276" w:after="138" w:line="276" w:lineRule="exact"/>
         <w:ind w:left="1440" w:hanging="720"/>
         <w:jc w:val="left"/>
-        <w:outlineLvl w:val="2"/>
       </w:pPr>
       <w:r>
         <w:rPr>
@@ -1898,7 +1772,13 @@
         <w:t xml:space="preserve">B.</w:t>
       </w:r>
       <w:r>
-        <w:tab/>
+        <w:rPr>
+          <w:b/>
+          <w:bCs/>
+          <w:i/>
+          <w:iCs/>
+        </w:rPr>
+        <w:t xml:space="preserve"> </w:t>
       </w:r>
       <w:r>
         <w:rPr>
@@ -2190,7 +2070,7 @@
     </w:p>
     <w:p>
       <w:pPr>
-        <w:pStyle w:val="BodyText"/>
+        <w:pStyle w:val="BodyTextNote"/>
       </w:pPr>
       <w:r>
         <w:t xml:space="preserve">Here, the Complaint uses the term “AXISS” interchangeably to refer both to Veris individually and to all three entities (Veris, AAU, and ADI) collectively. Doc. No. 1, ¶¶ 1, 20. Every injury identified in the Complaint is alleged to have been suffered by “AXISS,” without clarification or consistency as to precisely which legal entity suffered the harm.</w:t>
@@ -2206,7 +2086,7 @@
         <w:t xml:space="preserve">See, e.g.</w:t>
       </w:r>
       <w:r>
-        <w:t xml:space="preserve">, Doc. No. 1, ¶¶ 264–74, 281–83, 291–93, 306–09, 314–16, 320–22. The contracts attached to the Complaint demonstrate that Veris itself could not suffer all the harms it alleges.</w:t>
+        <w:t xml:space="preserve">, Doc. No. 1, ¶¶ 264–⁠74, 281–83, 291–93, 306–09, 314–16, 320–22. The contracts attached to the Complaint demonstrate that Veris itself could not suffer all the harms it alleges.</w:t>
       </w:r>
       <w:r>
         <w:rPr>
@@ -2234,13 +2114,7 @@
         <w:t xml:space="preserve"> </w:t>
       </w:r>
       <w:r>
-        <w:t xml:space="preserve">Doc. No. 1</w:t>
-      </w:r>
-      <w:r>
-        <w:noBreakHyphen/>
-      </w:r>
-      <w:r>
-        <w:t xml:space="preserve">2. Likewise, it was ADI—not Veris or AAU—which entered the exclusive North American distributor contract with Soulution’s Swiss manufacturer, Spemot AG.</w:t>
+        <w:t xml:space="preserve">Doc. No. 1-⁠2. Likewise, it was ADI—not Veris or AAU—which entered the exclusive North American distributor contract with Soulution’s Swiss manufacturer, Spemot AG.</w:t>
       </w:r>
       <w:r>
         <w:t xml:space="preserve"> </w:t>
@@ -2256,13 +2130,7 @@
         <w:t xml:space="preserve"> </w:t>
       </w:r>
       <w:r>
-        <w:t xml:space="preserve">Doc. No. 1</w:t>
-      </w:r>
-      <w:r>
-        <w:noBreakHyphen/>
-      </w:r>
-      <w:r>
-        <w:t xml:space="preserve">1. The corresponding references to the “AXISS” collective necessarily refer to ADI; the exclusive Soulution contract belies any other interpretation.</w:t>
+        <w:t xml:space="preserve">Doc. No. 1-⁠1. The corresponding references to the “AXISS” collective necessarily refer to ADI; the exclusive Soulution contract belies any other interpretation.</w:t>
       </w:r>
     </w:p>
     <w:p>
@@ -2332,30 +2200,28 @@
       <w:pPr>
         <w:keepNext/>
         <w:keepLines/>
-        <w:tabs>
-          <w:tab w:val="left" w:pos="720"/>
-        </w:tabs>
         <w:spacing w:before="276" w:after="138" w:line="276" w:lineRule="exact"/>
         <w:ind w:left="720" w:hanging="720"/>
         <w:jc w:val="left"/>
-        <w:outlineLvl w:val="1"/>
       </w:pPr>
       <w:r>
         <w:rPr>
           <w:b/>
           <w:bCs/>
-          <w:u w:val="single"/>
         </w:rPr>
         <w:t xml:space="preserve">IV.</w:t>
       </w:r>
       <w:r>
-        <w:tab/>
-      </w:r>
-      <w:r>
-        <w:rPr>
-          <w:b/>
-          <w:bCs/>
-          <w:u w:val="single"/>
+        <w:rPr>
+          <w:b/>
+          <w:bCs/>
+        </w:rPr>
+        <w:t xml:space="preserve"> </w:t>
+      </w:r>
+      <w:r>
+        <w:rPr>
+          <w:b/>
+          <w:bCs/>
         </w:rPr>
         <w:t xml:space="preserve">In</w:t>
       </w:r>
@@ -2363,15 +2229,13 @@
         <w:rPr>
           <w:b/>
           <w:bCs/>
-          <w:u w:val="single"/>
-        </w:rPr>
-        <w:t xml:space="preserve"> </w:t>
-      </w:r>
-      <w:r>
-        <w:rPr>
-          <w:b/>
-          <w:bCs/>
-          <w:u w:val="single"/>
+        </w:rPr>
+        <w:t xml:space="preserve"> </w:t>
+      </w:r>
+      <w:r>
+        <w:rPr>
+          <w:b/>
+          <w:bCs/>
         </w:rPr>
         <w:t xml:space="preserve">the</w:t>
       </w:r>
@@ -2379,15 +2243,13 @@
         <w:rPr>
           <w:b/>
           <w:bCs/>
-          <w:u w:val="single"/>
-        </w:rPr>
-        <w:t xml:space="preserve"> </w:t>
-      </w:r>
-      <w:r>
-        <w:rPr>
-          <w:b/>
-          <w:bCs/>
-          <w:u w:val="single"/>
+        </w:rPr>
+        <w:t xml:space="preserve"> </w:t>
+      </w:r>
+      <w:r>
+        <w:rPr>
+          <w:b/>
+          <w:bCs/>
         </w:rPr>
         <w:t xml:space="preserve">Alternative,</w:t>
       </w:r>
@@ -2395,15 +2257,13 @@
         <w:rPr>
           <w:b/>
           <w:bCs/>
-          <w:u w:val="single"/>
-        </w:rPr>
-        <w:t xml:space="preserve"> </w:t>
-      </w:r>
-      <w:r>
-        <w:rPr>
-          <w:b/>
-          <w:bCs/>
-          <w:u w:val="single"/>
+        </w:rPr>
+        <w:t xml:space="preserve"> </w:t>
+      </w:r>
+      <w:r>
+        <w:rPr>
+          <w:b/>
+          <w:bCs/>
         </w:rPr>
         <w:t xml:space="preserve">the</w:t>
       </w:r>
@@ -2411,15 +2271,13 @@
         <w:rPr>
           <w:b/>
           <w:bCs/>
-          <w:u w:val="single"/>
-        </w:rPr>
-        <w:t xml:space="preserve"> </w:t>
-      </w:r>
-      <w:r>
-        <w:rPr>
-          <w:b/>
-          <w:bCs/>
-          <w:u w:val="single"/>
+        </w:rPr>
+        <w:t xml:space="preserve"> </w:t>
+      </w:r>
+      <w:r>
+        <w:rPr>
+          <w:b/>
+          <w:bCs/>
         </w:rPr>
         <w:t xml:space="preserve">Court</w:t>
       </w:r>
@@ -2427,15 +2285,13 @@
         <w:rPr>
           <w:b/>
           <w:bCs/>
-          <w:u w:val="single"/>
-        </w:rPr>
-        <w:t xml:space="preserve"> </w:t>
-      </w:r>
-      <w:r>
-        <w:rPr>
-          <w:b/>
-          <w:bCs/>
-          <w:u w:val="single"/>
+        </w:rPr>
+        <w:t xml:space="preserve"> </w:t>
+      </w:r>
+      <w:r>
+        <w:rPr>
+          <w:b/>
+          <w:bCs/>
         </w:rPr>
         <w:t xml:space="preserve">Should</w:t>
       </w:r>
@@ -2443,15 +2299,13 @@
         <w:rPr>
           <w:b/>
           <w:bCs/>
-          <w:u w:val="single"/>
-        </w:rPr>
-        <w:t xml:space="preserve"> </w:t>
-      </w:r>
-      <w:r>
-        <w:rPr>
-          <w:b/>
-          <w:bCs/>
-          <w:u w:val="single"/>
+        </w:rPr>
+        <w:t xml:space="preserve"> </w:t>
+      </w:r>
+      <w:r>
+        <w:rPr>
+          <w:b/>
+          <w:bCs/>
         </w:rPr>
         <w:t xml:space="preserve">Dismiss</w:t>
       </w:r>
@@ -2459,15 +2313,13 @@
         <w:rPr>
           <w:b/>
           <w:bCs/>
-          <w:u w:val="single"/>
-        </w:rPr>
-        <w:t xml:space="preserve"> </w:t>
-      </w:r>
-      <w:r>
-        <w:rPr>
-          <w:b/>
-          <w:bCs/>
-          <w:u w:val="single"/>
+        </w:rPr>
+        <w:t xml:space="preserve"> </w:t>
+      </w:r>
+      <w:r>
+        <w:rPr>
+          <w:b/>
+          <w:bCs/>
         </w:rPr>
         <w:t xml:space="preserve">the</w:t>
       </w:r>
@@ -2475,15 +2327,13 @@
         <w:rPr>
           <w:b/>
           <w:bCs/>
-          <w:u w:val="single"/>
-        </w:rPr>
-        <w:t xml:space="preserve"> </w:t>
-      </w:r>
-      <w:r>
-        <w:rPr>
-          <w:b/>
-          <w:bCs/>
-          <w:u w:val="single"/>
+        </w:rPr>
+        <w:t xml:space="preserve"> </w:t>
+      </w:r>
+      <w:r>
+        <w:rPr>
+          <w:b/>
+          <w:bCs/>
         </w:rPr>
         <w:t xml:space="preserve">Complaint</w:t>
       </w:r>
@@ -2491,15 +2341,13 @@
         <w:rPr>
           <w:b/>
           <w:bCs/>
-          <w:u w:val="single"/>
-        </w:rPr>
-        <w:t xml:space="preserve"> </w:t>
-      </w:r>
-      <w:r>
-        <w:rPr>
-          <w:b/>
-          <w:bCs/>
-          <w:u w:val="single"/>
+        </w:rPr>
+        <w:t xml:space="preserve"> </w:t>
+      </w:r>
+      <w:r>
+        <w:rPr>
+          <w:b/>
+          <w:bCs/>
         </w:rPr>
         <w:t xml:space="preserve">for</w:t>
       </w:r>
@@ -2507,15 +2355,13 @@
         <w:rPr>
           <w:b/>
           <w:bCs/>
-          <w:u w:val="single"/>
-        </w:rPr>
-        <w:t xml:space="preserve"> </w:t>
-      </w:r>
-      <w:r>
-        <w:rPr>
-          <w:b/>
-          <w:bCs/>
-          <w:u w:val="single"/>
+        </w:rPr>
+        <w:t xml:space="preserve"> </w:t>
+      </w:r>
+      <w:r>
+        <w:rPr>
+          <w:b/>
+          <w:bCs/>
         </w:rPr>
         <w:t xml:space="preserve">Failure</w:t>
       </w:r>
@@ -2523,15 +2369,13 @@
         <w:rPr>
           <w:b/>
           <w:bCs/>
-          <w:u w:val="single"/>
-        </w:rPr>
-        <w:t xml:space="preserve"> </w:t>
-      </w:r>
-      <w:r>
-        <w:rPr>
-          <w:b/>
-          <w:bCs/>
-          <w:u w:val="single"/>
+        </w:rPr>
+        <w:t xml:space="preserve"> </w:t>
+      </w:r>
+      <w:r>
+        <w:rPr>
+          <w:b/>
+          <w:bCs/>
         </w:rPr>
         <w:t xml:space="preserve">to</w:t>
       </w:r>
@@ -2539,15 +2383,13 @@
         <w:rPr>
           <w:b/>
           <w:bCs/>
-          <w:u w:val="single"/>
-        </w:rPr>
-        <w:t xml:space="preserve"> </w:t>
-      </w:r>
-      <w:r>
-        <w:rPr>
-          <w:b/>
-          <w:bCs/>
-          <w:u w:val="single"/>
+        </w:rPr>
+        <w:t xml:space="preserve"> </w:t>
+      </w:r>
+      <w:r>
+        <w:rPr>
+          <w:b/>
+          <w:bCs/>
         </w:rPr>
         <w:t xml:space="preserve">State</w:t>
       </w:r>
@@ -2555,15 +2397,13 @@
         <w:rPr>
           <w:b/>
           <w:bCs/>
-          <w:u w:val="single"/>
-        </w:rPr>
-        <w:t xml:space="preserve"> </w:t>
-      </w:r>
-      <w:r>
-        <w:rPr>
-          <w:b/>
-          <w:bCs/>
-          <w:u w:val="single"/>
+        </w:rPr>
+        <w:t xml:space="preserve"> </w:t>
+      </w:r>
+      <w:r>
+        <w:rPr>
+          <w:b/>
+          <w:bCs/>
         </w:rPr>
         <w:t xml:space="preserve">a</w:t>
       </w:r>
@@ -2571,15 +2411,13 @@
         <w:rPr>
           <w:b/>
           <w:bCs/>
-          <w:u w:val="single"/>
-        </w:rPr>
-        <w:t xml:space="preserve"> </w:t>
-      </w:r>
-      <w:r>
-        <w:rPr>
-          <w:b/>
-          <w:bCs/>
-          <w:u w:val="single"/>
+        </w:rPr>
+        <w:t xml:space="preserve"> </w:t>
+      </w:r>
+      <w:r>
+        <w:rPr>
+          <w:b/>
+          <w:bCs/>
         </w:rPr>
         <w:t xml:space="preserve">Claim</w:t>
       </w:r>
@@ -2587,15 +2425,13 @@
         <w:rPr>
           <w:b/>
           <w:bCs/>
-          <w:u w:val="single"/>
-        </w:rPr>
-        <w:t xml:space="preserve"> </w:t>
-      </w:r>
-      <w:r>
-        <w:rPr>
-          <w:b/>
-          <w:bCs/>
-          <w:u w:val="single"/>
+        </w:rPr>
+        <w:t xml:space="preserve"> </w:t>
+      </w:r>
+      <w:r>
+        <w:rPr>
+          <w:b/>
+          <w:bCs/>
         </w:rPr>
         <w:t xml:space="preserve">Under</w:t>
       </w:r>
@@ -2603,15 +2439,13 @@
         <w:rPr>
           <w:b/>
           <w:bCs/>
-          <w:u w:val="single"/>
-        </w:rPr>
-        <w:t xml:space="preserve"> </w:t>
-      </w:r>
-      <w:r>
-        <w:rPr>
-          <w:b/>
-          <w:bCs/>
-          <w:u w:val="single"/>
+        </w:rPr>
+        <w:t xml:space="preserve"> </w:t>
+      </w:r>
+      <w:r>
+        <w:rPr>
+          <w:b/>
+          <w:bCs/>
         </w:rPr>
         <w:t xml:space="preserve">Federal</w:t>
       </w:r>
@@ -2619,15 +2453,13 @@
         <w:rPr>
           <w:b/>
           <w:bCs/>
-          <w:u w:val="single"/>
-        </w:rPr>
-        <w:t xml:space="preserve"> </w:t>
-      </w:r>
-      <w:r>
-        <w:rPr>
-          <w:b/>
-          <w:bCs/>
-          <w:u w:val="single"/>
+        </w:rPr>
+        <w:t xml:space="preserve"> </w:t>
+      </w:r>
+      <w:r>
+        <w:rPr>
+          <w:b/>
+          <w:bCs/>
         </w:rPr>
         <w:t xml:space="preserve">Rule</w:t>
       </w:r>
@@ -2635,15 +2467,13 @@
         <w:rPr>
           <w:b/>
           <w:bCs/>
-          <w:u w:val="single"/>
-        </w:rPr>
-        <w:t xml:space="preserve"> </w:t>
-      </w:r>
-      <w:r>
-        <w:rPr>
-          <w:b/>
-          <w:bCs/>
-          <w:u w:val="single"/>
+        </w:rPr>
+        <w:t xml:space="preserve"> </w:t>
+      </w:r>
+      <w:r>
+        <w:rPr>
+          <w:b/>
+          <w:bCs/>
         </w:rPr>
         <w:t xml:space="preserve">of</w:t>
       </w:r>
@@ -2651,15 +2481,13 @@
         <w:rPr>
           <w:b/>
           <w:bCs/>
-          <w:u w:val="single"/>
-        </w:rPr>
-        <w:t xml:space="preserve"> </w:t>
-      </w:r>
-      <w:r>
-        <w:rPr>
-          <w:b/>
-          <w:bCs/>
-          <w:u w:val="single"/>
+        </w:rPr>
+        <w:t xml:space="preserve"> </w:t>
+      </w:r>
+      <w:r>
+        <w:rPr>
+          <w:b/>
+          <w:bCs/>
         </w:rPr>
         <w:t xml:space="preserve">Civil</w:t>
       </w:r>
@@ -2667,15 +2495,13 @@
         <w:rPr>
           <w:b/>
           <w:bCs/>
-          <w:u w:val="single"/>
-        </w:rPr>
-        <w:t xml:space="preserve"> </w:t>
-      </w:r>
-      <w:r>
-        <w:rPr>
-          <w:b/>
-          <w:bCs/>
-          <w:u w:val="single"/>
+        </w:rPr>
+        <w:t xml:space="preserve"> </w:t>
+      </w:r>
+      <w:r>
+        <w:rPr>
+          <w:b/>
+          <w:bCs/>
         </w:rPr>
         <w:t xml:space="preserve">Procedure</w:t>
       </w:r>
@@ -2683,17 +2509,15 @@
         <w:rPr>
           <w:b/>
           <w:bCs/>
-          <w:u w:val="single"/>
-        </w:rPr>
-        <w:t xml:space="preserve"> </w:t>
-      </w:r>
-      <w:r>
-        <w:rPr>
-          <w:b/>
-          <w:bCs/>
-          <w:u w:val="single"/>
-        </w:rPr>
-        <w:t xml:space="preserve">12(b)(6).</w:t>
+        </w:rPr>
+        <w:t xml:space="preserve"> </w:t>
+      </w:r>
+      <w:r>
+        <w:rPr>
+          <w:b/>
+          <w:bCs/>
+        </w:rPr>
+        <w:t xml:space="preserve">12(b)⁠(6).</w:t>
       </w:r>
     </w:p>
     <w:p>
@@ -2708,13 +2532,9 @@
       <w:pPr>
         <w:keepNext/>
         <w:keepLines/>
-        <w:tabs>
-          <w:tab w:val="left" w:pos="1440"/>
-        </w:tabs>
         <w:spacing w:before="276" w:after="138" w:line="276" w:lineRule="exact"/>
         <w:ind w:left="1440" w:hanging="720"/>
         <w:jc w:val="left"/>
-        <w:outlineLvl w:val="2"/>
       </w:pPr>
       <w:r>
         <w:rPr>
@@ -2726,7 +2546,13 @@
         <w:t xml:space="preserve">A.</w:t>
       </w:r>
       <w:r>
-        <w:tab/>
+        <w:rPr>
+          <w:b/>
+          <w:bCs/>
+          <w:i/>
+          <w:iCs/>
+        </w:rPr>
+        <w:t xml:space="preserve"> </w:t>
       </w:r>
       <w:r>
         <w:rPr>
@@ -2919,13 +2745,9 @@
       <w:pPr>
         <w:keepNext/>
         <w:keepLines/>
-        <w:tabs>
-          <w:tab w:val="left" w:pos="1440"/>
-        </w:tabs>
         <w:spacing w:before="276" w:after="138" w:line="276" w:lineRule="exact"/>
         <w:ind w:left="1440" w:hanging="720"/>
         <w:jc w:val="left"/>
-        <w:outlineLvl w:val="2"/>
       </w:pPr>
       <w:r>
         <w:rPr>
@@ -2937,7 +2759,13 @@
         <w:t xml:space="preserve">B.</w:t>
       </w:r>
       <w:r>
-        <w:tab/>
+        <w:rPr>
+          <w:b/>
+          <w:bCs/>
+          <w:i/>
+          <w:iCs/>
+        </w:rPr>
+        <w:t xml:space="preserve"> </w:t>
       </w:r>
       <w:r>
         <w:rPr>
@@ -3217,7 +3045,6 @@
         <w:spacing w:before="276" w:after="138" w:line="276" w:lineRule="exact"/>
         <w:ind w:left="0" w:firstLine="0"/>
         <w:jc w:val="center"/>
-        <w:outlineLvl w:val="0"/>
       </w:pPr>
       <w:r>
         <w:rPr>
@@ -3229,88 +3056,10 @@
     </w:p>
     <w:p>
       <w:pPr>
-        <w:pStyle w:val="BodyKeep"/>
+        <w:pStyle w:val="BodyTextKeep"/>
       </w:pPr>
       <w:r>
         <w:t xml:space="preserve">For the foregoing reasons, Gefteas requests that this action be dismissed in its entirety for lack of subject-matter and/​or personal jurisdiction. In the alternative, if, and only if, this Court declines to dismiss on jurisdictional grounds, Mr. Gefteas requests that this action be dismissed for improper venue. Finally, if, and only, if this Court finds jurisdiction and proper venue, Gefteas requests that this action be dismissed for failure to state a claim upon which relief can be granted.</w:t>
-      </w:r>
-    </w:p>
-    <w:p>
-      <w:pPr>
-        <w:keepNext/>
-        <w:keepLines/>
-        <w:spacing w:before="276" w:after="0" w:line="276" w:lineRule="exact"/>
-        <w:ind w:left="4680" w:firstLine="0"/>
-        <w:jc w:val="left"/>
-      </w:pPr>
-      <w:r>
-        <w:t xml:space="preserve">Respectfully submitted,</w:t>
-      </w:r>
-    </w:p>
-    <w:p>
-      <w:pPr>
-        <w:keepNext/>
-        <w:keepLines/>
-        <w:spacing w:before="276" w:after="0" w:line="276" w:lineRule="exact"/>
-        <w:ind w:left="4680" w:firstLine="0"/>
-        <w:jc w:val="left"/>
-      </w:pPr>
-      <w:r>
-        <w:t xml:space="preserve">/​​s/</w:t>
-      </w:r>
-      <w:r>
-        <w:t xml:space="preserve"> </w:t>
-      </w:r>
-      <w:r>
-        <w:t xml:space="preserve">Eric</w:t>
-      </w:r>
-      <w:r>
-        <w:t xml:space="preserve"> </w:t>
-      </w:r>
-      <w:r>
-        <w:t xml:space="preserve">C.</w:t>
-      </w:r>
-      <w:r>
-        <w:t xml:space="preserve"> </w:t>
-      </w:r>
-      <w:r>
-        <w:t xml:space="preserve">Lyons</w:t>
-      </w:r>
-    </w:p>
-    <w:p>
-      <w:pPr>
-        <w:keepNext/>
-        <w:keepLines/>
-        <w:spacing w:before="138" w:after="0" w:line="276" w:lineRule="exact"/>
-        <w:ind w:left="4680" w:firstLine="0"/>
-        <w:jc w:val="left"/>
-      </w:pPr>
-      <w:r>
-        <w:t xml:space="preserve">Eric</w:t>
-      </w:r>
-      <w:r>
-        <w:t xml:space="preserve"> </w:t>
-      </w:r>
-      <w:r>
-        <w:t xml:space="preserve">C.</w:t>
-      </w:r>
-      <w:r>
-        <w:t xml:space="preserve"> </w:t>
-      </w:r>
-      <w:r>
-        <w:t xml:space="preserve">Lyons</w:t>
-      </w:r>
-      <w:r>
-        <w:t xml:space="preserve"> </w:t>
-      </w:r>
-      <w:r>
-        <w:t xml:space="preserve">(TN</w:t>
-      </w:r>
-      <w:r>
-        <w:t xml:space="preserve"> </w:t>
-      </w:r>
-      <w:r>
-        <w:t xml:space="preserve">#036105)</w:t>
       </w:r>
     </w:p>
     <w:p>
@@ -3318,893 +3067,1084 @@
         <w:keepNext/>
         <w:keepLines/>
         <w:spacing w:before="0" w:after="0" w:line="276" w:lineRule="exact"/>
-        <w:ind w:left="4680" w:firstLine="0"/>
-        <w:jc w:val="left"/>
       </w:pPr>
-      <w:r>
-        <w:t xml:space="preserve">Buchalter</w:t>
-      </w:r>
-      <w:r>
-        <w:t xml:space="preserve"> </w:t>
-      </w:r>
-      <w:r>
-        <w:t xml:space="preserve">LLP</w:t>
-      </w:r>
+    </w:p>
+    <w:tbl>
+      <w:tblPr>
+        <w:tblW w:w="9360" w:type="dxa"/>
+        <w:tblLayout w:type="fixed"/>
+        <w:tblCellMar>
+          <w:top w:w="0" w:type="dxa"/>
+          <w:left w:w="0" w:type="dxa"/>
+          <w:bottom w:w="0" w:type="dxa"/>
+          <w:right w:w="0" w:type="dxa"/>
+        </w:tblCellMar>
+        <w:tblLook w:val="0000" w:firstRow="0" w:lastRow="0" w:firstColumn="0" w:lastColumn="0" w:noHBand="0" w:noVBand="0"/>
+      </w:tblPr>
+      <w:tblGrid>
+        <w:gridCol w:w="9360"/>
+      </w:tblGrid>
+      <w:tr>
+        <w:trPr>
+          <w:cantSplit/>
+        </w:trPr>
+        <w:tc>
+          <w:tcPr>
+            <w:tcW w:w="9360" w:type="dxa"/>
+          </w:tcPr>
+          <w:p>
+            <w:pPr>
+              <w:spacing w:before="0" w:after="0" w:line="276" w:lineRule="exact"/>
+              <w:ind w:left="4680" w:firstLine="0"/>
+              <w:jc w:val="left"/>
+            </w:pPr>
+            <w:r>
+              <w:t xml:space="preserve">Respectfully</w:t>
+            </w:r>
+            <w:r>
+              <w:t xml:space="preserve"> </w:t>
+            </w:r>
+            <w:r>
+              <w:t xml:space="preserve">submitted,</w:t>
+            </w:r>
+          </w:p>
+          <w:p>
+            <w:pPr>
+              <w:spacing w:before="276" w:after="0" w:line="276" w:lineRule="exact"/>
+              <w:ind w:left="4680" w:firstLine="0"/>
+              <w:jc w:val="left"/>
+            </w:pPr>
+            <w:r>
+              <w:t xml:space="preserve">/s/</w:t>
+            </w:r>
+            <w:r>
+              <w:t xml:space="preserve"> </w:t>
+            </w:r>
+            <w:r>
+              <w:t xml:space="preserve">Eric</w:t>
+            </w:r>
+            <w:r>
+              <w:t xml:space="preserve"> </w:t>
+            </w:r>
+            <w:r>
+              <w:t xml:space="preserve">C.</w:t>
+            </w:r>
+            <w:r>
+              <w:t xml:space="preserve"> </w:t>
+            </w:r>
+            <w:r>
+              <w:t xml:space="preserve">Lyons</w:t>
+            </w:r>
+          </w:p>
+          <w:p>
+            <w:pPr>
+              <w:spacing w:before="138" w:after="0" w:line="276" w:lineRule="exact"/>
+              <w:ind w:left="4680" w:firstLine="0"/>
+              <w:jc w:val="left"/>
+            </w:pPr>
+            <w:r>
+              <w:t xml:space="preserve">Eric</w:t>
+            </w:r>
+            <w:r>
+              <w:t xml:space="preserve"> </w:t>
+            </w:r>
+            <w:r>
+              <w:t xml:space="preserve">C.</w:t>
+            </w:r>
+            <w:r>
+              <w:t xml:space="preserve"> </w:t>
+            </w:r>
+            <w:r>
+              <w:t xml:space="preserve">Lyons</w:t>
+            </w:r>
+            <w:r>
+              <w:t xml:space="preserve"> </w:t>
+            </w:r>
+            <w:r>
+              <w:t xml:space="preserve">(TN</w:t>
+            </w:r>
+            <w:r>
+              <w:t xml:space="preserve"> </w:t>
+            </w:r>
+            <w:r>
+              <w:t xml:space="preserve">#036105)</w:t>
+            </w:r>
+          </w:p>
+          <w:p>
+            <w:pPr>
+              <w:spacing w:before="0" w:after="0" w:line="276" w:lineRule="exact"/>
+              <w:ind w:left="4680" w:firstLine="0"/>
+              <w:jc w:val="left"/>
+            </w:pPr>
+            <w:r>
+              <w:t xml:space="preserve">Buchalter</w:t>
+            </w:r>
+            <w:r>
+              <w:t xml:space="preserve"> </w:t>
+            </w:r>
+            <w:r>
+              <w:t xml:space="preserve">LLP</w:t>
+            </w:r>
+          </w:p>
+          <w:p>
+            <w:pPr>
+              <w:spacing w:before="0" w:after="0" w:line="276" w:lineRule="exact"/>
+              <w:ind w:left="4680" w:firstLine="0"/>
+              <w:jc w:val="left"/>
+            </w:pPr>
+            <w:r>
+              <w:t xml:space="preserve">1</w:t>
+            </w:r>
+            <w:r>
+              <w:t xml:space="preserve"> </w:t>
+            </w:r>
+            <w:r>
+              <w:t xml:space="preserve">Music</w:t>
+            </w:r>
+            <w:r>
+              <w:t xml:space="preserve"> </w:t>
+            </w:r>
+            <w:r>
+              <w:t xml:space="preserve">Circle</w:t>
+            </w:r>
+            <w:r>
+              <w:t xml:space="preserve"> </w:t>
+            </w:r>
+            <w:r>
+              <w:t xml:space="preserve">South,</w:t>
+            </w:r>
+            <w:r>
+              <w:t xml:space="preserve"> </w:t>
+            </w:r>
+            <w:r>
+              <w:t xml:space="preserve">Suite</w:t>
+            </w:r>
+            <w:r>
+              <w:t xml:space="preserve"> </w:t>
+            </w:r>
+            <w:r>
+              <w:t xml:space="preserve">300</w:t>
+            </w:r>
+          </w:p>
+          <w:p>
+            <w:pPr>
+              <w:spacing w:before="0" w:after="0" w:line="276" w:lineRule="exact"/>
+              <w:ind w:left="4680" w:firstLine="0"/>
+              <w:jc w:val="left"/>
+            </w:pPr>
+            <w:r>
+              <w:t xml:space="preserve">Nashville,</w:t>
+            </w:r>
+            <w:r>
+              <w:t xml:space="preserve"> </w:t>
+            </w:r>
+            <w:r>
+              <w:t xml:space="preserve">TN</w:t>
+            </w:r>
+            <w:r>
+              <w:t xml:space="preserve"> </w:t>
+            </w:r>
+            <w:r>
+              <w:t xml:space="preserve">37203</w:t>
+            </w:r>
+          </w:p>
+          <w:p>
+            <w:pPr>
+              <w:spacing w:before="0" w:after="0" w:line="276" w:lineRule="exact"/>
+              <w:ind w:left="4680" w:firstLine="0"/>
+              <w:jc w:val="left"/>
+            </w:pPr>
+            <w:r>
+              <w:t xml:space="preserve">elyons@buchalter.com</w:t>
+            </w:r>
+          </w:p>
+          <w:p>
+            <w:pPr>
+              <w:spacing w:before="0" w:after="0" w:line="276" w:lineRule="exact"/>
+              <w:ind w:left="4680" w:firstLine="0"/>
+              <w:jc w:val="left"/>
+            </w:pPr>
+            <w:r>
+              <w:t xml:space="preserve">Counsel</w:t>
+            </w:r>
+            <w:r>
+              <w:t xml:space="preserve"> </w:t>
+            </w:r>
+            <w:r>
+              <w:t xml:space="preserve">for</w:t>
+            </w:r>
+            <w:r>
+              <w:t xml:space="preserve"> </w:t>
+            </w:r>
+            <w:r>
+              <w:t xml:space="preserve">Defendants</w:t>
+            </w:r>
+            <w:r>
+              <w:t xml:space="preserve"> </w:t>
+            </w:r>
+            <w:r>
+              <w:t xml:space="preserve">Michael</w:t>
+            </w:r>
+            <w:r>
+              <w:t xml:space="preserve"> </w:t>
+            </w:r>
+            <w:r>
+              <w:t xml:space="preserve">Gefteas</w:t>
+            </w:r>
+          </w:p>
+          <w:p>
+            <w:pPr>
+              <w:spacing w:before="0" w:after="0" w:line="276" w:lineRule="exact"/>
+              <w:ind w:left="4680" w:firstLine="0"/>
+              <w:jc w:val="left"/>
+            </w:pPr>
+            <w:r>
+              <w:t xml:space="preserve">and</w:t>
+            </w:r>
+            <w:r>
+              <w:t xml:space="preserve"> </w:t>
+            </w:r>
+            <w:r>
+              <w:t xml:space="preserve">Bespoke</w:t>
+            </w:r>
+            <w:r>
+              <w:t xml:space="preserve"> </w:t>
+            </w:r>
+            <w:r>
+              <w:t xml:space="preserve">Audio</w:t>
+            </w:r>
+            <w:r>
+              <w:t xml:space="preserve"> </w:t>
+            </w:r>
+            <w:r>
+              <w:t xml:space="preserve">Shop</w:t>
+            </w:r>
+          </w:p>
+        </w:tc>
+      </w:tr>
+    </w:tbl>
+    <w:p>
+      <w:pPr>
+        <w:pageBreakBefore/>
+        <w:spacing w:before="0" w:after="0" w:line="1" w:lineRule="exact"/>
+      </w:pPr>
     </w:p>
     <w:p>
       <w:pPr>
         <w:keepNext/>
         <w:keepLines/>
-        <w:spacing w:before="0" w:after="0" w:line="276" w:lineRule="exact"/>
-        <w:ind w:left="4680" w:firstLine="0"/>
-        <w:jc w:val="left"/>
+        <w:spacing w:before="0" w:after="138" w:line="276" w:lineRule="exact"/>
+        <w:ind w:left="0" w:firstLine="0"/>
+        <w:jc w:val="center"/>
       </w:pPr>
       <w:r>
-        <w:t xml:space="preserve">1</w:t>
-      </w:r>
-      <w:r>
-        <w:t xml:space="preserve"> </w:t>
-      </w:r>
-      <w:r>
-        <w:t xml:space="preserve">Music</w:t>
-      </w:r>
-      <w:r>
-        <w:t xml:space="preserve"> </w:t>
-      </w:r>
-      <w:r>
-        <w:t xml:space="preserve">Circle</w:t>
-      </w:r>
-      <w:r>
-        <w:t xml:space="preserve"> </w:t>
-      </w:r>
-      <w:r>
-        <w:t xml:space="preserve">South,</w:t>
-      </w:r>
-      <w:r>
-        <w:t xml:space="preserve"> </w:t>
-      </w:r>
-      <w:r>
-        <w:t xml:space="preserve">Suite</w:t>
-      </w:r>
-      <w:r>
-        <w:t xml:space="preserve"> </w:t>
-      </w:r>
-      <w:r>
-        <w:t xml:space="preserve">300</w:t>
+        <w:rPr>
+          <w:b/>
+          <w:bCs/>
+        </w:rPr>
+        <w:t xml:space="preserve">CERTIFICATE</w:t>
+      </w:r>
+      <w:r>
+        <w:rPr>
+          <w:b/>
+          <w:bCs/>
+        </w:rPr>
+        <w:t xml:space="preserve"> </w:t>
+      </w:r>
+      <w:r>
+        <w:rPr>
+          <w:b/>
+          <w:bCs/>
+        </w:rPr>
+        <w:t xml:space="preserve">OF</w:t>
+      </w:r>
+      <w:r>
+        <w:rPr>
+          <w:b/>
+          <w:bCs/>
+        </w:rPr>
+        <w:t xml:space="preserve"> </w:t>
+      </w:r>
+      <w:r>
+        <w:rPr>
+          <w:b/>
+          <w:bCs/>
+        </w:rPr>
+        <w:t xml:space="preserve">SERVICE</w:t>
       </w:r>
     </w:p>
     <w:p>
       <w:pPr>
-        <w:keepNext/>
-        <w:keepLines/>
-        <w:spacing w:before="0" w:after="0" w:line="276" w:lineRule="exact"/>
-        <w:ind w:left="4680" w:firstLine="0"/>
-        <w:jc w:val="left"/>
+        <w:pStyle w:val="XdTail"/>
       </w:pPr>
       <w:r>
-        <w:t xml:space="preserve">Nashville,</w:t>
-      </w:r>
-      <w:r>
-        <w:t xml:space="preserve"> </w:t>
-      </w:r>
-      <w:r>
-        <w:t xml:space="preserve">TN</w:t>
-      </w:r>
-      <w:r>
-        <w:t xml:space="preserve"> </w:t>
-      </w:r>
-      <w:r>
-        <w:t xml:space="preserve">37203</w:t>
-      </w:r>
-    </w:p>
-    <w:p>
-      <w:pPr>
-        <w:keepNext/>
-        <w:keepLines/>
-        <w:spacing w:before="0" w:after="0" w:line="276" w:lineRule="exact"/>
-        <w:ind w:left="4680" w:firstLine="0"/>
-        <w:jc w:val="left"/>
-      </w:pPr>
-      <w:r>
-        <w:t xml:space="preserve">elyons@buchalter.com</w:t>
-      </w:r>
-    </w:p>
-    <w:p>
-      <w:pPr>
-        <w:keepNext/>
-        <w:keepLines/>
-        <w:spacing w:before="0" w:after="0" w:line="276" w:lineRule="exact"/>
-        <w:ind w:left="4680" w:firstLine="0"/>
-        <w:jc w:val="left"/>
-      </w:pPr>
-      <w:r>
-        <w:t xml:space="preserve">Counsel</w:t>
-      </w:r>
-      <w:r>
-        <w:t xml:space="preserve"> </w:t>
-      </w:r>
-      <w:r>
-        <w:t xml:space="preserve">for</w:t>
-      </w:r>
-      <w:r>
-        <w:t xml:space="preserve"> </w:t>
-      </w:r>
-      <w:r>
-        <w:t xml:space="preserve">Defendants</w:t>
-      </w:r>
-      <w:r>
-        <w:t xml:space="preserve"> </w:t>
-      </w:r>
-      <w:r>
-        <w:t xml:space="preserve">Michael</w:t>
-      </w:r>
-      <w:r>
-        <w:t xml:space="preserve"> </w:t>
-      </w:r>
-      <w:r>
-        <w:t xml:space="preserve">Gefteas</w:t>
+        <w:t xml:space="preserve">I hereby certify that on the 11th day of September, 2026, I electronically filed the foregoing document with the Clerk of the Court using the CM/​ECF system. Notice of this filing will be sent by operation of the Court’s electronic filing system to all attorneys of record registered on the CM/​ECF system. All other parties will be served by electronic mail and/​or U.S. Mail. Parties may access this filing through the Court’s electronic filing system.</w:t>
       </w:r>
     </w:p>
     <w:p>
       <w:pPr>
         <w:spacing w:before="0" w:after="0" w:line="276" w:lineRule="exact"/>
-        <w:ind w:left="4680" w:firstLine="0"/>
-        <w:jc w:val="left"/>
       </w:pPr>
-      <w:r>
-        <w:t xml:space="preserve">and</w:t>
-      </w:r>
-      <w:r>
-        <w:t xml:space="preserve"> </w:t>
-      </w:r>
-      <w:r>
-        <w:t xml:space="preserve">Bespoke</w:t>
-      </w:r>
-      <w:r>
-        <w:t xml:space="preserve"> </w:t>
-      </w:r>
-      <w:r>
-        <w:t xml:space="preserve">Audio</w:t>
-      </w:r>
-      <w:r>
-        <w:t xml:space="preserve"> </w:t>
-      </w:r>
-      <w:r>
-        <w:t xml:space="preserve">Shop</w:t>
-      </w:r>
     </w:p>
-    <w:p>
-      <w:pPr>
-        <w:keepNext/>
-        <w:keepLines/>
-        <w:pageBreakBefore/>
-        <w:spacing w:before="0" w:after="138" w:line="276" w:lineRule="exact"/>
-        <w:ind w:left="0" w:firstLine="0"/>
-        <w:jc w:val="center"/>
-        <w:outlineLvl w:val="0"/>
-      </w:pPr>
-      <w:r>
-        <w:rPr>
-          <w:b/>
-          <w:bCs/>
-        </w:rPr>
-        <w:t xml:space="preserve">CERTIFICATE</w:t>
-      </w:r>
-      <w:r>
-        <w:rPr>
-          <w:b/>
-          <w:bCs/>
-        </w:rPr>
-        <w:t xml:space="preserve"> </w:t>
-      </w:r>
-      <w:r>
-        <w:rPr>
-          <w:b/>
-          <w:bCs/>
-        </w:rPr>
-        <w:t xml:space="preserve">OF</w:t>
-      </w:r>
-      <w:r>
-        <w:rPr>
-          <w:b/>
-          <w:bCs/>
-        </w:rPr>
-        <w:t xml:space="preserve"> </w:t>
-      </w:r>
-      <w:r>
-        <w:rPr>
-          <w:b/>
-          <w:bCs/>
-        </w:rPr>
-        <w:t xml:space="preserve">SERVICE</w:t>
-      </w:r>
-    </w:p>
-    <w:p>
-      <w:pPr>
-        <w:pStyle w:val="BodyText"/>
-      </w:pPr>
-      <w:r>
-        <w:t xml:space="preserve">I hereby certify that on the 11th day of September, 2026, I electronically filed the foregoing document with the Clerk of the Court using the CM/​ECF system. Notice of this filing will be sent by operation of the Court’s electronic filing system to all attorneys of record registered on the CM/​ECF system. All other parties will be served by electronic mail and/​or U.S. Mail. Parties may access this filing through the Court’s electronic filing system.</w:t>
-      </w:r>
-    </w:p>
-    <w:p>
-      <w:pPr>
-        <w:keepNext/>
-        <w:keepLines/>
-        <w:spacing w:before="276" w:after="0" w:line="276" w:lineRule="exact"/>
-        <w:ind w:left="720" w:firstLine="0"/>
-        <w:jc w:val="left"/>
-      </w:pPr>
-      <w:r>
-        <w:t xml:space="preserve">Eric</w:t>
-      </w:r>
-      <w:r>
-        <w:t xml:space="preserve"> </w:t>
-      </w:r>
-      <w:r>
-        <w:t xml:space="preserve">G.</w:t>
-      </w:r>
-      <w:r>
-        <w:t xml:space="preserve"> </w:t>
-      </w:r>
-      <w:r>
-        <w:t xml:space="preserve">Osborne</w:t>
-      </w:r>
-    </w:p>
-    <w:p>
-      <w:pPr>
-        <w:keepNext/>
-        <w:keepLines/>
-        <w:spacing w:before="0" w:after="0" w:line="276" w:lineRule="exact"/>
-        <w:ind w:left="720" w:firstLine="0"/>
-        <w:jc w:val="left"/>
-      </w:pPr>
-      <w:r>
-        <w:t xml:space="preserve">Amy</w:t>
-      </w:r>
-      <w:r>
-        <w:t xml:space="preserve"> </w:t>
-      </w:r>
-      <w:r>
-        <w:t xml:space="preserve">R.</w:t>
-      </w:r>
-      <w:r>
-        <w:t xml:space="preserve"> </w:t>
-      </w:r>
-      <w:r>
-        <w:t xml:space="preserve">Mohan</w:t>
-      </w:r>
-    </w:p>
-    <w:p>
-      <w:pPr>
-        <w:keepNext/>
-        <w:keepLines/>
-        <w:spacing w:before="0" w:after="0" w:line="276" w:lineRule="exact"/>
-        <w:ind w:left="720" w:firstLine="0"/>
-        <w:jc w:val="left"/>
-      </w:pPr>
-      <w:r>
-        <w:t xml:space="preserve">Sherrard</w:t>
-      </w:r>
-      <w:r>
-        <w:t xml:space="preserve"> </w:t>
-      </w:r>
-      <w:r>
-        <w:t xml:space="preserve">Roe</w:t>
-      </w:r>
-      <w:r>
-        <w:t xml:space="preserve"> </w:t>
-      </w:r>
-      <w:r>
-        <w:t xml:space="preserve">Voigt</w:t>
-      </w:r>
-      <w:r>
-        <w:t xml:space="preserve"> </w:t>
-      </w:r>
-      <w:r>
-        <w:t xml:space="preserve">&amp;</w:t>
-      </w:r>
-      <w:r>
-        <w:t xml:space="preserve"> </w:t>
-      </w:r>
-      <w:r>
-        <w:t xml:space="preserve">Harbison,</w:t>
-      </w:r>
-      <w:r>
-        <w:t xml:space="preserve"> </w:t>
-      </w:r>
-      <w:r>
-        <w:t xml:space="preserve">PC</w:t>
-      </w:r>
-    </w:p>
-    <w:p>
-      <w:pPr>
-        <w:keepNext/>
-        <w:keepLines/>
-        <w:spacing w:before="0" w:after="0" w:line="276" w:lineRule="exact"/>
-        <w:ind w:left="720" w:firstLine="0"/>
-        <w:jc w:val="left"/>
-      </w:pPr>
-      <w:r>
-        <w:t xml:space="preserve">1600</w:t>
-      </w:r>
-      <w:r>
-        <w:t xml:space="preserve"> </w:t>
-      </w:r>
-      <w:r>
-        <w:t xml:space="preserve">West</w:t>
-      </w:r>
-      <w:r>
-        <w:t xml:space="preserve"> </w:t>
-      </w:r>
-      <w:r>
-        <w:t xml:space="preserve">End</w:t>
-      </w:r>
-      <w:r>
-        <w:t xml:space="preserve"> </w:t>
-      </w:r>
-      <w:r>
-        <w:t xml:space="preserve">Ave.,</w:t>
-      </w:r>
-      <w:r>
-        <w:t xml:space="preserve"> </w:t>
-      </w:r>
-      <w:r>
-        <w:t xml:space="preserve">Suite</w:t>
-      </w:r>
-      <w:r>
-        <w:t xml:space="preserve"> </w:t>
-      </w:r>
-      <w:r>
-        <w:t xml:space="preserve">1750</w:t>
-      </w:r>
-    </w:p>
-    <w:p>
-      <w:pPr>
-        <w:keepNext/>
-        <w:keepLines/>
-        <w:spacing w:before="0" w:after="0" w:line="276" w:lineRule="exact"/>
-        <w:ind w:left="720" w:firstLine="0"/>
-        <w:jc w:val="left"/>
-      </w:pPr>
-      <w:r>
-        <w:t xml:space="preserve">Nashville,</w:t>
-      </w:r>
-      <w:r>
-        <w:t xml:space="preserve"> </w:t>
-      </w:r>
-      <w:r>
-        <w:t xml:space="preserve">TN</w:t>
-      </w:r>
-      <w:r>
-        <w:t xml:space="preserve"> </w:t>
-      </w:r>
-      <w:r>
-        <w:t xml:space="preserve">37203</w:t>
-      </w:r>
-    </w:p>
-    <w:p>
-      <w:pPr>
-        <w:keepNext/>
-        <w:keepLines/>
-        <w:spacing w:before="0" w:after="0" w:line="276" w:lineRule="exact"/>
-        <w:ind w:left="720" w:firstLine="0"/>
-        <w:jc w:val="left"/>
-      </w:pPr>
-      <w:r>
-        <w:t xml:space="preserve">eosborne@srvhlaw.com</w:t>
-      </w:r>
-    </w:p>
-    <w:p>
-      <w:pPr>
-        <w:keepNext/>
-        <w:keepLines/>
-        <w:spacing w:before="0" w:after="0" w:line="276" w:lineRule="exact"/>
-        <w:ind w:left="720" w:firstLine="0"/>
-        <w:jc w:val="left"/>
-      </w:pPr>
-      <w:r>
-        <w:t xml:space="preserve">amohan@srvhlaw.com</w:t>
-      </w:r>
-    </w:p>
+    <w:tbl>
+      <w:tblPr>
+        <w:tblW w:w="9360" w:type="dxa"/>
+        <w:tblLayout w:type="fixed"/>
+        <w:tblCellMar>
+          <w:top w:w="0" w:type="dxa"/>
+          <w:left w:w="0" w:type="dxa"/>
+          <w:bottom w:w="0" w:type="dxa"/>
+          <w:right w:w="0" w:type="dxa"/>
+        </w:tblCellMar>
+        <w:tblLook w:val="0000" w:firstRow="0" w:lastRow="0" w:firstColumn="0" w:lastColumn="0" w:noHBand="0" w:noVBand="0"/>
+      </w:tblPr>
+      <w:tblGrid>
+        <w:gridCol w:w="9360"/>
+      </w:tblGrid>
+      <w:tr>
+        <w:trPr>
+          <w:cantSplit/>
+        </w:trPr>
+        <w:tc>
+          <w:tcPr>
+            <w:tcW w:w="9360" w:type="dxa"/>
+          </w:tcPr>
+          <w:p>
+            <w:pPr>
+              <w:spacing w:before="0" w:after="0" w:line="276" w:lineRule="exact"/>
+              <w:ind w:left="720" w:firstLine="0"/>
+              <w:jc w:val="left"/>
+            </w:pPr>
+            <w:r>
+              <w:t xml:space="preserve">Eric</w:t>
+            </w:r>
+            <w:r>
+              <w:t xml:space="preserve"> </w:t>
+            </w:r>
+            <w:r>
+              <w:t xml:space="preserve">G.</w:t>
+            </w:r>
+            <w:r>
+              <w:t xml:space="preserve"> </w:t>
+            </w:r>
+            <w:r>
+              <w:t xml:space="preserve">Osborne</w:t>
+            </w:r>
+          </w:p>
+          <w:p>
+            <w:pPr>
+              <w:spacing w:before="0" w:after="0" w:line="276" w:lineRule="exact"/>
+              <w:ind w:left="720" w:firstLine="0"/>
+              <w:jc w:val="left"/>
+            </w:pPr>
+            <w:r>
+              <w:t xml:space="preserve">Amy</w:t>
+            </w:r>
+            <w:r>
+              <w:t xml:space="preserve"> </w:t>
+            </w:r>
+            <w:r>
+              <w:t xml:space="preserve">R.</w:t>
+            </w:r>
+            <w:r>
+              <w:t xml:space="preserve"> </w:t>
+            </w:r>
+            <w:r>
+              <w:t xml:space="preserve">Mohan</w:t>
+            </w:r>
+          </w:p>
+          <w:p>
+            <w:pPr>
+              <w:spacing w:before="0" w:after="0" w:line="276" w:lineRule="exact"/>
+              <w:ind w:left="720" w:firstLine="0"/>
+              <w:jc w:val="left"/>
+            </w:pPr>
+            <w:r>
+              <w:t xml:space="preserve">Sherrard</w:t>
+            </w:r>
+            <w:r>
+              <w:t xml:space="preserve"> </w:t>
+            </w:r>
+            <w:r>
+              <w:t xml:space="preserve">Roe</w:t>
+            </w:r>
+            <w:r>
+              <w:t xml:space="preserve"> </w:t>
+            </w:r>
+            <w:r>
+              <w:t xml:space="preserve">Voigt</w:t>
+            </w:r>
+            <w:r>
+              <w:t xml:space="preserve"> </w:t>
+            </w:r>
+            <w:r>
+              <w:t xml:space="preserve">&amp;</w:t>
+            </w:r>
+            <w:r>
+              <w:t xml:space="preserve"> </w:t>
+            </w:r>
+            <w:r>
+              <w:t xml:space="preserve">Harbison,</w:t>
+            </w:r>
+            <w:r>
+              <w:t xml:space="preserve"> </w:t>
+            </w:r>
+            <w:r>
+              <w:t xml:space="preserve">PC</w:t>
+            </w:r>
+          </w:p>
+          <w:p>
+            <w:pPr>
+              <w:spacing w:before="0" w:after="0" w:line="276" w:lineRule="exact"/>
+              <w:ind w:left="720" w:firstLine="0"/>
+              <w:jc w:val="left"/>
+            </w:pPr>
+            <w:r>
+              <w:t xml:space="preserve">1600</w:t>
+            </w:r>
+            <w:r>
+              <w:t xml:space="preserve"> </w:t>
+            </w:r>
+            <w:r>
+              <w:t xml:space="preserve">West</w:t>
+            </w:r>
+            <w:r>
+              <w:t xml:space="preserve"> </w:t>
+            </w:r>
+            <w:r>
+              <w:t xml:space="preserve">End</w:t>
+            </w:r>
+            <w:r>
+              <w:t xml:space="preserve"> </w:t>
+            </w:r>
+            <w:r>
+              <w:t xml:space="preserve">Ave.,</w:t>
+            </w:r>
+            <w:r>
+              <w:t xml:space="preserve"> </w:t>
+            </w:r>
+            <w:r>
+              <w:t xml:space="preserve">Suite</w:t>
+            </w:r>
+            <w:r>
+              <w:t xml:space="preserve"> </w:t>
+            </w:r>
+            <w:r>
+              <w:t xml:space="preserve">1750</w:t>
+            </w:r>
+          </w:p>
+          <w:p>
+            <w:pPr>
+              <w:spacing w:before="0" w:after="0" w:line="276" w:lineRule="exact"/>
+              <w:ind w:left="720" w:firstLine="0"/>
+              <w:jc w:val="left"/>
+            </w:pPr>
+            <w:r>
+              <w:t xml:space="preserve">Nashville,</w:t>
+            </w:r>
+            <w:r>
+              <w:t xml:space="preserve"> </w:t>
+            </w:r>
+            <w:r>
+              <w:t xml:space="preserve">TN</w:t>
+            </w:r>
+            <w:r>
+              <w:t xml:space="preserve"> </w:t>
+            </w:r>
+            <w:r>
+              <w:t xml:space="preserve">37203</w:t>
+            </w:r>
+          </w:p>
+          <w:p>
+            <w:pPr>
+              <w:spacing w:before="0" w:after="0" w:line="276" w:lineRule="exact"/>
+              <w:ind w:left="720" w:firstLine="0"/>
+              <w:jc w:val="left"/>
+            </w:pPr>
+            <w:r>
+              <w:t xml:space="preserve">eosborne@srvhlaw.com</w:t>
+            </w:r>
+          </w:p>
+          <w:p>
+            <w:pPr>
+              <w:spacing w:before="0" w:after="0" w:line="276" w:lineRule="exact"/>
+              <w:ind w:left="720" w:firstLine="0"/>
+              <w:jc w:val="left"/>
+            </w:pPr>
+            <w:r>
+              <w:t xml:space="preserve">amohan@srvhlaw.com</w:t>
+            </w:r>
+          </w:p>
+          <w:p>
+            <w:pPr>
+              <w:spacing w:before="0" w:after="0" w:line="276" w:lineRule="exact"/>
+              <w:ind w:left="720" w:firstLine="0"/>
+              <w:jc w:val="left"/>
+            </w:pPr>
+            <w:r>
+              <w:t xml:space="preserve">Counsel</w:t>
+            </w:r>
+            <w:r>
+              <w:t xml:space="preserve"> </w:t>
+            </w:r>
+            <w:r>
+              <w:t xml:space="preserve">for</w:t>
+            </w:r>
+            <w:r>
+              <w:t xml:space="preserve"> </w:t>
+            </w:r>
+            <w:r>
+              <w:t xml:space="preserve">Plaintiff</w:t>
+            </w:r>
+            <w:r>
+              <w:t xml:space="preserve"> </w:t>
+            </w:r>
+            <w:r>
+              <w:t xml:space="preserve">Veris</w:t>
+            </w:r>
+            <w:r>
+              <w:t xml:space="preserve"> </w:t>
+            </w:r>
+            <w:r>
+              <w:t xml:space="preserve">Home</w:t>
+            </w:r>
+            <w:r>
+              <w:t xml:space="preserve"> </w:t>
+            </w:r>
+            <w:r>
+              <w:t xml:space="preserve">Technology</w:t>
+            </w:r>
+            <w:r>
+              <w:t xml:space="preserve"> </w:t>
+            </w:r>
+            <w:r>
+              <w:t xml:space="preserve">LLC</w:t>
+            </w:r>
+            <w:r>
+              <w:t xml:space="preserve"> </w:t>
+            </w:r>
+            <w:r>
+              <w:t xml:space="preserve">d/​b/a</w:t>
+            </w:r>
+            <w:r>
+              <w:t xml:space="preserve"> </w:t>
+            </w:r>
+            <w:r>
+              <w:t xml:space="preserve">AXISS</w:t>
+            </w:r>
+            <w:r>
+              <w:t xml:space="preserve"> </w:t>
+            </w:r>
+            <w:r>
+              <w:t xml:space="preserve">Audio</w:t>
+            </w:r>
+          </w:p>
+        </w:tc>
+      </w:tr>
+    </w:tbl>
     <w:p>
       <w:pPr>
         <w:spacing w:before="0" w:after="0" w:line="276" w:lineRule="exact"/>
-        <w:ind w:left="720" w:firstLine="0"/>
-        <w:jc w:val="left"/>
       </w:pPr>
-      <w:r>
-        <w:t xml:space="preserve">Counsel</w:t>
-      </w:r>
-      <w:r>
-        <w:t xml:space="preserve"> </w:t>
-      </w:r>
-      <w:r>
-        <w:t xml:space="preserve">for</w:t>
-      </w:r>
-      <w:r>
-        <w:t xml:space="preserve"> </w:t>
-      </w:r>
-      <w:r>
-        <w:t xml:space="preserve">Plaintiff</w:t>
-      </w:r>
-      <w:r>
-        <w:t xml:space="preserve"> </w:t>
-      </w:r>
-      <w:r>
-        <w:t xml:space="preserve">Veris</w:t>
-      </w:r>
-      <w:r>
-        <w:t xml:space="preserve"> </w:t>
-      </w:r>
-      <w:r>
-        <w:t xml:space="preserve">Home</w:t>
-      </w:r>
-      <w:r>
-        <w:t xml:space="preserve"> </w:t>
-      </w:r>
-      <w:r>
-        <w:t xml:space="preserve">Technology</w:t>
-      </w:r>
-      <w:r>
-        <w:t xml:space="preserve"> </w:t>
-      </w:r>
-      <w:r>
-        <w:t xml:space="preserve">LLC</w:t>
-      </w:r>
-      <w:r>
-        <w:t xml:space="preserve"> </w:t>
-      </w:r>
-      <w:r>
-        <w:t xml:space="preserve">d/​​b/​​a</w:t>
-      </w:r>
-      <w:r>
-        <w:t xml:space="preserve"> </w:t>
-      </w:r>
-      <w:r>
-        <w:t xml:space="preserve">AXISS</w:t>
-      </w:r>
-      <w:r>
-        <w:t xml:space="preserve"> </w:t>
-      </w:r>
-      <w:r>
-        <w:t xml:space="preserve">Audio</w:t>
-      </w:r>
     </w:p>
-    <w:p>
-      <w:pPr>
-        <w:keepNext/>
-        <w:keepLines/>
-        <w:spacing w:before="276" w:after="0" w:line="276" w:lineRule="exact"/>
-        <w:ind w:left="720" w:firstLine="0"/>
-        <w:jc w:val="left"/>
-      </w:pPr>
-      <w:r>
-        <w:t xml:space="preserve">Peter</w:t>
-      </w:r>
-      <w:r>
-        <w:t xml:space="preserve"> </w:t>
-      </w:r>
-      <w:r>
-        <w:t xml:space="preserve">C.</w:t>
-      </w:r>
-      <w:r>
-        <w:t xml:space="preserve"> </w:t>
-      </w:r>
-      <w:r>
-        <w:t xml:space="preserve">Robison</w:t>
-      </w:r>
-    </w:p>
-    <w:p>
-      <w:pPr>
-        <w:keepNext/>
-        <w:keepLines/>
-        <w:spacing w:before="0" w:after="0" w:line="276" w:lineRule="exact"/>
-        <w:ind w:left="720" w:firstLine="0"/>
-        <w:jc w:val="left"/>
-      </w:pPr>
-      <w:r>
-        <w:t xml:space="preserve">LEWIS</w:t>
-      </w:r>
-      <w:r>
-        <w:t xml:space="preserve"> </w:t>
-      </w:r>
-      <w:r>
-        <w:t xml:space="preserve">THOMASON,</w:t>
-      </w:r>
-      <w:r>
-        <w:t xml:space="preserve"> </w:t>
-      </w:r>
-      <w:r>
-        <w:t xml:space="preserve">P.C.</w:t>
-      </w:r>
-    </w:p>
-    <w:p>
-      <w:pPr>
-        <w:keepNext/>
-        <w:keepLines/>
-        <w:spacing w:before="0" w:after="0" w:line="276" w:lineRule="exact"/>
-        <w:ind w:left="720" w:firstLine="0"/>
-        <w:jc w:val="left"/>
-      </w:pPr>
-      <w:r>
-        <w:t xml:space="preserve">1201</w:t>
-      </w:r>
-      <w:r>
-        <w:t xml:space="preserve"> </w:t>
-      </w:r>
-      <w:r>
-        <w:t xml:space="preserve">Demonbreun</w:t>
-      </w:r>
-      <w:r>
-        <w:t xml:space="preserve"> </w:t>
-      </w:r>
-      <w:r>
-        <w:t xml:space="preserve">Street,</w:t>
-      </w:r>
-      <w:r>
-        <w:t xml:space="preserve"> </w:t>
-      </w:r>
-      <w:r>
-        <w:t xml:space="preserve">Suite</w:t>
-      </w:r>
-      <w:r>
-        <w:t xml:space="preserve"> </w:t>
-      </w:r>
-      <w:r>
-        <w:t xml:space="preserve">1000</w:t>
-      </w:r>
-    </w:p>
-    <w:p>
-      <w:pPr>
-        <w:keepNext/>
-        <w:keepLines/>
-        <w:spacing w:before="0" w:after="0" w:line="276" w:lineRule="exact"/>
-        <w:ind w:left="720" w:firstLine="0"/>
-        <w:jc w:val="left"/>
-      </w:pPr>
-      <w:r>
-        <w:t xml:space="preserve">Nashville,</w:t>
-      </w:r>
-      <w:r>
-        <w:t xml:space="preserve"> </w:t>
-      </w:r>
-      <w:r>
-        <w:t xml:space="preserve">TN</w:t>
-      </w:r>
-      <w:r>
-        <w:t xml:space="preserve"> </w:t>
-      </w:r>
-      <w:r>
-        <w:t xml:space="preserve">37203</w:t>
-      </w:r>
-    </w:p>
-    <w:p>
-      <w:pPr>
-        <w:keepNext/>
-        <w:keepLines/>
-        <w:spacing w:before="0" w:after="0" w:line="276" w:lineRule="exact"/>
-        <w:ind w:left="720" w:firstLine="0"/>
-        <w:jc w:val="left"/>
-      </w:pPr>
-      <w:r>
-        <w:t xml:space="preserve">Phone:</w:t>
-      </w:r>
-      <w:r>
-        <w:t xml:space="preserve"> </w:t>
-      </w:r>
-      <w:r>
-        <w:t xml:space="preserve">615</w:t>
-        <w:noBreakHyphen/>
-        <w:t xml:space="preserve">259</w:t>
-        <w:noBreakHyphen/>
-        <w:t xml:space="preserve">1343</w:t>
-      </w:r>
-    </w:p>
-    <w:p>
-      <w:pPr>
-        <w:keepNext/>
-        <w:keepLines/>
-        <w:spacing w:before="0" w:after="0" w:line="276" w:lineRule="exact"/>
-        <w:ind w:left="720" w:firstLine="0"/>
-        <w:jc w:val="left"/>
-      </w:pPr>
-      <w:r>
-        <w:t xml:space="preserve">probison@lewisthomason.com</w:t>
-      </w:r>
-    </w:p>
+    <w:tbl>
+      <w:tblPr>
+        <w:tblW w:w="9360" w:type="dxa"/>
+        <w:tblLayout w:type="fixed"/>
+        <w:tblCellMar>
+          <w:top w:w="0" w:type="dxa"/>
+          <w:left w:w="0" w:type="dxa"/>
+          <w:bottom w:w="0" w:type="dxa"/>
+          <w:right w:w="0" w:type="dxa"/>
+        </w:tblCellMar>
+        <w:tblLook w:val="0000" w:firstRow="0" w:lastRow="0" w:firstColumn="0" w:lastColumn="0" w:noHBand="0" w:noVBand="0"/>
+      </w:tblPr>
+      <w:tblGrid>
+        <w:gridCol w:w="9360"/>
+      </w:tblGrid>
+      <w:tr>
+        <w:trPr>
+          <w:cantSplit/>
+        </w:trPr>
+        <w:tc>
+          <w:tcPr>
+            <w:tcW w:w="9360" w:type="dxa"/>
+          </w:tcPr>
+          <w:p>
+            <w:pPr>
+              <w:spacing w:before="0" w:after="0" w:line="276" w:lineRule="exact"/>
+              <w:ind w:left="720" w:firstLine="0"/>
+              <w:jc w:val="left"/>
+            </w:pPr>
+            <w:r>
+              <w:t xml:space="preserve">Peter</w:t>
+            </w:r>
+            <w:r>
+              <w:t xml:space="preserve"> </w:t>
+            </w:r>
+            <w:r>
+              <w:t xml:space="preserve">C.</w:t>
+            </w:r>
+            <w:r>
+              <w:t xml:space="preserve"> </w:t>
+            </w:r>
+            <w:r>
+              <w:t xml:space="preserve">Robison</w:t>
+            </w:r>
+          </w:p>
+          <w:p>
+            <w:pPr>
+              <w:spacing w:before="0" w:after="0" w:line="276" w:lineRule="exact"/>
+              <w:ind w:left="720" w:firstLine="0"/>
+              <w:jc w:val="left"/>
+            </w:pPr>
+            <w:r>
+              <w:t xml:space="preserve">LEWIS</w:t>
+            </w:r>
+            <w:r>
+              <w:t xml:space="preserve"> </w:t>
+            </w:r>
+            <w:r>
+              <w:t xml:space="preserve">THOMASON,</w:t>
+            </w:r>
+            <w:r>
+              <w:t xml:space="preserve"> </w:t>
+            </w:r>
+            <w:r>
+              <w:t xml:space="preserve">P.C.</w:t>
+            </w:r>
+          </w:p>
+          <w:p>
+            <w:pPr>
+              <w:spacing w:before="0" w:after="0" w:line="276" w:lineRule="exact"/>
+              <w:ind w:left="720" w:firstLine="0"/>
+              <w:jc w:val="left"/>
+            </w:pPr>
+            <w:r>
+              <w:t xml:space="preserve">1201</w:t>
+            </w:r>
+            <w:r>
+              <w:t xml:space="preserve"> </w:t>
+            </w:r>
+            <w:r>
+              <w:t xml:space="preserve">Demonbreun</w:t>
+            </w:r>
+            <w:r>
+              <w:t xml:space="preserve"> </w:t>
+            </w:r>
+            <w:r>
+              <w:t xml:space="preserve">Street,</w:t>
+            </w:r>
+            <w:r>
+              <w:t xml:space="preserve"> </w:t>
+            </w:r>
+            <w:r>
+              <w:t xml:space="preserve">Suite</w:t>
+            </w:r>
+            <w:r>
+              <w:t xml:space="preserve"> </w:t>
+            </w:r>
+            <w:r>
+              <w:t xml:space="preserve">1000</w:t>
+            </w:r>
+          </w:p>
+          <w:p>
+            <w:pPr>
+              <w:spacing w:before="0" w:after="0" w:line="276" w:lineRule="exact"/>
+              <w:ind w:left="720" w:firstLine="0"/>
+              <w:jc w:val="left"/>
+            </w:pPr>
+            <w:r>
+              <w:t xml:space="preserve">Nashville,</w:t>
+            </w:r>
+            <w:r>
+              <w:t xml:space="preserve"> </w:t>
+            </w:r>
+            <w:r>
+              <w:t xml:space="preserve">TN</w:t>
+            </w:r>
+            <w:r>
+              <w:t xml:space="preserve"> </w:t>
+            </w:r>
+            <w:r>
+              <w:t xml:space="preserve">37203</w:t>
+            </w:r>
+          </w:p>
+          <w:p>
+            <w:pPr>
+              <w:spacing w:before="0" w:after="0" w:line="276" w:lineRule="exact"/>
+              <w:ind w:left="720" w:firstLine="0"/>
+              <w:jc w:val="left"/>
+            </w:pPr>
+            <w:r>
+              <w:t xml:space="preserve">Phone:</w:t>
+            </w:r>
+            <w:r>
+              <w:t xml:space="preserve"> </w:t>
+            </w:r>
+            <w:r>
+              <w:t xml:space="preserve">615-⁠259-⁠1343</w:t>
+            </w:r>
+          </w:p>
+          <w:p>
+            <w:pPr>
+              <w:spacing w:before="0" w:after="0" w:line="276" w:lineRule="exact"/>
+              <w:ind w:left="720" w:firstLine="0"/>
+              <w:jc w:val="left"/>
+            </w:pPr>
+            <w:r>
+              <w:t xml:space="preserve">probison@lewisthomason.com</w:t>
+            </w:r>
+          </w:p>
+          <w:p>
+            <w:pPr>
+              <w:spacing w:before="0" w:after="0" w:line="276" w:lineRule="exact"/>
+              <w:ind w:left="720" w:firstLine="0"/>
+              <w:jc w:val="left"/>
+            </w:pPr>
+            <w:r>
+              <w:t xml:space="preserve">Counsel</w:t>
+            </w:r>
+            <w:r>
+              <w:t xml:space="preserve"> </w:t>
+            </w:r>
+            <w:r>
+              <w:t xml:space="preserve">for</w:t>
+            </w:r>
+            <w:r>
+              <w:t xml:space="preserve"> </w:t>
+            </w:r>
+            <w:r>
+              <w:t xml:space="preserve">Defendants</w:t>
+            </w:r>
+            <w:r>
+              <w:t xml:space="preserve"> </w:t>
+            </w:r>
+            <w:r>
+              <w:t xml:space="preserve">Michael</w:t>
+            </w:r>
+            <w:r>
+              <w:t xml:space="preserve"> </w:t>
+            </w:r>
+            <w:r>
+              <w:t xml:space="preserve">Bovaird,</w:t>
+            </w:r>
+            <w:r>
+              <w:t xml:space="preserve"> </w:t>
+            </w:r>
+            <w:r>
+              <w:t xml:space="preserve">Suncoast</w:t>
+            </w:r>
+            <w:r>
+              <w:t xml:space="preserve"> </w:t>
+            </w:r>
+            <w:r>
+              <w:t xml:space="preserve">Audio,</w:t>
+            </w:r>
+            <w:r>
+              <w:t xml:space="preserve"> </w:t>
+            </w:r>
+            <w:r>
+              <w:t xml:space="preserve">LLC,</w:t>
+            </w:r>
+            <w:r>
+              <w:t xml:space="preserve"> </w:t>
+            </w:r>
+            <w:r>
+              <w:t xml:space="preserve">Luxury</w:t>
+            </w:r>
+            <w:r>
+              <w:t xml:space="preserve"> </w:t>
+            </w:r>
+            <w:r>
+              <w:t xml:space="preserve">Hi-Fi</w:t>
+            </w:r>
+            <w:r>
+              <w:t xml:space="preserve"> </w:t>
+            </w:r>
+            <w:r>
+              <w:t xml:space="preserve">Distribution</w:t>
+            </w:r>
+            <w:r>
+              <w:t xml:space="preserve"> </w:t>
+            </w:r>
+            <w:r>
+              <w:t xml:space="preserve">LLC,</w:t>
+            </w:r>
+            <w:r>
+              <w:t xml:space="preserve"> </w:t>
+            </w:r>
+            <w:r>
+              <w:t xml:space="preserve">and</w:t>
+            </w:r>
+            <w:r>
+              <w:t xml:space="preserve"> </w:t>
+            </w:r>
+            <w:r>
+              <w:t xml:space="preserve">Clarisys</w:t>
+            </w:r>
+            <w:r>
+              <w:t xml:space="preserve"> </w:t>
+            </w:r>
+            <w:r>
+              <w:t xml:space="preserve">Audio</w:t>
+            </w:r>
+            <w:r>
+              <w:t xml:space="preserve"> </w:t>
+            </w:r>
+            <w:r>
+              <w:t xml:space="preserve">Global</w:t>
+            </w:r>
+            <w:r>
+              <w:t xml:space="preserve"> </w:t>
+            </w:r>
+            <w:r>
+              <w:t xml:space="preserve">Distribution,</w:t>
+            </w:r>
+            <w:r>
+              <w:t xml:space="preserve"> </w:t>
+            </w:r>
+            <w:r>
+              <w:t xml:space="preserve">LLC</w:t>
+            </w:r>
+          </w:p>
+        </w:tc>
+      </w:tr>
+    </w:tbl>
     <w:p>
       <w:pPr>
         <w:spacing w:before="0" w:after="0" w:line="276" w:lineRule="exact"/>
-        <w:ind w:left="720" w:firstLine="0"/>
-        <w:jc w:val="left"/>
       </w:pPr>
-      <w:r>
-        <w:t xml:space="preserve">Counsel</w:t>
-      </w:r>
-      <w:r>
-        <w:t xml:space="preserve"> </w:t>
-      </w:r>
-      <w:r>
-        <w:t xml:space="preserve">for</w:t>
-      </w:r>
-      <w:r>
-        <w:t xml:space="preserve"> </w:t>
-      </w:r>
-      <w:r>
-        <w:t xml:space="preserve">Defendants</w:t>
-      </w:r>
-      <w:r>
-        <w:t xml:space="preserve"> </w:t>
-      </w:r>
-      <w:r>
-        <w:t xml:space="preserve">Michael</w:t>
-      </w:r>
-      <w:r>
-        <w:t xml:space="preserve"> </w:t>
-      </w:r>
-      <w:r>
-        <w:t xml:space="preserve">Bovaird,</w:t>
-      </w:r>
-      <w:r>
-        <w:t xml:space="preserve"> </w:t>
-      </w:r>
-      <w:r>
-        <w:t xml:space="preserve">Suncoast</w:t>
-      </w:r>
-      <w:r>
-        <w:t xml:space="preserve"> </w:t>
-      </w:r>
-      <w:r>
-        <w:t xml:space="preserve">Audio,</w:t>
-      </w:r>
-      <w:r>
-        <w:t xml:space="preserve"> </w:t>
-      </w:r>
-      <w:r>
-        <w:t xml:space="preserve">LLC,</w:t>
-      </w:r>
-      <w:r>
-        <w:t xml:space="preserve"> </w:t>
-      </w:r>
-      <w:r>
-        <w:t xml:space="preserve">Luxury</w:t>
-      </w:r>
-      <w:r>
-        <w:t xml:space="preserve"> </w:t>
-      </w:r>
-      <w:r>
-        <w:t xml:space="preserve">Hi-Fi</w:t>
-      </w:r>
-      <w:r>
-        <w:t xml:space="preserve"> </w:t>
-      </w:r>
-      <w:r>
-        <w:t xml:space="preserve">Distribution</w:t>
-      </w:r>
-      <w:r>
-        <w:t xml:space="preserve"> </w:t>
-      </w:r>
-      <w:r>
-        <w:t xml:space="preserve">LLC,</w:t>
-      </w:r>
-      <w:r>
-        <w:t xml:space="preserve"> </w:t>
-      </w:r>
-      <w:r>
-        <w:t xml:space="preserve">and</w:t>
-      </w:r>
-      <w:r>
-        <w:t xml:space="preserve"> </w:t>
-      </w:r>
-      <w:r>
-        <w:t xml:space="preserve">Clarisys</w:t>
-      </w:r>
-      <w:r>
-        <w:t xml:space="preserve"> </w:t>
-      </w:r>
-      <w:r>
-        <w:t xml:space="preserve">Audio</w:t>
-      </w:r>
-      <w:r>
-        <w:t xml:space="preserve"> </w:t>
-      </w:r>
-      <w:r>
-        <w:t xml:space="preserve">Global</w:t>
-      </w:r>
-      <w:r>
-        <w:t xml:space="preserve"> </w:t>
-      </w:r>
-      <w:r>
-        <w:t xml:space="preserve">Distribution,</w:t>
-      </w:r>
-      <w:r>
-        <w:t xml:space="preserve"> </w:t>
-      </w:r>
-      <w:r>
-        <w:t xml:space="preserve">LLC</w:t>
-      </w:r>
     </w:p>
-    <w:p>
-      <w:pPr>
-        <w:keepNext/>
-        <w:keepLines/>
-        <w:spacing w:before="276" w:after="0" w:line="276" w:lineRule="exact"/>
-        <w:ind w:left="720" w:firstLine="0"/>
-        <w:jc w:val="left"/>
-      </w:pPr>
-      <w:r>
-        <w:t xml:space="preserve">Florian</w:t>
-      </w:r>
-      <w:r>
-        <w:t xml:space="preserve"> </w:t>
-      </w:r>
-      <w:r>
-        <w:t xml:space="preserve">Wiegand</w:t>
-      </w:r>
-    </w:p>
-    <w:p>
-      <w:pPr>
-        <w:keepNext/>
-        <w:keepLines/>
-        <w:spacing w:before="0" w:after="0" w:line="276" w:lineRule="exact"/>
-        <w:ind w:left="720" w:firstLine="0"/>
-        <w:jc w:val="left"/>
-      </w:pPr>
-      <w:r>
-        <w:t xml:space="preserve">Cross</w:t>
-      </w:r>
-      <w:r>
-        <w:t xml:space="preserve"> </w:t>
-      </w:r>
-      <w:r>
-        <w:t xml:space="preserve">Street</w:t>
-      </w:r>
-      <w:r>
-        <w:t xml:space="preserve"> </w:t>
-      </w:r>
-      <w:r>
-        <w:t xml:space="preserve">Corporate</w:t>
-      </w:r>
-      <w:r>
-        <w:t xml:space="preserve"> </w:t>
-      </w:r>
-      <w:r>
-        <w:t xml:space="preserve">Services,</w:t>
-      </w:r>
-      <w:r>
-        <w:t xml:space="preserve"> </w:t>
-      </w:r>
-      <w:r>
-        <w:t xml:space="preserve">LLC</w:t>
-      </w:r>
-    </w:p>
-    <w:p>
-      <w:pPr>
-        <w:keepNext/>
-        <w:keepLines/>
-        <w:spacing w:before="0" w:after="0" w:line="276" w:lineRule="exact"/>
-        <w:ind w:left="720" w:firstLine="0"/>
-        <w:jc w:val="left"/>
-      </w:pPr>
-      <w:r>
-        <w:t xml:space="preserve">50</w:t>
-      </w:r>
-      <w:r>
-        <w:t xml:space="preserve"> </w:t>
-      </w:r>
-      <w:r>
-        <w:t xml:space="preserve">Central</w:t>
-      </w:r>
-      <w:r>
-        <w:t xml:space="preserve"> </w:t>
-      </w:r>
-      <w:r>
-        <w:t xml:space="preserve">Avenue,</w:t>
-      </w:r>
-      <w:r>
-        <w:t xml:space="preserve"> </w:t>
-      </w:r>
-      <w:r>
-        <w:t xml:space="preserve">8th</w:t>
-      </w:r>
-      <w:r>
-        <w:t xml:space="preserve"> </w:t>
-      </w:r>
-      <w:r>
-        <w:t xml:space="preserve">Floor</w:t>
-      </w:r>
-    </w:p>
+    <w:tbl>
+      <w:tblPr>
+        <w:tblW w:w="9360" w:type="dxa"/>
+        <w:tblLayout w:type="fixed"/>
+        <w:tblCellMar>
+          <w:top w:w="0" w:type="dxa"/>
+          <w:left w:w="0" w:type="dxa"/>
+          <w:bottom w:w="0" w:type="dxa"/>
+          <w:right w:w="0" w:type="dxa"/>
+        </w:tblCellMar>
+        <w:tblLook w:val="0000" w:firstRow="0" w:lastRow="0" w:firstColumn="0" w:lastColumn="0" w:noHBand="0" w:noVBand="0"/>
+      </w:tblPr>
+      <w:tblGrid>
+        <w:gridCol w:w="9360"/>
+      </w:tblGrid>
+      <w:tr>
+        <w:trPr>
+          <w:cantSplit/>
+        </w:trPr>
+        <w:tc>
+          <w:tcPr>
+            <w:tcW w:w="9360" w:type="dxa"/>
+          </w:tcPr>
+          <w:p>
+            <w:pPr>
+              <w:spacing w:before="0" w:after="0" w:line="276" w:lineRule="exact"/>
+              <w:ind w:left="720" w:firstLine="0"/>
+              <w:jc w:val="left"/>
+            </w:pPr>
+            <w:r>
+              <w:t xml:space="preserve">Florian</w:t>
+            </w:r>
+            <w:r>
+              <w:t xml:space="preserve"> </w:t>
+            </w:r>
+            <w:r>
+              <w:t xml:space="preserve">Wiegand</w:t>
+            </w:r>
+          </w:p>
+          <w:p>
+            <w:pPr>
+              <w:spacing w:before="0" w:after="0" w:line="276" w:lineRule="exact"/>
+              <w:ind w:left="720" w:firstLine="0"/>
+              <w:jc w:val="left"/>
+            </w:pPr>
+            <w:r>
+              <w:t xml:space="preserve">Cross</w:t>
+            </w:r>
+            <w:r>
+              <w:t xml:space="preserve"> </w:t>
+            </w:r>
+            <w:r>
+              <w:t xml:space="preserve">Street</w:t>
+            </w:r>
+            <w:r>
+              <w:t xml:space="preserve"> </w:t>
+            </w:r>
+            <w:r>
+              <w:t xml:space="preserve">Corporate</w:t>
+            </w:r>
+            <w:r>
+              <w:t xml:space="preserve"> </w:t>
+            </w:r>
+            <w:r>
+              <w:t xml:space="preserve">Services,</w:t>
+            </w:r>
+            <w:r>
+              <w:t xml:space="preserve"> </w:t>
+            </w:r>
+            <w:r>
+              <w:t xml:space="preserve">LLC</w:t>
+            </w:r>
+          </w:p>
+          <w:p>
+            <w:pPr>
+              <w:spacing w:before="0" w:after="0" w:line="276" w:lineRule="exact"/>
+              <w:ind w:left="720" w:firstLine="0"/>
+              <w:jc w:val="left"/>
+            </w:pPr>
+            <w:r>
+              <w:t xml:space="preserve">50</w:t>
+            </w:r>
+            <w:r>
+              <w:t xml:space="preserve"> </w:t>
+            </w:r>
+            <w:r>
+              <w:t xml:space="preserve">Central</w:t>
+            </w:r>
+            <w:r>
+              <w:t xml:space="preserve"> </w:t>
+            </w:r>
+            <w:r>
+              <w:t xml:space="preserve">Avenue,</w:t>
+            </w:r>
+            <w:r>
+              <w:t xml:space="preserve"> </w:t>
+            </w:r>
+            <w:r>
+              <w:t xml:space="preserve">8th</w:t>
+            </w:r>
+            <w:r>
+              <w:t xml:space="preserve"> </w:t>
+            </w:r>
+            <w:r>
+              <w:t xml:space="preserve">Floor</w:t>
+            </w:r>
+          </w:p>
+          <w:p>
+            <w:pPr>
+              <w:spacing w:before="0" w:after="0" w:line="276" w:lineRule="exact"/>
+              <w:ind w:left="720" w:firstLine="0"/>
+              <w:jc w:val="left"/>
+            </w:pPr>
+            <w:r>
+              <w:t xml:space="preserve">Sarasota,</w:t>
+            </w:r>
+            <w:r>
+              <w:t xml:space="preserve"> </w:t>
+            </w:r>
+            <w:r>
+              <w:t xml:space="preserve">FL</w:t>
+            </w:r>
+            <w:r>
+              <w:t xml:space="preserve"> </w:t>
+            </w:r>
+            <w:r>
+              <w:t xml:space="preserve">34236</w:t>
+            </w:r>
+          </w:p>
+        </w:tc>
+      </w:tr>
+    </w:tbl>
     <w:p>
       <w:pPr>
         <w:spacing w:before="0" w:after="0" w:line="276" w:lineRule="exact"/>
-        <w:ind w:left="720" w:firstLine="0"/>
-        <w:jc w:val="left"/>
       </w:pPr>
-      <w:r>
-        <w:t xml:space="preserve">Sarasota,</w:t>
-      </w:r>
-      <w:r>
-        <w:t xml:space="preserve"> </w:t>
-      </w:r>
-      <w:r>
-        <w:t xml:space="preserve">FL</w:t>
-      </w:r>
-      <w:r>
-        <w:t xml:space="preserve"> </w:t>
-      </w:r>
-      <w:r>
-        <w:t xml:space="preserve">34236</w:t>
-      </w:r>
     </w:p>
-    <w:p>
-      <w:pPr>
-        <w:keepNext/>
-        <w:keepLines/>
-        <w:spacing w:before="276" w:after="0" w:line="276" w:lineRule="exact"/>
-        <w:ind w:left="4680" w:firstLine="0"/>
-        <w:jc w:val="left"/>
-      </w:pPr>
-      <w:r>
-        <w:t xml:space="preserve">/​​s/</w:t>
-      </w:r>
-      <w:r>
-        <w:t xml:space="preserve"> </w:t>
-      </w:r>
-      <w:r>
-        <w:t xml:space="preserve">Eric</w:t>
-      </w:r>
-      <w:r>
-        <w:t xml:space="preserve"> </w:t>
-      </w:r>
-      <w:r>
-        <w:t xml:space="preserve">C.</w:t>
-      </w:r>
-      <w:r>
-        <w:t xml:space="preserve"> </w:t>
-      </w:r>
-      <w:r>
-        <w:t xml:space="preserve">Lyons</w:t>
-      </w:r>
-    </w:p>
-    <w:p>
-      <w:pPr>
-        <w:spacing w:before="138" w:after="0" w:line="276" w:lineRule="exact"/>
-        <w:ind w:left="4680" w:firstLine="0"/>
-        <w:jc w:val="left"/>
-      </w:pPr>
-      <w:r>
-        <w:t xml:space="preserve">Eric</w:t>
-      </w:r>
-      <w:r>
-        <w:t xml:space="preserve"> </w:t>
-      </w:r>
-      <w:r>
-        <w:t xml:space="preserve">C.</w:t>
-      </w:r>
-      <w:r>
-        <w:t xml:space="preserve"> </w:t>
-      </w:r>
-      <w:r>
-        <w:t xml:space="preserve">Lyons</w:t>
-      </w:r>
-      <w:r>
-        <w:t xml:space="preserve"> </w:t>
-      </w:r>
-      <w:r>
-        <w:t xml:space="preserve">(TN</w:t>
-      </w:r>
-      <w:r>
-        <w:t xml:space="preserve"> </w:t>
-      </w:r>
-      <w:r>
-        <w:t xml:space="preserve">#036105)</w:t>
-      </w:r>
-    </w:p>
+    <w:tbl>
+      <w:tblPr>
+        <w:tblW w:w="9360" w:type="dxa"/>
+        <w:tblLayout w:type="fixed"/>
+        <w:tblCellMar>
+          <w:top w:w="0" w:type="dxa"/>
+          <w:left w:w="0" w:type="dxa"/>
+          <w:bottom w:w="0" w:type="dxa"/>
+          <w:right w:w="0" w:type="dxa"/>
+        </w:tblCellMar>
+        <w:tblLook w:val="0000" w:firstRow="0" w:lastRow="0" w:firstColumn="0" w:lastColumn="0" w:noHBand="0" w:noVBand="0"/>
+      </w:tblPr>
+      <w:tblGrid>
+        <w:gridCol w:w="9360"/>
+      </w:tblGrid>
+      <w:tr>
+        <w:trPr>
+          <w:cantSplit/>
+        </w:trPr>
+        <w:tc>
+          <w:tcPr>
+            <w:tcW w:w="9360" w:type="dxa"/>
+          </w:tcPr>
+          <w:p>
+            <w:pPr>
+              <w:spacing w:before="0" w:after="0" w:line="276" w:lineRule="exact"/>
+              <w:ind w:left="4680" w:firstLine="0"/>
+              <w:jc w:val="left"/>
+            </w:pPr>
+            <w:r>
+              <w:t xml:space="preserve">/s/</w:t>
+            </w:r>
+            <w:r>
+              <w:t xml:space="preserve"> </w:t>
+            </w:r>
+            <w:r>
+              <w:t xml:space="preserve">Eric</w:t>
+            </w:r>
+            <w:r>
+              <w:t xml:space="preserve"> </w:t>
+            </w:r>
+            <w:r>
+              <w:t xml:space="preserve">C.</w:t>
+            </w:r>
+            <w:r>
+              <w:t xml:space="preserve"> </w:t>
+            </w:r>
+            <w:r>
+              <w:t xml:space="preserve">Lyons</w:t>
+            </w:r>
+          </w:p>
+          <w:p>
+            <w:pPr>
+              <w:spacing w:before="138" w:after="0" w:line="276" w:lineRule="exact"/>
+              <w:ind w:left="4680" w:firstLine="0"/>
+              <w:jc w:val="left"/>
+            </w:pPr>
+            <w:r>
+              <w:t xml:space="preserve">Eric</w:t>
+            </w:r>
+            <w:r>
+              <w:t xml:space="preserve"> </w:t>
+            </w:r>
+            <w:r>
+              <w:t xml:space="preserve">C.</w:t>
+            </w:r>
+            <w:r>
+              <w:t xml:space="preserve"> </w:t>
+            </w:r>
+            <w:r>
+              <w:t xml:space="preserve">Lyons</w:t>
+            </w:r>
+            <w:r>
+              <w:t xml:space="preserve"> </w:t>
+            </w:r>
+            <w:r>
+              <w:t xml:space="preserve">(TN</w:t>
+            </w:r>
+            <w:r>
+              <w:t xml:space="preserve"> </w:t>
+            </w:r>
+            <w:r>
+              <w:t xml:space="preserve">#036105)</w:t>
+            </w:r>
+          </w:p>
+        </w:tc>
+      </w:tr>
+    </w:tbl>
     <w:sectPr>
-      <w:footerReference w:type="default" r:id="rIdFooter1"/>
+      <w:footerReference w:type="default" r:id="rIdXdPage"/>
       <w:pgSz w:w="12240" w:h="15840"/>
-      <w:pgMar w:top="1440" w:right="1440" w:bottom="1440" w:left="1440" w:header="720" w:footer="735" w:gutter="0"/>
+      <w:pgMar w:top="1440" w:right="1440" w:bottom="1440" w:left="1440" w:header="720" w:footer="732" w:gutter="0"/>
     </w:sectPr>
   </w:body>
 </w:document>
@@ -4303,13 +4243,7 @@
         <w:t xml:space="preserve">Cf. Santoni v. Mueller</w:t>
       </w:r>
       <w:r>
-        <w:t xml:space="preserve">, No. 3:20-CV</w:t>
-      </w:r>
-      <w:r>
-        <w:noBreakHyphen/>
-      </w:r>
-      <w:r>
-        <w:t xml:space="preserve">00975, 2022 WL 97049, at *8 n.9 (M.D. Tenn. Jan. 10, 2022) (emphasis original).</w:t>
+        <w:t xml:space="preserve">, No. 3:20-CV-⁠00975, 2022 WL 97049, at *8 n.9 (M.D. Tenn. Jan. 10, 2022) (emphasis original).</w:t>
       </w:r>
     </w:p>
   </w:footnote>
@@ -4353,6 +4287,109 @@
     </w:p>
   </w:footnote>
 </w:footnotes>
+</file>
+
+<file path=word/ftr-add.xml><?xml version="1.0" encoding="utf-8"?>
+<w:ftr xmlns:w="http://schemas.openxmlformats.org/wordprocessingml/2006/main" xmlns:r="http://schemas.openxmlformats.org/officeDocument/2006/relationships">
+  <w:p>
+    <w:pPr>
+      <w:spacing w:before="0" w:after="0"/>
+      <w:jc w:val="center"/>
+    </w:pPr>
+    <w:r>
+      <w:t>Add-</w:t>
+    </w:r>
+    <w:r>
+      <w:fldChar w:fldCharType="begin"/>
+    </w:r>
+    <w:r>
+      <w:instrText xml:space="preserve"> PAGE </w:instrText>
+    </w:r>
+    <w:r>
+      <w:fldChar w:fldCharType="separate"/>
+    </w:r>
+    <w:r>
+      <w:t>1</w:t>
+    </w:r>
+    <w:r>
+      <w:fldChar w:fldCharType="end"/>
+    </w:r>
+  </w:p>
+</w:ftr>
+</file>
+
+<file path=word/ftr-none.xml><?xml version="1.0" encoding="utf-8"?>
+<w:ftr xmlns:w="http://schemas.openxmlformats.org/wordprocessingml/2006/main" xmlns:r="http://schemas.openxmlformats.org/officeDocument/2006/relationships">
+  <w:p>
+    <w:pPr>
+      <w:spacing w:before="0" w:after="0"/>
+      <w:jc w:val="center"/>
+    </w:pPr>
+  </w:p>
+</w:ftr>
+</file>
+
+<file path=word/ftr-own1.xml><?xml version="1.0" encoding="utf-8"?>
+<w:ftr xmlns:w="http://schemas.openxmlformats.org/wordprocessingml/2006/main" xmlns:r="http://schemas.openxmlformats.org/officeDocument/2006/relationships">
+  <w:p>
+    <w:pPr>
+      <w:spacing w:before="0" w:after="0" w:line="276" w:lineRule="exact"/>
+      <w:jc w:val="center"/>
+    </w:pPr>
+    <w:r>
+      <w:fldChar w:fldCharType="begin"/>
+    </w:r>
+    <w:r>
+      <w:instrText xml:space="preserve"> PAGE </w:instrText>
+    </w:r>
+    <w:r>
+      <w:fldChar w:fldCharType="separate"/>
+    </w:r>
+    <w:r>
+      <w:t>1</w:t>
+    </w:r>
+    <w:r>
+      <w:fldChar w:fldCharType="end"/>
+    </w:r>
+  </w:p>
+</w:ftr>
+</file>
+
+<file path=word/ftr-own2.xml><?xml version="1.0" encoding="utf-8"?>
+<w:ftr xmlns:w="http://schemas.openxmlformats.org/wordprocessingml/2006/main" xmlns:r="http://schemas.openxmlformats.org/officeDocument/2006/relationships">
+  <w:p>
+    <w:pPr>
+      <w:spacing w:before="0" w:after="0" w:line="276" w:lineRule="exact"/>
+      <w:jc w:val="center"/>
+    </w:pPr>
+  </w:p>
+</w:ftr>
+</file>
+
+<file path=word/ftr-page.xml><?xml version="1.0" encoding="utf-8"?>
+<w:ftr xmlns:w="http://schemas.openxmlformats.org/wordprocessingml/2006/main" xmlns:r="http://schemas.openxmlformats.org/officeDocument/2006/relationships">
+  <w:p>
+    <w:pPr>
+      <w:spacing w:before="0" w:after="0"/>
+      <w:jc w:val="center"/>
+    </w:pPr>
+    <w:r>
+      <w:fldChar w:fldCharType="begin"/>
+    </w:r>
+    <w:r>
+      <w:instrText xml:space="preserve"> PAGE </w:instrText>
+    </w:r>
+    <w:r>
+      <w:fldChar w:fldCharType="separate"/>
+    </w:r>
+    <w:r>
+      <w:t>1</w:t>
+    </w:r>
+    <w:r>
+      <w:fldChar w:fldCharType="end"/>
+    </w:r>
+  </w:p>
+</w:ftr>
 </file>
 
 <file path=word/numbering.xml><?xml version="1.0" encoding="utf-8"?>
@@ -4630,7 +4667,7 @@
     <w:pPr>
       <w:keepNext/>
       <w:keepLines/>
-      <w:spacing w:before="0" w:after="0" w:line="276" w:lineRule="exact"/>
+      <w:spacing w:before="240" w:after="120" w:line="276" w:lineRule="exact"/>
       <w:ind w:firstLine="0"/>
       <w:jc w:val="center"/>
       <w:outlineLvl w:val="0"/>
@@ -4658,7 +4695,7 @@
     <w:pPr>
       <w:keepNext/>
       <w:keepLines/>
-      <w:spacing w:before="0" w:after="0" w:line="276" w:lineRule="exact"/>
+      <w:spacing w:before="240" w:after="120" w:line="276" w:lineRule="exact"/>
       <w:ind w:firstLine="0"/>
       <w:outlineLvl w:val="1"/>
     </w:pPr>
@@ -4684,7 +4721,7 @@
     <w:pPr>
       <w:keepNext/>
       <w:keepLines/>
-      <w:spacing w:before="0" w:after="0" w:line="276" w:lineRule="exact"/>
+      <w:spacing w:before="240" w:after="120" w:line="276" w:lineRule="exact"/>
       <w:ind w:firstLine="0"/>
       <w:outlineLvl w:val="2"/>
     </w:pPr>
@@ -4710,7 +4747,7 @@
     <w:pPr>
       <w:keepNext/>
       <w:keepLines/>
-      <w:spacing w:before="0" w:after="0" w:line="276" w:lineRule="exact"/>
+      <w:spacing w:before="240" w:after="120" w:line="276" w:lineRule="exact"/>
       <w:ind w:firstLine="0"/>
       <w:outlineLvl w:val="3"/>
     </w:pPr>
@@ -4737,7 +4774,7 @@
     <w:pPr>
       <w:keepNext/>
       <w:keepLines/>
-      <w:spacing w:before="0" w:after="0" w:line="276" w:lineRule="exact"/>
+      <w:spacing w:before="240" w:after="120" w:line="276" w:lineRule="exact"/>
       <w:ind w:firstLine="0"/>
       <w:outlineLvl w:val="4"/>
     </w:pPr>
@@ -4980,12 +5017,15 @@
     </w:pPr>
   </w:style>
   <w:style w:type="paragraph" w:styleId="FootnoteText">
-    <w:name w:val="footnote text"/>
+    <w:name w:val="Footnote Text"/>
     <w:basedOn w:val="Normal"/>
+    <w:next w:val="FootnoteText"/>
+    <w:uiPriority w:val="9"/>
+    <w:unhideWhenUsed/>
     <w:qFormat/>
     <w:pPr>
-      <w:widowControl/>
-      <w:spacing w:before="0" w:after="140" w:line="276" w:lineRule="exact"/>
+      <w:keepLines/>
+      <w:spacing w:before="4" w:after="140" w:line="276" w:lineRule="exact"/>
     </w:pPr>
     <w:rPr>
       <w:sz w:val="24"/>
@@ -5130,14 +5170,153 @@
       <w:color w:val="365F91" w:themeColor="accent1" w:themeShade="BF"/>
     </w:rPr>
   </w:style>
-  <w:style w:type="paragraph" w:customStyle="1" w:styleId="BodyKeep">
-    <w:name w:val="Body Keep"/>
+  <w:style w:type="paragraph" w:customStyle="1" w:styleId="BodyTextNote">
+    <w:name w:val="Body Text Note"/>
+    <w:basedOn w:val="BodyText"/>
+    <w:qFormat/>
+    <w:pPr>
+      <w:widowControl w:val="0"/>
+    </w:pPr>
+  </w:style>
+  <w:style w:type="paragraph" w:customStyle="1" w:styleId="XdQuote">
+    <w:name w:val="Xd Quote"/>
+    <w:basedOn w:val="Normal"/>
+    <w:qFormat/>
+    <w:pPr>
+      <w:spacing w:before="0" w:after="0" w:line="276" w:lineRule="exact"/>
+      <w:ind w:left="720" w:right="720" w:firstLine="0"/>
+    </w:pPr>
+  </w:style>
+  <w:style w:type="paragraph" w:customStyle="1" w:styleId="XdQuoteFirst">
+    <w:name w:val="Xd Quote First"/>
+    <w:basedOn w:val="Normal"/>
+    <w:qFormat/>
+    <w:pPr>
+      <w:spacing w:before="0" w:after="0" w:line="276" w:lineRule="exact"/>
+      <w:ind w:left="720" w:right="720" w:firstLine="0"/>
+    </w:pPr>
+  </w:style>
+  <w:style w:type="paragraph" w:customStyle="1" w:styleId="XdQuoteLast">
+    <w:name w:val="Xd Quote Last"/>
+    <w:basedOn w:val="Normal"/>
+    <w:qFormat/>
+    <w:pPr>
+      <w:spacing w:before="0" w:after="480" w:line="276" w:lineRule="exact"/>
+      <w:ind w:left="720" w:right="720" w:firstLine="0"/>
+    </w:pPr>
+  </w:style>
+  <w:style w:type="paragraph" w:customStyle="1" w:styleId="XdQuoteOnly">
+    <w:name w:val="Xd Quote Only"/>
+    <w:basedOn w:val="Normal"/>
+    <w:qFormat/>
+    <w:pPr>
+      <w:spacing w:before="0" w:after="480" w:line="276" w:lineRule="exact"/>
+      <w:ind w:left="720" w:right="720" w:firstLine="0"/>
+    </w:pPr>
+  </w:style>
+  <w:style w:type="paragraph" w:customStyle="1" w:styleId="XdTail">
+    <w:name w:val="Xd Tail"/>
+    <w:basedOn w:val="Normal"/>
+    <w:qFormat/>
+    <w:pPr>
+      <w:spacing w:before="0" w:after="0" w:line="552" w:lineRule="exact"/>
+      <w:ind w:firstLine="720"/>
+    </w:pPr>
+  </w:style>
+  <w:style w:type="paragraph" w:customStyle="1" w:styleId="BodyTextKeep">
+    <w:name w:val="Body Text Keep"/>
     <w:basedOn w:val="BodyText"/>
     <w:qFormat/>
     <w:pPr>
       <w:keepNext/>
       <w:keepLines/>
     </w:pPr>
+  </w:style>
+  <w:style w:type="paragraph" w:customStyle="1" w:styleId="XdList1">
+    <w:name w:val="XdList 1"/>
+    <w:basedOn w:val="Normal"/>
+    <w:qFormat/>
+    <w:pPr>
+      <w:spacing w:before="0" w:after="0" w:line="552" w:lineRule="exact"/>
+      <w:ind w:left="720" w:hanging="720"/>
+    </w:pPr>
+  </w:style>
+  <w:style w:type="paragraph" w:customStyle="1" w:styleId="XdList2">
+    <w:name w:val="XdList 2"/>
+    <w:basedOn w:val="Normal"/>
+    <w:qFormat/>
+    <w:pPr>
+      <w:spacing w:before="0" w:after="0" w:line="552" w:lineRule="exact"/>
+      <w:ind w:left="1440" w:hanging="720"/>
+    </w:pPr>
+  </w:style>
+  <w:style w:type="paragraph" w:customStyle="1" w:styleId="XdList3">
+    <w:name w:val="XdList 3"/>
+    <w:basedOn w:val="Normal"/>
+    <w:qFormat/>
+    <w:pPr>
+      <w:spacing w:before="0" w:after="0" w:line="552" w:lineRule="exact"/>
+      <w:ind w:left="2160" w:hanging="720"/>
+    </w:pPr>
+  </w:style>
+  <w:style w:type="paragraph" w:customStyle="1" w:styleId="XdTailList1">
+    <w:name w:val="XdTailList 1"/>
+    <w:basedOn w:val="Normal"/>
+    <w:qFormat/>
+    <w:pPr>
+      <w:spacing w:before="0" w:after="0" w:line="552" w:lineRule="exact"/>
+      <w:ind w:left="720" w:hanging="720"/>
+    </w:pPr>
+  </w:style>
+  <w:style w:type="paragraph" w:customStyle="1" w:styleId="XdTailList2">
+    <w:name w:val="XdTailList 2"/>
+    <w:basedOn w:val="Normal"/>
+    <w:qFormat/>
+    <w:pPr>
+      <w:spacing w:before="0" w:after="0" w:line="552" w:lineRule="exact"/>
+      <w:ind w:left="1440" w:hanging="720"/>
+    </w:pPr>
+  </w:style>
+  <w:style w:type="paragraph" w:customStyle="1" w:styleId="XdTailList3">
+    <w:name w:val="XdTailList 3"/>
+    <w:basedOn w:val="Normal"/>
+    <w:qFormat/>
+    <w:pPr>
+      <w:spacing w:before="0" w:after="0" w:line="552" w:lineRule="exact"/>
+      <w:ind w:left="2160" w:hanging="720"/>
+    </w:pPr>
+  </w:style>
+  <w:style w:type="paragraph" w:customStyle="1" w:styleId="XdQuoteList1">
+    <w:name w:val="Xd Quote List 1"/>
+    <w:basedOn w:val="Normal"/>
+    <w:qFormat/>
+    <w:pPr>
+      <w:spacing w:before="0" w:after="0" w:line="276" w:lineRule="exact"/>
+      <w:ind w:left="1440" w:right="720" w:hanging="720"/>
+    </w:pPr>
+  </w:style>
+  <w:style w:type="paragraph" w:customStyle="1" w:styleId="XdQuoteList2">
+    <w:name w:val="Xd Quote List 2"/>
+    <w:basedOn w:val="Normal"/>
+    <w:qFormat/>
+    <w:pPr>
+      <w:spacing w:before="0" w:after="0" w:line="276" w:lineRule="exact"/>
+      <w:ind w:left="2160" w:right="720" w:hanging="720"/>
+    </w:pPr>
+  </w:style>
+  <w:style w:type="paragraph" w:customStyle="1" w:styleId="XdQuoteList3">
+    <w:name w:val="Xd Quote List 3"/>
+    <w:basedOn w:val="Normal"/>
+    <w:qFormat/>
+    <w:pPr>
+      <w:spacing w:before="0" w:after="0" w:line="276" w:lineRule="exact"/>
+      <w:ind w:left="2880" w:right="720" w:hanging="720"/>
+    </w:pPr>
+  </w:style>
+  <w:style w:type="paragraph" w:customStyle="1" w:styleId="XdTail">
+    <w:name w:val="XdTail"/>
+    <w:basedOn w:val="BodyText"/>
+    <w:qFormat/>
   </w:style>
   <w:style w:type="paragraph" w:customStyle="1" w:styleId="SourceCode">
     <w:name w:val="Source Code"/>
